--- a/library/php/DataMining/NLP Normalisierung Tabelle/6.x Data Mining datenmaske bis frzk_lexem_datenmaske_lexem_funktionsklasse_weight.docx
+++ b/library/php/DataMining/NLP Normalisierung Tabelle/6.x Data Mining datenmaske bis frzk_lexem_datenmaske_lexem_funktionsklasse_weight.docx
@@ -15,6 +15,7 @@
           <w:szCs w:val="48"/>
         </w:rPr>
       </w:pPr>
+      <w:proofErr w:type="spellStart"/>
       <w:r>
         <w:rPr>
           <w:rFonts w:ascii="Segoe UI Emoji" w:hAnsi="Segoe UI Emoji" w:cs="Segoe UI Emoji"/>
@@ -26,6 +27,937 @@
         </w:rPr>
         <w:t>thomasmahler</w:t>
       </w:r>
+      <w:proofErr w:type="spellEnd"/>
+    </w:p>
+    <w:p>
+      <w:pPr>
+        <w:pStyle w:val="berschrift2"/>
+      </w:pPr>
+      <w:r>
+        <w:t>6.x Formale Datenaufbereitung und theoriegeleitete Projektion in den FRZK-Bedeutungsraum</w:t>
+      </w:r>
+    </w:p>
+    <w:p>
+      <w:pPr>
+        <w:spacing w:after="0"/>
+        <w:rPr>
+          <w:rFonts w:ascii="Times New Roman" w:hAnsi="Times New Roman"/>
+        </w:rPr>
+      </w:pPr>
+      <w:r>
+        <w:rPr>
+          <w:rFonts w:ascii="Times New Roman" w:hAnsi="Times New Roman"/>
+        </w:rPr>
+        <w:pict w14:anchorId="374D48E3">
+          <v:rect id="_x0000_i1025" style="width:0;height:1.5pt" o:hralign="center" o:hrstd="t" o:hr="t" fillcolor="#a0a0a0" stroked="f"/>
+        </w:pict>
+      </w:r>
+    </w:p>
+    <w:p>
+      <w:pPr>
+        <w:pStyle w:val="berschrift3"/>
+      </w:pPr>
+      <w:r>
+        <w:t>6.x.1 Ausgangsdaten und relationale Struktur</w:t>
+      </w:r>
+    </w:p>
+    <w:p>
+      <w:pPr>
+        <w:spacing w:before="100" w:beforeAutospacing="1" w:after="100" w:afterAutospacing="1"/>
+        <w:rPr>
+          <w:rFonts w:ascii="Times New Roman" w:hAnsi="Times New Roman"/>
+        </w:rPr>
+      </w:pPr>
+      <w:r>
+        <w:rPr>
+          <w:rFonts w:ascii="Times New Roman" w:hAnsi="Times New Roman"/>
+        </w:rPr>
+        <w:t>Die primären Rohdaten des Systems liegen in der relationalen Tabelle</w:t>
+      </w:r>
+      <w:r>
+        <w:rPr>
+          <w:rFonts w:ascii="Times New Roman" w:hAnsi="Times New Roman"/>
+        </w:rPr>
+        <w:br/>
+      </w:r>
+      <w:proofErr w:type="spellStart"/>
+      <w:r>
+        <w:rPr>
+          <w:rFonts w:ascii="Courier New" w:hAnsi="Courier New" w:cs="Courier New"/>
+          <w:sz w:val="20"/>
+          <w:szCs w:val="20"/>
+        </w:rPr>
+        <w:t>mtr_rueckkopplung_datenmaske</w:t>
+      </w:r>
+      <w:proofErr w:type="spellEnd"/>
+      <w:r>
+        <w:rPr>
+          <w:rFonts w:ascii="Times New Roman" w:hAnsi="Times New Roman"/>
+        </w:rPr>
+        <w:t>.</w:t>
+      </w:r>
+    </w:p>
+    <w:p>
+      <w:pPr>
+        <w:spacing w:before="100" w:beforeAutospacing="1" w:after="100" w:afterAutospacing="1"/>
+        <w:rPr>
+          <w:rFonts w:ascii="Times New Roman" w:hAnsi="Times New Roman"/>
+        </w:rPr>
+      </w:pPr>
+      <w:r>
+        <w:rPr>
+          <w:rFonts w:ascii="Times New Roman" w:hAnsi="Times New Roman"/>
+        </w:rPr>
+        <w:t>Jeder Datensatz enthält:</w:t>
+      </w:r>
+    </w:p>
+    <w:p>
+      <w:pPr>
+        <w:numPr>
+          <w:ilvl w:val="0"/>
+          <w:numId w:val="34"/>
+        </w:numPr>
+        <w:spacing w:before="100" w:beforeAutospacing="1" w:after="100" w:afterAutospacing="1"/>
+        <w:rPr>
+          <w:rFonts w:ascii="Times New Roman" w:hAnsi="Times New Roman"/>
+        </w:rPr>
+      </w:pPr>
+      <w:proofErr w:type="spellStart"/>
+      <w:r>
+        <w:rPr>
+          <w:rFonts w:ascii="Courier New" w:hAnsi="Courier New" w:cs="Courier New"/>
+          <w:sz w:val="20"/>
+          <w:szCs w:val="20"/>
+        </w:rPr>
+        <w:t>ue_id</w:t>
+      </w:r>
+      <w:proofErr w:type="spellEnd"/>
+      <w:r>
+        <w:rPr>
+          <w:rFonts w:ascii="Times New Roman" w:hAnsi="Times New Roman"/>
+        </w:rPr>
+        <w:t xml:space="preserve"> (Unterrichtseinheit),</w:t>
+      </w:r>
+    </w:p>
+    <w:p>
+      <w:pPr>
+        <w:numPr>
+          <w:ilvl w:val="0"/>
+          <w:numId w:val="34"/>
+        </w:numPr>
+        <w:spacing w:before="100" w:beforeAutospacing="1" w:after="100" w:afterAutospacing="1"/>
+        <w:rPr>
+          <w:rFonts w:ascii="Times New Roman" w:hAnsi="Times New Roman"/>
+        </w:rPr>
+      </w:pPr>
+      <w:proofErr w:type="spellStart"/>
+      <w:r>
+        <w:rPr>
+          <w:rFonts w:ascii="Courier New" w:hAnsi="Courier New" w:cs="Courier New"/>
+          <w:sz w:val="20"/>
+          <w:szCs w:val="20"/>
+        </w:rPr>
+        <w:t>teilnehmer_id</w:t>
+      </w:r>
+      <w:proofErr w:type="spellEnd"/>
+      <w:r>
+        <w:rPr>
+          <w:rFonts w:ascii="Times New Roman" w:hAnsi="Times New Roman"/>
+        </w:rPr>
+        <w:t>,</w:t>
+      </w:r>
+    </w:p>
+    <w:p>
+      <w:pPr>
+        <w:numPr>
+          <w:ilvl w:val="0"/>
+          <w:numId w:val="34"/>
+        </w:numPr>
+        <w:spacing w:before="100" w:beforeAutospacing="1" w:after="100" w:afterAutospacing="1"/>
+        <w:rPr>
+          <w:rFonts w:ascii="Times New Roman" w:hAnsi="Times New Roman"/>
+        </w:rPr>
+      </w:pPr>
+      <w:r>
+        <w:rPr>
+          <w:rFonts w:ascii="Times New Roman" w:hAnsi="Times New Roman"/>
+        </w:rPr>
+        <w:t>qualitative Freitext-Rückmeldungen,</w:t>
+      </w:r>
+    </w:p>
+    <w:p>
+      <w:pPr>
+        <w:numPr>
+          <w:ilvl w:val="0"/>
+          <w:numId w:val="34"/>
+        </w:numPr>
+        <w:spacing w:before="100" w:beforeAutospacing="1" w:after="100" w:afterAutospacing="1"/>
+        <w:rPr>
+          <w:rFonts w:ascii="Times New Roman" w:hAnsi="Times New Roman"/>
+        </w:rPr>
+      </w:pPr>
+      <w:r>
+        <w:rPr>
+          <w:rFonts w:ascii="Times New Roman" w:hAnsi="Times New Roman"/>
+        </w:rPr>
+        <w:t>zeitliche und organisatorische Metadaten.</w:t>
+      </w:r>
+    </w:p>
+    <w:p>
+      <w:pPr>
+        <w:spacing w:before="100" w:beforeAutospacing="1" w:after="100" w:afterAutospacing="1"/>
+        <w:rPr>
+          <w:rFonts w:ascii="Times New Roman" w:hAnsi="Times New Roman"/>
+        </w:rPr>
+      </w:pPr>
+      <w:r>
+        <w:rPr>
+          <w:rFonts w:ascii="Times New Roman" w:hAnsi="Times New Roman"/>
+        </w:rPr>
+        <w:t>Formal sei:</w:t>
+      </w:r>
+    </w:p>
+    <w:p>
+      <w:pPr>
+        <w:spacing w:after="0"/>
+        <w:rPr>
+          <w:rFonts w:ascii="Times New Roman" w:hAnsi="Times New Roman"/>
+        </w:rPr>
+      </w:pPr>
+      <w:r>
+        <w:rPr>
+          <w:rFonts w:ascii="Times New Roman" w:hAnsi="Times New Roman"/>
+        </w:rPr>
+        <w:t>T\</w:t>
+      </w:r>
+      <w:proofErr w:type="spellStart"/>
+      <w:r>
+        <w:rPr>
+          <w:rFonts w:ascii="Times New Roman" w:hAnsi="Times New Roman"/>
+        </w:rPr>
+        <w:t>mathcal</w:t>
+      </w:r>
+      <w:proofErr w:type="spellEnd"/>
+      <w:r>
+        <w:rPr>
+          <w:rFonts w:ascii="Times New Roman" w:hAnsi="Times New Roman"/>
+        </w:rPr>
+        <w:t xml:space="preserve">{T}T </w:t>
+      </w:r>
+    </w:p>
+    <w:p>
+      <w:pPr>
+        <w:spacing w:before="100" w:beforeAutospacing="1" w:after="100" w:afterAutospacing="1"/>
+        <w:rPr>
+          <w:rFonts w:ascii="Times New Roman" w:hAnsi="Times New Roman"/>
+        </w:rPr>
+      </w:pPr>
+      <w:r>
+        <w:rPr>
+          <w:rFonts w:ascii="Times New Roman" w:hAnsi="Times New Roman"/>
+        </w:rPr>
+        <w:t>die Menge aller textuellen Rückmeldungen in</w:t>
+      </w:r>
+      <w:r>
+        <w:rPr>
+          <w:rFonts w:ascii="Times New Roman" w:hAnsi="Times New Roman"/>
+        </w:rPr>
+        <w:br/>
+      </w:r>
+      <w:proofErr w:type="spellStart"/>
+      <w:r>
+        <w:rPr>
+          <w:rFonts w:ascii="Courier New" w:hAnsi="Courier New" w:cs="Courier New"/>
+          <w:sz w:val="20"/>
+          <w:szCs w:val="20"/>
+        </w:rPr>
+        <w:t>mtr_rueckkopplung_datenmaske</w:t>
+      </w:r>
+      <w:proofErr w:type="spellEnd"/>
+      <w:r>
+        <w:rPr>
+          <w:rFonts w:ascii="Times New Roman" w:hAnsi="Times New Roman"/>
+        </w:rPr>
+        <w:t>.</w:t>
+      </w:r>
+    </w:p>
+    <w:p>
+      <w:pPr>
+        <w:spacing w:before="100" w:beforeAutospacing="1" w:after="100" w:afterAutospacing="1"/>
+        <w:rPr>
+          <w:rFonts w:ascii="Times New Roman" w:hAnsi="Times New Roman"/>
+        </w:rPr>
+      </w:pPr>
+      <w:r>
+        <w:rPr>
+          <w:rFonts w:ascii="Times New Roman" w:hAnsi="Times New Roman"/>
+        </w:rPr>
+        <w:t>Jedes Element</w:t>
+      </w:r>
+    </w:p>
+    <w:p>
+      <w:pPr>
+        <w:spacing w:after="0"/>
+        <w:rPr>
+          <w:rFonts w:ascii="Times New Roman" w:hAnsi="Times New Roman"/>
+        </w:rPr>
+      </w:pPr>
+      <w:r>
+        <w:rPr>
+          <w:rFonts w:ascii="Times New Roman" w:hAnsi="Times New Roman"/>
+        </w:rPr>
+        <w:t>T</w:t>
+      </w:r>
+      <w:r>
+        <w:rPr>
+          <w:rFonts w:ascii="Cambria Math" w:hAnsi="Cambria Math" w:cs="Cambria Math"/>
+        </w:rPr>
+        <w:t>∈</w:t>
+      </w:r>
+      <w:r>
+        <w:rPr>
+          <w:rFonts w:ascii="Times New Roman" w:hAnsi="Times New Roman"/>
+        </w:rPr>
+        <w:t>TT \in \</w:t>
+      </w:r>
+      <w:proofErr w:type="spellStart"/>
+      <w:r>
+        <w:rPr>
+          <w:rFonts w:ascii="Times New Roman" w:hAnsi="Times New Roman"/>
+        </w:rPr>
+        <w:t>mathcal</w:t>
+      </w:r>
+      <w:proofErr w:type="spellEnd"/>
+      <w:r>
+        <w:rPr>
+          <w:rFonts w:ascii="Times New Roman" w:hAnsi="Times New Roman"/>
+        </w:rPr>
+        <w:t>{T}T</w:t>
+      </w:r>
+      <w:r>
+        <w:rPr>
+          <w:rFonts w:ascii="Cambria Math" w:hAnsi="Cambria Math" w:cs="Cambria Math"/>
+        </w:rPr>
+        <w:t>∈</w:t>
+      </w:r>
+      <w:r>
+        <w:rPr>
+          <w:rFonts w:ascii="Times New Roman" w:hAnsi="Times New Roman"/>
+        </w:rPr>
+        <w:t xml:space="preserve">T </w:t>
+      </w:r>
+    </w:p>
+    <w:p>
+      <w:pPr>
+        <w:spacing w:before="100" w:beforeAutospacing="1" w:after="100" w:afterAutospacing="1"/>
+        <w:rPr>
+          <w:rFonts w:ascii="Times New Roman" w:hAnsi="Times New Roman"/>
+        </w:rPr>
+      </w:pPr>
+      <w:r>
+        <w:rPr>
+          <w:rFonts w:ascii="Times New Roman" w:hAnsi="Times New Roman"/>
+        </w:rPr>
+        <w:t>ist eine Zeichenkette über einem endlichen Alphabet Σ\</w:t>
+      </w:r>
+      <w:proofErr w:type="spellStart"/>
+      <w:r>
+        <w:rPr>
+          <w:rFonts w:ascii="Times New Roman" w:hAnsi="Times New Roman"/>
+        </w:rPr>
+        <w:t>SigmaΣ</w:t>
+      </w:r>
+      <w:proofErr w:type="spellEnd"/>
+      <w:r>
+        <w:rPr>
+          <w:rFonts w:ascii="Times New Roman" w:hAnsi="Times New Roman"/>
+        </w:rPr>
+        <w:t>.</w:t>
+      </w:r>
+    </w:p>
+    <w:p>
+      <w:pPr>
+        <w:spacing w:before="100" w:beforeAutospacing="1" w:after="100" w:afterAutospacing="1"/>
+        <w:rPr>
+          <w:rFonts w:ascii="Times New Roman" w:hAnsi="Times New Roman"/>
+        </w:rPr>
+      </w:pPr>
+      <w:r>
+        <w:rPr>
+          <w:rFonts w:ascii="Times New Roman" w:hAnsi="Times New Roman"/>
+        </w:rPr>
+        <w:t>Diese Texte sind semantisch noch unstrukturiert und nicht direkt im FRZK-Raum darstellbar.</w:t>
+      </w:r>
+    </w:p>
+    <w:p>
+      <w:pPr>
+        <w:spacing w:after="0"/>
+        <w:rPr>
+          <w:rFonts w:ascii="Times New Roman" w:hAnsi="Times New Roman"/>
+        </w:rPr>
+      </w:pPr>
+      <w:r>
+        <w:rPr>
+          <w:rFonts w:ascii="Times New Roman" w:hAnsi="Times New Roman"/>
+        </w:rPr>
+        <w:pict w14:anchorId="2AF20089">
+          <v:rect id="_x0000_i1026" style="width:0;height:1.5pt" o:hralign="center" o:hrstd="t" o:hr="t" fillcolor="#a0a0a0" stroked="f"/>
+        </w:pict>
+      </w:r>
+    </w:p>
+    <w:p>
+      <w:pPr>
+        <w:spacing w:before="100" w:beforeAutospacing="1" w:after="100" w:afterAutospacing="1"/>
+        <w:outlineLvl w:val="1"/>
+        <w:rPr>
+          <w:rFonts w:ascii="Times New Roman" w:hAnsi="Times New Roman"/>
+          <w:b/>
+          <w:bCs/>
+          <w:sz w:val="36"/>
+          <w:szCs w:val="36"/>
+        </w:rPr>
+      </w:pPr>
+      <w:r>
+        <w:rPr>
+          <w:rFonts w:ascii="Times New Roman" w:hAnsi="Times New Roman"/>
+          <w:b/>
+          <w:bCs/>
+          <w:sz w:val="36"/>
+          <w:szCs w:val="36"/>
+        </w:rPr>
+        <w:t>6.x.2 Segmentierung in elementare Bewertungseinheiten</w:t>
+      </w:r>
+    </w:p>
+    <w:p>
+      <w:pPr>
+        <w:spacing w:before="100" w:beforeAutospacing="1" w:after="100" w:afterAutospacing="1"/>
+        <w:rPr>
+          <w:rFonts w:ascii="Times New Roman" w:hAnsi="Times New Roman"/>
+        </w:rPr>
+      </w:pPr>
+      <w:r>
+        <w:rPr>
+          <w:rFonts w:ascii="Times New Roman" w:hAnsi="Times New Roman"/>
+        </w:rPr>
+        <w:t>Die erste Transformation erfolgt über eine deterministische Segmentierungsfunktion</w:t>
+      </w:r>
+    </w:p>
+    <w:p>
+      <w:pPr>
+        <w:spacing w:after="0"/>
+        <w:rPr>
+          <w:rFonts w:ascii="Times New Roman" w:hAnsi="Times New Roman"/>
+        </w:rPr>
+      </w:pPr>
+      <w:proofErr w:type="gramStart"/>
+      <w:r>
+        <w:rPr>
+          <w:rFonts w:ascii="Times New Roman" w:hAnsi="Times New Roman"/>
+        </w:rPr>
+        <w:t>σ:T</w:t>
+      </w:r>
+      <w:proofErr w:type="gramEnd"/>
+      <w:r>
+        <w:rPr>
+          <w:rFonts w:ascii="Times New Roman" w:hAnsi="Times New Roman"/>
+        </w:rPr>
+        <w:t>→V</w:t>
+      </w:r>
+      <w:r>
+        <w:rPr>
+          <w:rFonts w:ascii="Cambria Math" w:hAnsi="Cambria Math" w:cs="Cambria Math"/>
+        </w:rPr>
+        <w:t>∗</w:t>
+      </w:r>
+      <w:r>
+        <w:rPr>
+          <w:rFonts w:ascii="Times New Roman" w:hAnsi="Times New Roman"/>
+        </w:rPr>
+        <w:t>\sigma : \</w:t>
+      </w:r>
+      <w:proofErr w:type="spellStart"/>
+      <w:r>
+        <w:rPr>
+          <w:rFonts w:ascii="Times New Roman" w:hAnsi="Times New Roman"/>
+        </w:rPr>
+        <w:t>mathcal</w:t>
+      </w:r>
+      <w:proofErr w:type="spellEnd"/>
+      <w:r>
+        <w:rPr>
+          <w:rFonts w:ascii="Times New Roman" w:hAnsi="Times New Roman"/>
+        </w:rPr>
+        <w:t>{T} \</w:t>
+      </w:r>
+      <w:proofErr w:type="spellStart"/>
+      <w:r>
+        <w:rPr>
+          <w:rFonts w:ascii="Times New Roman" w:hAnsi="Times New Roman"/>
+        </w:rPr>
+        <w:t>rightarrow</w:t>
+      </w:r>
+      <w:proofErr w:type="spellEnd"/>
+      <w:r>
+        <w:rPr>
+          <w:rFonts w:ascii="Times New Roman" w:hAnsi="Times New Roman"/>
+        </w:rPr>
+        <w:t xml:space="preserve"> \</w:t>
+      </w:r>
+      <w:proofErr w:type="spellStart"/>
+      <w:r>
+        <w:rPr>
+          <w:rFonts w:ascii="Times New Roman" w:hAnsi="Times New Roman"/>
+        </w:rPr>
+        <w:t>mathcal</w:t>
+      </w:r>
+      <w:proofErr w:type="spellEnd"/>
+      <w:r>
+        <w:rPr>
+          <w:rFonts w:ascii="Times New Roman" w:hAnsi="Times New Roman"/>
+        </w:rPr>
+        <w:t>{V}^*</w:t>
+      </w:r>
+      <w:proofErr w:type="spellStart"/>
+      <w:r>
+        <w:rPr>
+          <w:rFonts w:ascii="Times New Roman" w:hAnsi="Times New Roman"/>
+        </w:rPr>
+        <w:t>σ:T→V</w:t>
+      </w:r>
+      <w:proofErr w:type="spellEnd"/>
+      <w:r>
+        <w:rPr>
+          <w:rFonts w:ascii="Cambria Math" w:hAnsi="Cambria Math" w:cs="Cambria Math"/>
+        </w:rPr>
+        <w:t>∗</w:t>
+      </w:r>
+      <w:r>
+        <w:rPr>
+          <w:rFonts w:ascii="Times New Roman" w:hAnsi="Times New Roman"/>
+        </w:rPr>
+        <w:t xml:space="preserve"> </w:t>
+      </w:r>
+    </w:p>
+    <w:p>
+      <w:pPr>
+        <w:spacing w:before="100" w:beforeAutospacing="1" w:after="100" w:afterAutospacing="1"/>
+        <w:rPr>
+          <w:rFonts w:ascii="Times New Roman" w:hAnsi="Times New Roman"/>
+        </w:rPr>
+      </w:pPr>
+      <w:r>
+        <w:rPr>
+          <w:rFonts w:ascii="Times New Roman" w:hAnsi="Times New Roman"/>
+        </w:rPr>
+        <w:t>implementiert in der Befüllung der Tabelle</w:t>
+      </w:r>
+      <w:r>
+        <w:rPr>
+          <w:rFonts w:ascii="Times New Roman" w:hAnsi="Times New Roman"/>
+        </w:rPr>
+        <w:br/>
+      </w:r>
+      <w:proofErr w:type="spellStart"/>
+      <w:r>
+        <w:rPr>
+          <w:rFonts w:ascii="Courier New" w:hAnsi="Courier New" w:cs="Courier New"/>
+          <w:sz w:val="20"/>
+          <w:szCs w:val="20"/>
+        </w:rPr>
+        <w:t>mtr_rueckkopplung_datenmaske_values</w:t>
+      </w:r>
+      <w:proofErr w:type="spellEnd"/>
+      <w:r>
+        <w:rPr>
+          <w:rFonts w:ascii="Times New Roman" w:hAnsi="Times New Roman"/>
+        </w:rPr>
+        <w:t>.</w:t>
+      </w:r>
+    </w:p>
+    <w:p>
+      <w:pPr>
+        <w:spacing w:before="100" w:beforeAutospacing="1" w:after="100" w:afterAutospacing="1"/>
+        <w:rPr>
+          <w:rFonts w:ascii="Times New Roman" w:hAnsi="Times New Roman"/>
+        </w:rPr>
+      </w:pPr>
+      <w:r>
+        <w:rPr>
+          <w:rFonts w:ascii="Times New Roman" w:hAnsi="Times New Roman"/>
+        </w:rPr>
+        <w:t>Für jeden Datensatz TTT gilt:</w:t>
+      </w:r>
+    </w:p>
+    <w:p>
+      <w:pPr>
+        <w:spacing w:after="0"/>
+        <w:rPr>
+          <w:rFonts w:ascii="Times New Roman" w:hAnsi="Times New Roman"/>
+        </w:rPr>
+      </w:pPr>
+      <w:r>
+        <w:rPr>
+          <w:rFonts w:ascii="Times New Roman" w:hAnsi="Times New Roman"/>
+        </w:rPr>
+        <w:t>σ(T)=(v</w:t>
+      </w:r>
+      <w:proofErr w:type="gramStart"/>
+      <w:r>
+        <w:rPr>
+          <w:rFonts w:ascii="Times New Roman" w:hAnsi="Times New Roman"/>
+        </w:rPr>
+        <w:t>1,…</w:t>
+      </w:r>
+      <w:proofErr w:type="gramEnd"/>
+      <w:r>
+        <w:rPr>
+          <w:rFonts w:ascii="Times New Roman" w:hAnsi="Times New Roman"/>
+        </w:rPr>
+        <w:t>,</w:t>
+      </w:r>
+      <w:proofErr w:type="spellStart"/>
+      <w:r>
+        <w:rPr>
+          <w:rFonts w:ascii="Times New Roman" w:hAnsi="Times New Roman"/>
+        </w:rPr>
+        <w:t>vk</w:t>
+      </w:r>
+      <w:proofErr w:type="spellEnd"/>
+      <w:r>
+        <w:rPr>
+          <w:rFonts w:ascii="Times New Roman" w:hAnsi="Times New Roman"/>
+        </w:rPr>
+        <w:t>)\</w:t>
+      </w:r>
+      <w:proofErr w:type="spellStart"/>
+      <w:r>
+        <w:rPr>
+          <w:rFonts w:ascii="Times New Roman" w:hAnsi="Times New Roman"/>
+        </w:rPr>
+        <w:t>sigma</w:t>
+      </w:r>
+      <w:proofErr w:type="spellEnd"/>
+      <w:r>
+        <w:rPr>
+          <w:rFonts w:ascii="Times New Roman" w:hAnsi="Times New Roman"/>
+        </w:rPr>
+        <w:t>(T) = (v_1, \</w:t>
+      </w:r>
+      <w:proofErr w:type="spellStart"/>
+      <w:r>
+        <w:rPr>
+          <w:rFonts w:ascii="Times New Roman" w:hAnsi="Times New Roman"/>
+        </w:rPr>
+        <w:t>dots</w:t>
+      </w:r>
+      <w:proofErr w:type="spellEnd"/>
+      <w:r>
+        <w:rPr>
+          <w:rFonts w:ascii="Times New Roman" w:hAnsi="Times New Roman"/>
+        </w:rPr>
+        <w:t xml:space="preserve">, </w:t>
+      </w:r>
+      <w:proofErr w:type="spellStart"/>
+      <w:r>
+        <w:rPr>
+          <w:rFonts w:ascii="Times New Roman" w:hAnsi="Times New Roman"/>
+        </w:rPr>
+        <w:t>v_k</w:t>
+      </w:r>
+      <w:proofErr w:type="spellEnd"/>
+      <w:r>
+        <w:rPr>
+          <w:rFonts w:ascii="Times New Roman" w:hAnsi="Times New Roman"/>
+        </w:rPr>
+        <w:t>)σ(T)=(v1​,…,</w:t>
+      </w:r>
+      <w:proofErr w:type="spellStart"/>
+      <w:r>
+        <w:rPr>
+          <w:rFonts w:ascii="Times New Roman" w:hAnsi="Times New Roman"/>
+        </w:rPr>
+        <w:t>vk</w:t>
+      </w:r>
+      <w:proofErr w:type="spellEnd"/>
+      <w:r>
+        <w:rPr>
+          <w:rFonts w:ascii="Times New Roman" w:hAnsi="Times New Roman"/>
+        </w:rPr>
+        <w:t xml:space="preserve">​) </w:t>
+      </w:r>
+    </w:p>
+    <w:p>
+      <w:pPr>
+        <w:spacing w:before="100" w:beforeAutospacing="1" w:after="100" w:afterAutospacing="1"/>
+        <w:rPr>
+          <w:rFonts w:ascii="Times New Roman" w:hAnsi="Times New Roman"/>
+        </w:rPr>
+      </w:pPr>
+      <w:r>
+        <w:rPr>
+          <w:rFonts w:ascii="Times New Roman" w:hAnsi="Times New Roman"/>
+        </w:rPr>
+        <w:lastRenderedPageBreak/>
+        <w:t xml:space="preserve">Jedes </w:t>
+      </w:r>
+      <w:proofErr w:type="spellStart"/>
+      <w:r>
+        <w:rPr>
+          <w:rFonts w:ascii="Times New Roman" w:hAnsi="Times New Roman"/>
+        </w:rPr>
+        <w:t>viv_ivi</w:t>
+      </w:r>
+      <w:proofErr w:type="spellEnd"/>
+      <w:r>
+        <w:rPr>
+          <w:rFonts w:ascii="Times New Roman" w:hAnsi="Times New Roman"/>
+        </w:rPr>
+        <w:t>​ wird als eigener Datensatz in</w:t>
+      </w:r>
+      <w:r>
+        <w:rPr>
+          <w:rFonts w:ascii="Times New Roman" w:hAnsi="Times New Roman"/>
+        </w:rPr>
+        <w:br/>
+      </w:r>
+      <w:proofErr w:type="spellStart"/>
+      <w:r>
+        <w:rPr>
+          <w:rFonts w:ascii="Courier New" w:hAnsi="Courier New" w:cs="Courier New"/>
+          <w:sz w:val="20"/>
+          <w:szCs w:val="20"/>
+        </w:rPr>
+        <w:t>mtr_rueckkopplung_datenmaske_values</w:t>
+      </w:r>
+      <w:proofErr w:type="spellEnd"/>
+      <w:r>
+        <w:rPr>
+          <w:rFonts w:ascii="Times New Roman" w:hAnsi="Times New Roman"/>
+        </w:rPr>
+        <w:t xml:space="preserve"> gespeichert.</w:t>
+      </w:r>
+    </w:p>
+    <w:p>
+      <w:pPr>
+        <w:spacing w:before="100" w:beforeAutospacing="1" w:after="100" w:afterAutospacing="1"/>
+        <w:rPr>
+          <w:rFonts w:ascii="Times New Roman" w:hAnsi="Times New Roman"/>
+        </w:rPr>
+      </w:pPr>
+      <w:r>
+        <w:rPr>
+          <w:rFonts w:ascii="Times New Roman" w:hAnsi="Times New Roman"/>
+        </w:rPr>
+        <w:t>Segmentierungsregeln:</w:t>
+      </w:r>
+    </w:p>
+    <w:p>
+      <w:pPr>
+        <w:numPr>
+          <w:ilvl w:val="0"/>
+          <w:numId w:val="35"/>
+        </w:numPr>
+        <w:spacing w:before="100" w:beforeAutospacing="1" w:after="100" w:afterAutospacing="1"/>
+        <w:rPr>
+          <w:rFonts w:ascii="Times New Roman" w:hAnsi="Times New Roman"/>
+        </w:rPr>
+      </w:pPr>
+      <w:r>
+        <w:rPr>
+          <w:rFonts w:ascii="Times New Roman" w:hAnsi="Times New Roman"/>
+        </w:rPr>
+        <w:t>Trennung an Satzzeichen</w:t>
+      </w:r>
+    </w:p>
+    <w:p>
+      <w:pPr>
+        <w:numPr>
+          <w:ilvl w:val="0"/>
+          <w:numId w:val="35"/>
+        </w:numPr>
+        <w:spacing w:before="100" w:beforeAutospacing="1" w:after="100" w:afterAutospacing="1"/>
+        <w:rPr>
+          <w:rFonts w:ascii="Times New Roman" w:hAnsi="Times New Roman"/>
+        </w:rPr>
+      </w:pPr>
+      <w:r>
+        <w:rPr>
+          <w:rFonts w:ascii="Times New Roman" w:hAnsi="Times New Roman"/>
+        </w:rPr>
+        <w:t>Trennung an koordinierenden Konnektoren</w:t>
+      </w:r>
+    </w:p>
+    <w:p>
+      <w:pPr>
+        <w:numPr>
+          <w:ilvl w:val="0"/>
+          <w:numId w:val="35"/>
+        </w:numPr>
+        <w:spacing w:before="100" w:beforeAutospacing="1" w:after="100" w:afterAutospacing="1"/>
+        <w:rPr>
+          <w:rFonts w:ascii="Times New Roman" w:hAnsi="Times New Roman"/>
+        </w:rPr>
+      </w:pPr>
+      <w:r>
+        <w:rPr>
+          <w:rFonts w:ascii="Times New Roman" w:hAnsi="Times New Roman"/>
+        </w:rPr>
+        <w:t>syntaktische Eigenständigkeit</w:t>
+      </w:r>
+    </w:p>
+    <w:p>
+      <w:pPr>
+        <w:numPr>
+          <w:ilvl w:val="0"/>
+          <w:numId w:val="35"/>
+        </w:numPr>
+        <w:spacing w:before="100" w:beforeAutospacing="1" w:after="100" w:afterAutospacing="1"/>
+        <w:rPr>
+          <w:rFonts w:ascii="Times New Roman" w:hAnsi="Times New Roman"/>
+        </w:rPr>
+      </w:pPr>
+      <w:r>
+        <w:rPr>
+          <w:rFonts w:ascii="Times New Roman" w:hAnsi="Times New Roman"/>
+        </w:rPr>
+        <w:t>Eliminierung leerer Fragmente</w:t>
+      </w:r>
+    </w:p>
+    <w:p>
+      <w:pPr>
+        <w:spacing w:before="100" w:beforeAutospacing="1" w:after="100" w:afterAutospacing="1"/>
+        <w:rPr>
+          <w:rFonts w:ascii="Times New Roman" w:hAnsi="Times New Roman"/>
+        </w:rPr>
+      </w:pPr>
+      <w:r>
+        <w:rPr>
+          <w:rFonts w:ascii="Times New Roman" w:hAnsi="Times New Roman"/>
+        </w:rPr>
+        <w:t>Damit entsteht die relationale Struktur:</w:t>
+      </w:r>
+    </w:p>
+    <w:p>
+      <w:pPr>
+        <w:spacing w:after="0"/>
+        <w:rPr>
+          <w:rFonts w:ascii="Times New Roman" w:hAnsi="Times New Roman"/>
+        </w:rPr>
+      </w:pPr>
+      <w:r>
+        <w:rPr>
+          <w:rFonts w:ascii="Times New Roman" w:hAnsi="Times New Roman"/>
+        </w:rPr>
+        <w:t>mtr_rueckkopplung_datenmaske→mtr_rueckkopplung_datenmaske_values\text{mtr\_rueckkopplung\_datenmaske} \</w:t>
+      </w:r>
+      <w:proofErr w:type="spellStart"/>
+      <w:r>
+        <w:rPr>
+          <w:rFonts w:ascii="Times New Roman" w:hAnsi="Times New Roman"/>
+        </w:rPr>
+        <w:t>rightarrow</w:t>
+      </w:r>
+      <w:proofErr w:type="spellEnd"/>
+      <w:r>
+        <w:rPr>
+          <w:rFonts w:ascii="Times New Roman" w:hAnsi="Times New Roman"/>
+        </w:rPr>
+        <w:t xml:space="preserve"> \text{mtr</w:t>
+      </w:r>
+      <w:proofErr w:type="gramStart"/>
+      <w:r>
+        <w:rPr>
+          <w:rFonts w:ascii="Times New Roman" w:hAnsi="Times New Roman"/>
+        </w:rPr>
+        <w:t>\_rueckkopplung\_datenmaske\_values}mtr</w:t>
+      </w:r>
+      <w:proofErr w:type="gramEnd"/>
+      <w:r>
+        <w:rPr>
+          <w:rFonts w:ascii="Times New Roman" w:hAnsi="Times New Roman"/>
+        </w:rPr>
+        <w:t xml:space="preserve">_rueckkopplung_datenmaske→mtr_rueckkopplung_datenmaske_values </w:t>
+      </w:r>
+    </w:p>
+    <w:p>
+      <w:pPr>
+        <w:spacing w:before="100" w:beforeAutospacing="1" w:after="100" w:afterAutospacing="1"/>
+        <w:rPr>
+          <w:rFonts w:ascii="Times New Roman" w:hAnsi="Times New Roman"/>
+        </w:rPr>
+      </w:pPr>
+      <w:r>
+        <w:rPr>
+          <w:rFonts w:ascii="Times New Roman" w:hAnsi="Times New Roman"/>
+        </w:rPr>
+        <w:t>(</w:t>
+      </w:r>
+      <w:proofErr w:type="gramStart"/>
+      <w:r>
+        <w:rPr>
+          <w:rFonts w:ascii="Times New Roman" w:hAnsi="Times New Roman"/>
+        </w:rPr>
+        <w:t>1:n</w:t>
+      </w:r>
+      <w:proofErr w:type="gramEnd"/>
+      <w:r>
+        <w:rPr>
+          <w:rFonts w:ascii="Times New Roman" w:hAnsi="Times New Roman"/>
+        </w:rPr>
+        <w:t>-Beziehung)</w:t>
+      </w:r>
+    </w:p>
+    <w:p>
+      <w:pPr>
+        <w:spacing w:before="100" w:beforeAutospacing="1" w:after="100" w:afterAutospacing="1"/>
+        <w:rPr>
+          <w:rFonts w:ascii="Times New Roman" w:hAnsi="Times New Roman"/>
+        </w:rPr>
+      </w:pPr>
+      <w:r>
+        <w:rPr>
+          <w:rFonts w:ascii="Times New Roman" w:hAnsi="Times New Roman"/>
+        </w:rPr>
+        <w:t>Jeder Value-Datensatz ist eindeutig über</w:t>
+      </w:r>
+      <w:r>
+        <w:rPr>
+          <w:rFonts w:ascii="Times New Roman" w:hAnsi="Times New Roman"/>
+        </w:rPr>
+        <w:br/>
+      </w:r>
+      <w:proofErr w:type="spellStart"/>
+      <w:r>
+        <w:rPr>
+          <w:rFonts w:ascii="Courier New" w:hAnsi="Courier New" w:cs="Courier New"/>
+          <w:sz w:val="20"/>
+          <w:szCs w:val="20"/>
+        </w:rPr>
+        <w:t>id_mtr_rueckkopplung_datenmaske</w:t>
+      </w:r>
+      <w:proofErr w:type="spellEnd"/>
+      <w:r>
+        <w:rPr>
+          <w:rFonts w:ascii="Times New Roman" w:hAnsi="Times New Roman"/>
+        </w:rPr>
+        <w:t xml:space="preserve"> referenziert.</w:t>
+      </w:r>
+    </w:p>
+    <w:p>
+      <w:pPr>
+        <w:spacing w:after="0"/>
+        <w:rPr>
+          <w:rFonts w:ascii="Times New Roman" w:hAnsi="Times New Roman"/>
+        </w:rPr>
+      </w:pPr>
+      <w:r>
+        <w:rPr>
+          <w:rFonts w:ascii="Times New Roman" w:hAnsi="Times New Roman"/>
+        </w:rPr>
+        <w:pict w14:anchorId="210B59F8">
+          <v:rect id="_x0000_i1027" style="width:0;height:1.5pt" o:hralign="center" o:hrstd="t" o:hr="t" fillcolor="#a0a0a0" stroked="f"/>
+        </w:pict>
+      </w:r>
     </w:p>
     <w:p>
       <w:pPr>
@@ -49,7 +981,35 @@
           <w:sz w:val="48"/>
           <w:szCs w:val="48"/>
         </w:rPr>
-        <w:t>6.x Formale Datenaufbereitung und theoriegeleitete Projektion in den FRZK-Bedeutungsraum</w:t>
+        <w:t>6.x.3 Theoretische Fundierung der Funktionsklassen</w:t>
+      </w:r>
+    </w:p>
+    <w:p>
+      <w:pPr>
+        <w:spacing w:before="100" w:beforeAutospacing="1" w:after="100" w:afterAutospacing="1"/>
+        <w:rPr>
+          <w:rFonts w:ascii="Times New Roman" w:hAnsi="Times New Roman"/>
+        </w:rPr>
+      </w:pPr>
+      <w:r>
+        <w:rPr>
+          <w:rFonts w:ascii="Times New Roman" w:hAnsi="Times New Roman"/>
+        </w:rPr>
+        <w:t>Die im FRZK-Modell verwendeten Funktionsklassen sind keine induktiv aus dem Datenmaterial extrahierten Kategorien, sondern theoriegeleitet konstruierte semantische Projektionsachsen. Sie stellen eine konzeptuelle Verdichtung erziehungswissenschaftlicher, motivationspsychologischer und lernpsychologischer Theorietraditionen dar und dienen der operationalisierbaren Abbildung von Rückmeldungssemantik in einen interpretierbaren Bedeutungsraum.</w:t>
+      </w:r>
+    </w:p>
+    <w:p>
+      <w:pPr>
+        <w:spacing w:before="100" w:beforeAutospacing="1" w:after="100" w:afterAutospacing="1"/>
+        <w:rPr>
+          <w:rFonts w:ascii="Times New Roman" w:hAnsi="Times New Roman"/>
+        </w:rPr>
+      </w:pPr>
+      <w:r>
+        <w:rPr>
+          <w:rFonts w:ascii="Times New Roman" w:hAnsi="Times New Roman"/>
+        </w:rPr>
+        <w:t>Formal sei die Menge der Funktionsklassen:</w:t>
       </w:r>
     </w:p>
     <w:p>
@@ -63,8 +1023,273 @@
         <w:rPr>
           <w:rFonts w:ascii="Times New Roman" w:hAnsi="Times New Roman"/>
         </w:rPr>
-        <w:pict w14:anchorId="374D48E3">
-          <v:rect id="_x0000_i1025" style="width:0;height:1.5pt" o:hralign="center" o:hrstd="t" o:hr="t" fillcolor="#a0a0a0" stroked="f"/>
+        <w:t>K={K</w:t>
+      </w:r>
+      <w:proofErr w:type="gramStart"/>
+      <w:r>
+        <w:rPr>
+          <w:rFonts w:ascii="Times New Roman" w:hAnsi="Times New Roman"/>
+        </w:rPr>
+        <w:t>1,…</w:t>
+      </w:r>
+      <w:proofErr w:type="gramEnd"/>
+      <w:r>
+        <w:rPr>
+          <w:rFonts w:ascii="Times New Roman" w:hAnsi="Times New Roman"/>
+        </w:rPr>
+        <w:t>,K7}\</w:t>
+      </w:r>
+      <w:proofErr w:type="spellStart"/>
+      <w:r>
+        <w:rPr>
+          <w:rFonts w:ascii="Times New Roman" w:hAnsi="Times New Roman"/>
+        </w:rPr>
+        <w:t>mathcal</w:t>
+      </w:r>
+      <w:proofErr w:type="spellEnd"/>
+      <w:r>
+        <w:rPr>
+          <w:rFonts w:ascii="Times New Roman" w:hAnsi="Times New Roman"/>
+        </w:rPr>
+        <w:t>{K} = \{K_1, \</w:t>
+      </w:r>
+      <w:proofErr w:type="spellStart"/>
+      <w:r>
+        <w:rPr>
+          <w:rFonts w:ascii="Times New Roman" w:hAnsi="Times New Roman"/>
+        </w:rPr>
+        <w:t>dots</w:t>
+      </w:r>
+      <w:proofErr w:type="spellEnd"/>
+      <w:r>
+        <w:rPr>
+          <w:rFonts w:ascii="Times New Roman" w:hAnsi="Times New Roman"/>
+        </w:rPr>
+        <w:t xml:space="preserve">, K_7\}K={K1​,…,K7​} </w:t>
+      </w:r>
+    </w:p>
+    <w:p>
+      <w:pPr>
+        <w:spacing w:before="100" w:beforeAutospacing="1" w:after="100" w:afterAutospacing="1"/>
+        <w:rPr>
+          <w:rFonts w:ascii="Times New Roman" w:hAnsi="Times New Roman"/>
+        </w:rPr>
+      </w:pPr>
+      <w:r>
+        <w:rPr>
+          <w:rFonts w:ascii="Times New Roman" w:hAnsi="Times New Roman"/>
+        </w:rPr>
+        <w:t>mit:</w:t>
+      </w:r>
+    </w:p>
+    <w:p>
+      <w:pPr>
+        <w:numPr>
+          <w:ilvl w:val="0"/>
+          <w:numId w:val="42"/>
+        </w:numPr>
+        <w:spacing w:before="100" w:beforeAutospacing="1" w:after="100" w:afterAutospacing="1"/>
+        <w:rPr>
+          <w:rFonts w:ascii="Times New Roman" w:hAnsi="Times New Roman"/>
+        </w:rPr>
+      </w:pPr>
+      <w:r>
+        <w:rPr>
+          <w:rFonts w:ascii="Times New Roman" w:hAnsi="Times New Roman"/>
+        </w:rPr>
+        <w:t>K1K_1K1​ Kognition</w:t>
+      </w:r>
+    </w:p>
+    <w:p>
+      <w:pPr>
+        <w:numPr>
+          <w:ilvl w:val="0"/>
+          <w:numId w:val="42"/>
+        </w:numPr>
+        <w:spacing w:before="100" w:beforeAutospacing="1" w:after="100" w:afterAutospacing="1"/>
+        <w:rPr>
+          <w:rFonts w:ascii="Times New Roman" w:hAnsi="Times New Roman"/>
+        </w:rPr>
+      </w:pPr>
+      <w:r>
+        <w:rPr>
+          <w:rFonts w:ascii="Times New Roman" w:hAnsi="Times New Roman"/>
+        </w:rPr>
+        <w:t>K2K_2K2​ Sozial</w:t>
+      </w:r>
+    </w:p>
+    <w:p>
+      <w:pPr>
+        <w:numPr>
+          <w:ilvl w:val="0"/>
+          <w:numId w:val="42"/>
+        </w:numPr>
+        <w:spacing w:before="100" w:beforeAutospacing="1" w:after="100" w:afterAutospacing="1"/>
+        <w:rPr>
+          <w:rFonts w:ascii="Times New Roman" w:hAnsi="Times New Roman"/>
+        </w:rPr>
+      </w:pPr>
+      <w:r>
+        <w:rPr>
+          <w:rFonts w:ascii="Times New Roman" w:hAnsi="Times New Roman"/>
+        </w:rPr>
+        <w:t>K3K_3K3​ Affektiv</w:t>
+      </w:r>
+    </w:p>
+    <w:p>
+      <w:pPr>
+        <w:numPr>
+          <w:ilvl w:val="0"/>
+          <w:numId w:val="42"/>
+        </w:numPr>
+        <w:spacing w:before="100" w:beforeAutospacing="1" w:after="100" w:afterAutospacing="1"/>
+        <w:rPr>
+          <w:rFonts w:ascii="Times New Roman" w:hAnsi="Times New Roman"/>
+        </w:rPr>
+      </w:pPr>
+      <w:r>
+        <w:rPr>
+          <w:rFonts w:ascii="Times New Roman" w:hAnsi="Times New Roman"/>
+        </w:rPr>
+        <w:t>K4K_4K4​ Motivation</w:t>
+      </w:r>
+    </w:p>
+    <w:p>
+      <w:pPr>
+        <w:numPr>
+          <w:ilvl w:val="0"/>
+          <w:numId w:val="42"/>
+        </w:numPr>
+        <w:spacing w:before="100" w:beforeAutospacing="1" w:after="100" w:afterAutospacing="1"/>
+        <w:rPr>
+          <w:rFonts w:ascii="Times New Roman" w:hAnsi="Times New Roman"/>
+        </w:rPr>
+      </w:pPr>
+      <w:r>
+        <w:rPr>
+          <w:rFonts w:ascii="Times New Roman" w:hAnsi="Times New Roman"/>
+        </w:rPr>
+        <w:t>K5K_5K5​ Methodik</w:t>
+      </w:r>
+    </w:p>
+    <w:p>
+      <w:pPr>
+        <w:numPr>
+          <w:ilvl w:val="0"/>
+          <w:numId w:val="42"/>
+        </w:numPr>
+        <w:spacing w:before="100" w:beforeAutospacing="1" w:after="100" w:afterAutospacing="1"/>
+        <w:rPr>
+          <w:rFonts w:ascii="Times New Roman" w:hAnsi="Times New Roman"/>
+        </w:rPr>
+      </w:pPr>
+      <w:r>
+        <w:rPr>
+          <w:rFonts w:ascii="Times New Roman" w:hAnsi="Times New Roman"/>
+        </w:rPr>
+        <w:t>K6K_6K6​ Performanz</w:t>
+      </w:r>
+    </w:p>
+    <w:p>
+      <w:pPr>
+        <w:numPr>
+          <w:ilvl w:val="0"/>
+          <w:numId w:val="42"/>
+        </w:numPr>
+        <w:spacing w:before="100" w:beforeAutospacing="1" w:after="100" w:afterAutospacing="1"/>
+        <w:rPr>
+          <w:rFonts w:ascii="Times New Roman" w:hAnsi="Times New Roman"/>
+        </w:rPr>
+      </w:pPr>
+      <w:r>
+        <w:rPr>
+          <w:rFonts w:ascii="Times New Roman" w:hAnsi="Times New Roman"/>
+        </w:rPr>
+        <w:t>K7K_7K7​ Regulation</w:t>
+      </w:r>
+    </w:p>
+    <w:p>
+      <w:pPr>
+        <w:spacing w:before="100" w:beforeAutospacing="1" w:after="100" w:afterAutospacing="1"/>
+        <w:rPr>
+          <w:rFonts w:ascii="Times New Roman" w:hAnsi="Times New Roman"/>
+        </w:rPr>
+      </w:pPr>
+      <w:r>
+        <w:rPr>
+          <w:rFonts w:ascii="Times New Roman" w:hAnsi="Times New Roman"/>
+        </w:rPr>
+        <w:lastRenderedPageBreak/>
+        <w:t>Diese Auswahl folgt keiner statistischen Faktorenanalyse, sondern einer theoriegeleiteten Strukturentscheidung, die drei Ebenen integriert:</w:t>
+      </w:r>
+    </w:p>
+    <w:p>
+      <w:pPr>
+        <w:numPr>
+          <w:ilvl w:val="0"/>
+          <w:numId w:val="43"/>
+        </w:numPr>
+        <w:spacing w:before="100" w:beforeAutospacing="1" w:after="100" w:afterAutospacing="1"/>
+        <w:rPr>
+          <w:rFonts w:ascii="Times New Roman" w:hAnsi="Times New Roman"/>
+        </w:rPr>
+      </w:pPr>
+      <w:r>
+        <w:rPr>
+          <w:rFonts w:ascii="Times New Roman" w:hAnsi="Times New Roman"/>
+        </w:rPr>
+        <w:t>Lernprozessuale Ebene</w:t>
+      </w:r>
+    </w:p>
+    <w:p>
+      <w:pPr>
+        <w:numPr>
+          <w:ilvl w:val="0"/>
+          <w:numId w:val="43"/>
+        </w:numPr>
+        <w:spacing w:before="100" w:beforeAutospacing="1" w:after="100" w:afterAutospacing="1"/>
+        <w:rPr>
+          <w:rFonts w:ascii="Times New Roman" w:hAnsi="Times New Roman"/>
+        </w:rPr>
+      </w:pPr>
+      <w:r>
+        <w:rPr>
+          <w:rFonts w:ascii="Times New Roman" w:hAnsi="Times New Roman"/>
+        </w:rPr>
+        <w:t>Unterrichtsstrukturelle Ebene</w:t>
+      </w:r>
+    </w:p>
+    <w:p>
+      <w:pPr>
+        <w:numPr>
+          <w:ilvl w:val="0"/>
+          <w:numId w:val="43"/>
+        </w:numPr>
+        <w:spacing w:before="100" w:beforeAutospacing="1" w:after="100" w:afterAutospacing="1"/>
+        <w:rPr>
+          <w:rFonts w:ascii="Times New Roman" w:hAnsi="Times New Roman"/>
+        </w:rPr>
+      </w:pPr>
+      <w:r>
+        <w:rPr>
+          <w:rFonts w:ascii="Times New Roman" w:hAnsi="Times New Roman"/>
+        </w:rPr>
+        <w:t>Personale Ebene</w:t>
+      </w:r>
+    </w:p>
+    <w:p>
+      <w:pPr>
+        <w:spacing w:after="0"/>
+        <w:rPr>
+          <w:rFonts w:ascii="Times New Roman" w:hAnsi="Times New Roman"/>
+        </w:rPr>
+      </w:pPr>
+      <w:r>
+        <w:rPr>
+          <w:rFonts w:ascii="Times New Roman" w:hAnsi="Times New Roman"/>
+        </w:rPr>
+        <w:pict w14:anchorId="2D6D80D2">
+          <v:rect id="_x0000_i1137" style="width:0;height:1.5pt" o:hralign="center" o:hrstd="t" o:hr="t" fillcolor="#a0a0a0" stroked="f"/>
         </w:pict>
       </w:r>
     </w:p>
@@ -88,120 +1313,92 @@
           <w:sz w:val="36"/>
           <w:szCs w:val="36"/>
         </w:rPr>
-        <w:t>6.x.1 Ausgangsdaten und relationale Struktur</w:t>
-      </w:r>
-    </w:p>
-    <w:p>
-      <w:pPr>
-        <w:spacing w:before="100" w:beforeAutospacing="1" w:after="100" w:afterAutospacing="1"/>
-        <w:rPr>
-          <w:rFonts w:ascii="Times New Roman" w:hAnsi="Times New Roman"/>
-        </w:rPr>
-      </w:pPr>
-      <w:r>
-        <w:rPr>
-          <w:rFonts w:ascii="Times New Roman" w:hAnsi="Times New Roman"/>
-        </w:rPr>
-        <w:t>Die primären Rohdaten des Systems liegen in der relationalen Tabelle</w:t>
-      </w:r>
-      <w:r>
-        <w:rPr>
-          <w:rFonts w:ascii="Times New Roman" w:hAnsi="Times New Roman"/>
-        </w:rPr>
-        <w:br/>
-      </w:r>
-      <w:proofErr w:type="spellStart"/>
-      <w:r>
-        <w:rPr>
-          <w:rFonts w:ascii="Courier New" w:hAnsi="Courier New" w:cs="Courier New"/>
-          <w:sz w:val="20"/>
-          <w:szCs w:val="20"/>
-        </w:rPr>
-        <w:t>mtr_rueckkopplung_datenmaske</w:t>
-      </w:r>
-      <w:proofErr w:type="spellEnd"/>
-      <w:r>
-        <w:rPr>
-          <w:rFonts w:ascii="Times New Roman" w:hAnsi="Times New Roman"/>
-        </w:rPr>
-        <w:t>.</w:t>
-      </w:r>
-    </w:p>
-    <w:p>
-      <w:pPr>
-        <w:spacing w:before="100" w:beforeAutospacing="1" w:after="100" w:afterAutospacing="1"/>
-        <w:rPr>
-          <w:rFonts w:ascii="Times New Roman" w:hAnsi="Times New Roman"/>
-        </w:rPr>
-      </w:pPr>
-      <w:r>
-        <w:rPr>
-          <w:rFonts w:ascii="Times New Roman" w:hAnsi="Times New Roman"/>
-        </w:rPr>
-        <w:t>Jeder Datensatz enthält:</w:t>
+        <w:t>6.x.3.1 Kognition</w:t>
+      </w:r>
+    </w:p>
+    <w:p>
+      <w:pPr>
+        <w:spacing w:before="100" w:beforeAutospacing="1" w:after="100" w:afterAutospacing="1"/>
+        <w:rPr>
+          <w:rFonts w:ascii="Times New Roman" w:hAnsi="Times New Roman"/>
+        </w:rPr>
+      </w:pPr>
+      <w:r>
+        <w:rPr>
+          <w:rFonts w:ascii="Times New Roman" w:hAnsi="Times New Roman"/>
+        </w:rPr>
+        <w:t>Die kognitive Dimension bildet die Verarbeitungstiefe, Strukturierung und Verständnisklarheit von Lerninhalten ab.</w:t>
+      </w:r>
+    </w:p>
+    <w:p>
+      <w:pPr>
+        <w:spacing w:before="100" w:beforeAutospacing="1" w:after="100" w:afterAutospacing="1"/>
+        <w:rPr>
+          <w:rFonts w:ascii="Times New Roman" w:hAnsi="Times New Roman"/>
+        </w:rPr>
+      </w:pPr>
+      <w:r>
+        <w:rPr>
+          <w:rFonts w:ascii="Times New Roman" w:hAnsi="Times New Roman"/>
+        </w:rPr>
+        <w:t>Theoretische Fundierung:</w:t>
       </w:r>
     </w:p>
     <w:p>
       <w:pPr>
         <w:numPr>
           <w:ilvl w:val="0"/>
-          <w:numId w:val="34"/>
+          <w:numId w:val="44"/>
         </w:numPr>
         <w:spacing w:before="100" w:beforeAutospacing="1" w:after="100" w:afterAutospacing="1"/>
         <w:rPr>
           <w:rFonts w:ascii="Times New Roman" w:hAnsi="Times New Roman"/>
         </w:rPr>
       </w:pPr>
-      <w:proofErr w:type="spellStart"/>
-      <w:r>
-        <w:rPr>
-          <w:rFonts w:ascii="Courier New" w:hAnsi="Courier New" w:cs="Courier New"/>
-          <w:sz w:val="20"/>
-          <w:szCs w:val="20"/>
-        </w:rPr>
-        <w:t>ue_id</w:t>
-      </w:r>
-      <w:proofErr w:type="spellEnd"/>
-      <w:r>
-        <w:rPr>
-          <w:rFonts w:ascii="Times New Roman" w:hAnsi="Times New Roman"/>
-        </w:rPr>
-        <w:t xml:space="preserve"> (Unterrichtseinheit),</w:t>
+      <w:r>
+        <w:rPr>
+          <w:rFonts w:ascii="Times New Roman" w:hAnsi="Times New Roman"/>
+        </w:rPr>
+        <w:t>Bloom (1956): Taxonomie kognitiver Lernziele</w:t>
       </w:r>
     </w:p>
     <w:p>
       <w:pPr>
         <w:numPr>
           <w:ilvl w:val="0"/>
-          <w:numId w:val="34"/>
+          <w:numId w:val="44"/>
         </w:numPr>
         <w:spacing w:before="100" w:beforeAutospacing="1" w:after="100" w:afterAutospacing="1"/>
         <w:rPr>
           <w:rFonts w:ascii="Times New Roman" w:hAnsi="Times New Roman"/>
         </w:rPr>
       </w:pPr>
+      <w:r>
+        <w:rPr>
+          <w:rFonts w:ascii="Times New Roman" w:hAnsi="Times New Roman"/>
+        </w:rPr>
+        <w:t xml:space="preserve">Anderson &amp; </w:t>
+      </w:r>
       <w:proofErr w:type="spellStart"/>
       <w:r>
         <w:rPr>
-          <w:rFonts w:ascii="Courier New" w:hAnsi="Courier New" w:cs="Courier New"/>
-          <w:sz w:val="20"/>
-          <w:szCs w:val="20"/>
-        </w:rPr>
-        <w:t>teilnehmer_id</w:t>
+          <w:rFonts w:ascii="Times New Roman" w:hAnsi="Times New Roman"/>
+        </w:rPr>
+        <w:t>Krathwohl</w:t>
       </w:r>
       <w:proofErr w:type="spellEnd"/>
       <w:r>
         <w:rPr>
           <w:rFonts w:ascii="Times New Roman" w:hAnsi="Times New Roman"/>
         </w:rPr>
-        <w:t>,</w:t>
+        <w:t xml:space="preserve"> (2001): Revidierte Taxonomie</w:t>
       </w:r>
     </w:p>
     <w:p>
       <w:pPr>
         <w:numPr>
           <w:ilvl w:val="0"/>
-          <w:numId w:val="34"/>
+          <w:numId w:val="44"/>
         </w:numPr>
         <w:spacing w:before="100" w:beforeAutospacing="1" w:after="100" w:afterAutospacing="1"/>
         <w:rPr>
@@ -212,14 +1409,28 @@
         <w:rPr>
           <w:rFonts w:ascii="Times New Roman" w:hAnsi="Times New Roman"/>
         </w:rPr>
-        <w:t>qualitative Freitext-Rückmeldungen,</w:t>
+        <w:t>Piaget (1970): Strukturelle Erkenntnistheorie</w:t>
+      </w:r>
+    </w:p>
+    <w:p>
+      <w:pPr>
+        <w:spacing w:before="100" w:beforeAutospacing="1" w:after="100" w:afterAutospacing="1"/>
+        <w:rPr>
+          <w:rFonts w:ascii="Times New Roman" w:hAnsi="Times New Roman"/>
+        </w:rPr>
+      </w:pPr>
+      <w:r>
+        <w:rPr>
+          <w:rFonts w:ascii="Times New Roman" w:hAnsi="Times New Roman"/>
+        </w:rPr>
+        <w:t>Im FRZK-Modell operationalisiert sich Kognition über Lexeme, die:</w:t>
       </w:r>
     </w:p>
     <w:p>
       <w:pPr>
         <w:numPr>
           <w:ilvl w:val="0"/>
-          <w:numId w:val="34"/>
+          <w:numId w:val="45"/>
         </w:numPr>
         <w:spacing w:before="100" w:beforeAutospacing="1" w:after="100" w:afterAutospacing="1"/>
         <w:rPr>
@@ -230,21 +1441,57 @@
         <w:rPr>
           <w:rFonts w:ascii="Times New Roman" w:hAnsi="Times New Roman"/>
         </w:rPr>
-        <w:t>zeitliche und organisatorische Metadaten.</w:t>
-      </w:r>
-    </w:p>
-    <w:p>
-      <w:pPr>
-        <w:spacing w:before="100" w:beforeAutospacing="1" w:after="100" w:afterAutospacing="1"/>
-        <w:rPr>
-          <w:rFonts w:ascii="Times New Roman" w:hAnsi="Times New Roman"/>
-        </w:rPr>
-      </w:pPr>
-      <w:r>
-        <w:rPr>
-          <w:rFonts w:ascii="Times New Roman" w:hAnsi="Times New Roman"/>
-        </w:rPr>
-        <w:t>Formal sei:</w:t>
+        <w:t>Verständnis signalisieren</w:t>
+      </w:r>
+    </w:p>
+    <w:p>
+      <w:pPr>
+        <w:numPr>
+          <w:ilvl w:val="0"/>
+          <w:numId w:val="45"/>
+        </w:numPr>
+        <w:spacing w:before="100" w:beforeAutospacing="1" w:after="100" w:afterAutospacing="1"/>
+        <w:rPr>
+          <w:rFonts w:ascii="Times New Roman" w:hAnsi="Times New Roman"/>
+        </w:rPr>
+      </w:pPr>
+      <w:r>
+        <w:rPr>
+          <w:rFonts w:ascii="Times New Roman" w:hAnsi="Times New Roman"/>
+        </w:rPr>
+        <w:t>Strukturwahrnehmung ausdrücken</w:t>
+      </w:r>
+    </w:p>
+    <w:p>
+      <w:pPr>
+        <w:numPr>
+          <w:ilvl w:val="0"/>
+          <w:numId w:val="45"/>
+        </w:numPr>
+        <w:spacing w:before="100" w:beforeAutospacing="1" w:after="100" w:afterAutospacing="1"/>
+        <w:rPr>
+          <w:rFonts w:ascii="Times New Roman" w:hAnsi="Times New Roman"/>
+        </w:rPr>
+      </w:pPr>
+      <w:r>
+        <w:rPr>
+          <w:rFonts w:ascii="Times New Roman" w:hAnsi="Times New Roman"/>
+        </w:rPr>
+        <w:t>epistemische Klarheit anzeigen</w:t>
+      </w:r>
+    </w:p>
+    <w:p>
+      <w:pPr>
+        <w:spacing w:before="100" w:beforeAutospacing="1" w:after="100" w:afterAutospacing="1"/>
+        <w:rPr>
+          <w:rFonts w:ascii="Times New Roman" w:hAnsi="Times New Roman"/>
+        </w:rPr>
+      </w:pPr>
+      <w:r>
+        <w:rPr>
+          <w:rFonts w:ascii="Times New Roman" w:hAnsi="Times New Roman"/>
+        </w:rPr>
+        <w:t>Die Dimension repräsentiert somit die epistemische Seite des Lernprozesses.</w:t>
       </w:r>
     </w:p>
     <w:p>
@@ -258,180 +1505,8 @@
         <w:rPr>
           <w:rFonts w:ascii="Times New Roman" w:hAnsi="Times New Roman"/>
         </w:rPr>
-        <w:t>T\</w:t>
-      </w:r>
-      <w:proofErr w:type="spellStart"/>
-      <w:r>
-        <w:rPr>
-          <w:rFonts w:ascii="Times New Roman" w:hAnsi="Times New Roman"/>
-        </w:rPr>
-        <w:t>mathcal</w:t>
-      </w:r>
-      <w:proofErr w:type="spellEnd"/>
-      <w:r>
-        <w:rPr>
-          <w:rFonts w:ascii="Times New Roman" w:hAnsi="Times New Roman"/>
-        </w:rPr>
-        <w:t xml:space="preserve">{T}T </w:t>
-      </w:r>
-    </w:p>
-    <w:p>
-      <w:pPr>
-        <w:spacing w:before="100" w:beforeAutospacing="1" w:after="100" w:afterAutospacing="1"/>
-        <w:rPr>
-          <w:rFonts w:ascii="Times New Roman" w:hAnsi="Times New Roman"/>
-        </w:rPr>
-      </w:pPr>
-      <w:r>
-        <w:rPr>
-          <w:rFonts w:ascii="Times New Roman" w:hAnsi="Times New Roman"/>
-        </w:rPr>
-        <w:t>die Menge aller textuellen Rückmeldungen in</w:t>
-      </w:r>
-      <w:r>
-        <w:rPr>
-          <w:rFonts w:ascii="Times New Roman" w:hAnsi="Times New Roman"/>
-        </w:rPr>
-        <w:br/>
-      </w:r>
-      <w:proofErr w:type="spellStart"/>
-      <w:r>
-        <w:rPr>
-          <w:rFonts w:ascii="Courier New" w:hAnsi="Courier New" w:cs="Courier New"/>
-          <w:sz w:val="20"/>
-          <w:szCs w:val="20"/>
-        </w:rPr>
-        <w:t>mtr_rueckkopplung_datenmaske</w:t>
-      </w:r>
-      <w:proofErr w:type="spellEnd"/>
-      <w:r>
-        <w:rPr>
-          <w:rFonts w:ascii="Times New Roman" w:hAnsi="Times New Roman"/>
-        </w:rPr>
-        <w:t>.</w:t>
-      </w:r>
-    </w:p>
-    <w:p>
-      <w:pPr>
-        <w:spacing w:before="100" w:beforeAutospacing="1" w:after="100" w:afterAutospacing="1"/>
-        <w:rPr>
-          <w:rFonts w:ascii="Times New Roman" w:hAnsi="Times New Roman"/>
-        </w:rPr>
-      </w:pPr>
-      <w:r>
-        <w:rPr>
-          <w:rFonts w:ascii="Times New Roman" w:hAnsi="Times New Roman"/>
-        </w:rPr>
-        <w:t>Jedes Element</w:t>
-      </w:r>
-    </w:p>
-    <w:p>
-      <w:pPr>
-        <w:spacing w:after="0"/>
-        <w:rPr>
-          <w:rFonts w:ascii="Times New Roman" w:hAnsi="Times New Roman"/>
-        </w:rPr>
-      </w:pPr>
-      <w:r>
-        <w:rPr>
-          <w:rFonts w:ascii="Times New Roman" w:hAnsi="Times New Roman"/>
-        </w:rPr>
-        <w:t>T</w:t>
-      </w:r>
-      <w:r>
-        <w:rPr>
-          <w:rFonts w:ascii="Cambria Math" w:hAnsi="Cambria Math" w:cs="Cambria Math"/>
-        </w:rPr>
-        <w:t>∈</w:t>
-      </w:r>
-      <w:r>
-        <w:rPr>
-          <w:rFonts w:ascii="Times New Roman" w:hAnsi="Times New Roman"/>
-        </w:rPr>
-        <w:t>TT \in \</w:t>
-      </w:r>
-      <w:proofErr w:type="spellStart"/>
-      <w:r>
-        <w:rPr>
-          <w:rFonts w:ascii="Times New Roman" w:hAnsi="Times New Roman"/>
-        </w:rPr>
-        <w:t>mathcal</w:t>
-      </w:r>
-      <w:proofErr w:type="spellEnd"/>
-      <w:r>
-        <w:rPr>
-          <w:rFonts w:ascii="Times New Roman" w:hAnsi="Times New Roman"/>
-        </w:rPr>
-        <w:t>{T}T</w:t>
-      </w:r>
-      <w:r>
-        <w:rPr>
-          <w:rFonts w:ascii="Cambria Math" w:hAnsi="Cambria Math" w:cs="Cambria Math"/>
-        </w:rPr>
-        <w:t>∈</w:t>
-      </w:r>
-      <w:r>
-        <w:rPr>
-          <w:rFonts w:ascii="Times New Roman" w:hAnsi="Times New Roman"/>
-        </w:rPr>
-        <w:t xml:space="preserve">T </w:t>
-      </w:r>
-    </w:p>
-    <w:p>
-      <w:pPr>
-        <w:spacing w:before="100" w:beforeAutospacing="1" w:after="100" w:afterAutospacing="1"/>
-        <w:rPr>
-          <w:rFonts w:ascii="Times New Roman" w:hAnsi="Times New Roman"/>
-        </w:rPr>
-      </w:pPr>
-      <w:r>
-        <w:rPr>
-          <w:rFonts w:ascii="Times New Roman" w:hAnsi="Times New Roman"/>
-        </w:rPr>
-        <w:t>ist eine Zeichenkette über einem endlichen Alphabet Σ\</w:t>
-      </w:r>
-      <w:proofErr w:type="spellStart"/>
-      <w:r>
-        <w:rPr>
-          <w:rFonts w:ascii="Times New Roman" w:hAnsi="Times New Roman"/>
-        </w:rPr>
-        <w:t>SigmaΣ</w:t>
-      </w:r>
-      <w:proofErr w:type="spellEnd"/>
-      <w:r>
-        <w:rPr>
-          <w:rFonts w:ascii="Times New Roman" w:hAnsi="Times New Roman"/>
-        </w:rPr>
-        <w:t>.</w:t>
-      </w:r>
-    </w:p>
-    <w:p>
-      <w:pPr>
-        <w:spacing w:before="100" w:beforeAutospacing="1" w:after="100" w:afterAutospacing="1"/>
-        <w:rPr>
-          <w:rFonts w:ascii="Times New Roman" w:hAnsi="Times New Roman"/>
-        </w:rPr>
-      </w:pPr>
-      <w:r>
-        <w:rPr>
-          <w:rFonts w:ascii="Times New Roman" w:hAnsi="Times New Roman"/>
-        </w:rPr>
-        <w:t>Diese Texte sind semantisch noch unstrukturiert und nicht direkt im FRZK-Raum darstellbar.</w:t>
-      </w:r>
-    </w:p>
-    <w:p>
-      <w:pPr>
-        <w:spacing w:after="0"/>
-        <w:rPr>
-          <w:rFonts w:ascii="Times New Roman" w:hAnsi="Times New Roman"/>
-        </w:rPr>
-      </w:pPr>
-      <w:r>
-        <w:rPr>
-          <w:rFonts w:ascii="Times New Roman" w:hAnsi="Times New Roman"/>
-        </w:rPr>
-        <w:pict w14:anchorId="2AF20089">
-          <v:rect id="_x0000_i1026" style="width:0;height:1.5pt" o:hralign="center" o:hrstd="t" o:hr="t" fillcolor="#a0a0a0" stroked="f"/>
+        <w:pict w14:anchorId="5CF3C77D">
+          <v:rect id="_x0000_i1138" style="width:0;height:1.5pt" o:hralign="center" o:hrstd="t" o:hr="t" fillcolor="#a0a0a0" stroked="f"/>
         </w:pict>
       </w:r>
     </w:p>
@@ -455,21 +1530,208 @@
           <w:sz w:val="36"/>
           <w:szCs w:val="36"/>
         </w:rPr>
-        <w:t>6.x.2 Segmentierung in elementare Bewertungseinheiten</w:t>
-      </w:r>
-    </w:p>
-    <w:p>
-      <w:pPr>
-        <w:spacing w:before="100" w:beforeAutospacing="1" w:after="100" w:afterAutospacing="1"/>
-        <w:rPr>
-          <w:rFonts w:ascii="Times New Roman" w:hAnsi="Times New Roman"/>
-        </w:rPr>
-      </w:pPr>
-      <w:r>
-        <w:rPr>
-          <w:rFonts w:ascii="Times New Roman" w:hAnsi="Times New Roman"/>
-        </w:rPr>
-        <w:t>Die erste Transformation erfolgt über eine deterministische Segmentierungsfunktion</w:t>
+        <w:t>6.x.3.2 Sozial</w:t>
+      </w:r>
+    </w:p>
+    <w:p>
+      <w:pPr>
+        <w:spacing w:before="100" w:beforeAutospacing="1" w:after="100" w:afterAutospacing="1"/>
+        <w:rPr>
+          <w:rFonts w:ascii="Times New Roman" w:hAnsi="Times New Roman"/>
+        </w:rPr>
+      </w:pPr>
+      <w:r>
+        <w:rPr>
+          <w:rFonts w:ascii="Times New Roman" w:hAnsi="Times New Roman"/>
+        </w:rPr>
+        <w:t>Die soziale Dimension beschreibt Interaktionsqualität, Kooperationsstruktur und gruppendynamische Aspekte.</w:t>
+      </w:r>
+    </w:p>
+    <w:p>
+      <w:pPr>
+        <w:spacing w:before="100" w:beforeAutospacing="1" w:after="100" w:afterAutospacing="1"/>
+        <w:rPr>
+          <w:rFonts w:ascii="Times New Roman" w:hAnsi="Times New Roman"/>
+        </w:rPr>
+      </w:pPr>
+      <w:r>
+        <w:rPr>
+          <w:rFonts w:ascii="Times New Roman" w:hAnsi="Times New Roman"/>
+        </w:rPr>
+        <w:t>Theoretische Fundierung:</w:t>
+      </w:r>
+    </w:p>
+    <w:p>
+      <w:pPr>
+        <w:numPr>
+          <w:ilvl w:val="0"/>
+          <w:numId w:val="46"/>
+        </w:numPr>
+        <w:spacing w:before="100" w:beforeAutospacing="1" w:after="100" w:afterAutospacing="1"/>
+        <w:rPr>
+          <w:rFonts w:ascii="Times New Roman" w:hAnsi="Times New Roman"/>
+        </w:rPr>
+      </w:pPr>
+      <w:proofErr w:type="spellStart"/>
+      <w:r>
+        <w:rPr>
+          <w:rFonts w:ascii="Times New Roman" w:hAnsi="Times New Roman"/>
+        </w:rPr>
+        <w:t>Vygotsky</w:t>
+      </w:r>
+      <w:proofErr w:type="spellEnd"/>
+      <w:r>
+        <w:rPr>
+          <w:rFonts w:ascii="Times New Roman" w:hAnsi="Times New Roman"/>
+        </w:rPr>
+        <w:t xml:space="preserve"> (1978): Zone der nächsten Entwicklung</w:t>
+      </w:r>
+    </w:p>
+    <w:p>
+      <w:pPr>
+        <w:numPr>
+          <w:ilvl w:val="0"/>
+          <w:numId w:val="46"/>
+        </w:numPr>
+        <w:spacing w:before="100" w:beforeAutospacing="1" w:after="100" w:afterAutospacing="1"/>
+        <w:rPr>
+          <w:rFonts w:ascii="Times New Roman" w:hAnsi="Times New Roman"/>
+        </w:rPr>
+      </w:pPr>
+      <w:r>
+        <w:rPr>
+          <w:rFonts w:ascii="Times New Roman" w:hAnsi="Times New Roman"/>
+        </w:rPr>
+        <w:t>Bandura (1977): Sozial-kognitive Lerntheorie</w:t>
+      </w:r>
+    </w:p>
+    <w:p>
+      <w:pPr>
+        <w:numPr>
+          <w:ilvl w:val="0"/>
+          <w:numId w:val="46"/>
+        </w:numPr>
+        <w:spacing w:before="100" w:beforeAutospacing="1" w:after="100" w:afterAutospacing="1"/>
+        <w:rPr>
+          <w:rFonts w:ascii="Times New Roman" w:hAnsi="Times New Roman"/>
+        </w:rPr>
+      </w:pPr>
+      <w:r>
+        <w:rPr>
+          <w:rFonts w:ascii="Times New Roman" w:hAnsi="Times New Roman"/>
+        </w:rPr>
+        <w:t>Johnson &amp; Johnson (1989): Kooperatives Lernen</w:t>
+      </w:r>
+    </w:p>
+    <w:p>
+      <w:pPr>
+        <w:spacing w:before="100" w:beforeAutospacing="1" w:after="100" w:afterAutospacing="1"/>
+        <w:rPr>
+          <w:rFonts w:ascii="Times New Roman" w:hAnsi="Times New Roman"/>
+        </w:rPr>
+      </w:pPr>
+      <w:r>
+        <w:rPr>
+          <w:rFonts w:ascii="Times New Roman" w:hAnsi="Times New Roman"/>
+        </w:rPr>
+        <w:t>Operationalisierung:</w:t>
+      </w:r>
+    </w:p>
+    <w:p>
+      <w:pPr>
+        <w:spacing w:before="100" w:beforeAutospacing="1" w:after="100" w:afterAutospacing="1"/>
+        <w:rPr>
+          <w:rFonts w:ascii="Times New Roman" w:hAnsi="Times New Roman"/>
+        </w:rPr>
+      </w:pPr>
+      <w:r>
+        <w:rPr>
+          <w:rFonts w:ascii="Times New Roman" w:hAnsi="Times New Roman"/>
+        </w:rPr>
+        <w:t>Lexeme, die auf:</w:t>
+      </w:r>
+    </w:p>
+    <w:p>
+      <w:pPr>
+        <w:numPr>
+          <w:ilvl w:val="0"/>
+          <w:numId w:val="47"/>
+        </w:numPr>
+        <w:spacing w:before="100" w:beforeAutospacing="1" w:after="100" w:afterAutospacing="1"/>
+        <w:rPr>
+          <w:rFonts w:ascii="Times New Roman" w:hAnsi="Times New Roman"/>
+        </w:rPr>
+      </w:pPr>
+      <w:r>
+        <w:rPr>
+          <w:rFonts w:ascii="Times New Roman" w:hAnsi="Times New Roman"/>
+        </w:rPr>
+        <w:t>Zusammenarbeit</w:t>
+      </w:r>
+    </w:p>
+    <w:p>
+      <w:pPr>
+        <w:numPr>
+          <w:ilvl w:val="0"/>
+          <w:numId w:val="47"/>
+        </w:numPr>
+        <w:spacing w:before="100" w:beforeAutospacing="1" w:after="100" w:afterAutospacing="1"/>
+        <w:rPr>
+          <w:rFonts w:ascii="Times New Roman" w:hAnsi="Times New Roman"/>
+        </w:rPr>
+      </w:pPr>
+      <w:r>
+        <w:rPr>
+          <w:rFonts w:ascii="Times New Roman" w:hAnsi="Times New Roman"/>
+        </w:rPr>
+        <w:t>Kommunikationsklima</w:t>
+      </w:r>
+    </w:p>
+    <w:p>
+      <w:pPr>
+        <w:numPr>
+          <w:ilvl w:val="0"/>
+          <w:numId w:val="47"/>
+        </w:numPr>
+        <w:spacing w:before="100" w:beforeAutospacing="1" w:after="100" w:afterAutospacing="1"/>
+        <w:rPr>
+          <w:rFonts w:ascii="Times New Roman" w:hAnsi="Times New Roman"/>
+        </w:rPr>
+      </w:pPr>
+      <w:r>
+        <w:rPr>
+          <w:rFonts w:ascii="Times New Roman" w:hAnsi="Times New Roman"/>
+        </w:rPr>
+        <w:t>gegenseitige Unterstützung</w:t>
+      </w:r>
+    </w:p>
+    <w:p>
+      <w:pPr>
+        <w:spacing w:before="100" w:beforeAutospacing="1" w:after="100" w:afterAutospacing="1"/>
+        <w:rPr>
+          <w:rFonts w:ascii="Times New Roman" w:hAnsi="Times New Roman"/>
+        </w:rPr>
+      </w:pPr>
+      <w:r>
+        <w:rPr>
+          <w:rFonts w:ascii="Times New Roman" w:hAnsi="Times New Roman"/>
+        </w:rPr>
+        <w:t>verweisen.</w:t>
+      </w:r>
+    </w:p>
+    <w:p>
+      <w:pPr>
+        <w:spacing w:before="100" w:beforeAutospacing="1" w:after="100" w:afterAutospacing="1"/>
+        <w:rPr>
+          <w:rFonts w:ascii="Times New Roman" w:hAnsi="Times New Roman"/>
+        </w:rPr>
+      </w:pPr>
+      <w:r>
+        <w:rPr>
+          <w:rFonts w:ascii="Times New Roman" w:hAnsi="Times New Roman"/>
+        </w:rPr>
+        <w:lastRenderedPageBreak/>
+        <w:t>Diese Dimension modelliert Lernen als sozial eingebetteten Prozess.</w:t>
       </w:r>
     </w:p>
     <w:p>
@@ -479,19 +1741,1558 @@
           <w:rFonts w:ascii="Times New Roman" w:hAnsi="Times New Roman"/>
         </w:rPr>
       </w:pPr>
+      <w:r>
+        <w:rPr>
+          <w:rFonts w:ascii="Times New Roman" w:hAnsi="Times New Roman"/>
+        </w:rPr>
+        <w:pict w14:anchorId="0F38E007">
+          <v:rect id="_x0000_i1139" style="width:0;height:1.5pt" o:hralign="center" o:hrstd="t" o:hr="t" fillcolor="#a0a0a0" stroked="f"/>
+        </w:pict>
+      </w:r>
+    </w:p>
+    <w:p>
+      <w:pPr>
+        <w:spacing w:before="100" w:beforeAutospacing="1" w:after="100" w:afterAutospacing="1"/>
+        <w:outlineLvl w:val="1"/>
+        <w:rPr>
+          <w:rFonts w:ascii="Times New Roman" w:hAnsi="Times New Roman"/>
+          <w:b/>
+          <w:bCs/>
+          <w:sz w:val="36"/>
+          <w:szCs w:val="36"/>
+        </w:rPr>
+      </w:pPr>
+      <w:r>
+        <w:rPr>
+          <w:rFonts w:ascii="Times New Roman" w:hAnsi="Times New Roman"/>
+          <w:b/>
+          <w:bCs/>
+          <w:sz w:val="36"/>
+          <w:szCs w:val="36"/>
+        </w:rPr>
+        <w:t>6.x.3.3 Affektiv</w:t>
+      </w:r>
+    </w:p>
+    <w:p>
+      <w:pPr>
+        <w:spacing w:before="100" w:beforeAutospacing="1" w:after="100" w:afterAutospacing="1"/>
+        <w:rPr>
+          <w:rFonts w:ascii="Times New Roman" w:hAnsi="Times New Roman"/>
+        </w:rPr>
+      </w:pPr>
+      <w:r>
+        <w:rPr>
+          <w:rFonts w:ascii="Times New Roman" w:hAnsi="Times New Roman"/>
+        </w:rPr>
+        <w:t>Die affektive Dimension repräsentiert emotionale Bewertung und emotionale Aktivierung.</w:t>
+      </w:r>
+    </w:p>
+    <w:p>
+      <w:pPr>
+        <w:spacing w:before="100" w:beforeAutospacing="1" w:after="100" w:afterAutospacing="1"/>
+        <w:rPr>
+          <w:rFonts w:ascii="Times New Roman" w:hAnsi="Times New Roman"/>
+        </w:rPr>
+      </w:pPr>
+      <w:r>
+        <w:rPr>
+          <w:rFonts w:ascii="Times New Roman" w:hAnsi="Times New Roman"/>
+        </w:rPr>
+        <w:t>Theoretische Fundierung:</w:t>
+      </w:r>
+    </w:p>
+    <w:p>
+      <w:pPr>
+        <w:numPr>
+          <w:ilvl w:val="0"/>
+          <w:numId w:val="48"/>
+        </w:numPr>
+        <w:spacing w:before="100" w:beforeAutospacing="1" w:after="100" w:afterAutospacing="1"/>
+        <w:rPr>
+          <w:rFonts w:ascii="Times New Roman" w:hAnsi="Times New Roman"/>
+        </w:rPr>
+      </w:pPr>
+      <w:proofErr w:type="spellStart"/>
+      <w:r>
+        <w:rPr>
+          <w:rFonts w:ascii="Times New Roman" w:hAnsi="Times New Roman"/>
+        </w:rPr>
+        <w:t>Krathwohl</w:t>
+      </w:r>
+      <w:proofErr w:type="spellEnd"/>
+      <w:r>
+        <w:rPr>
+          <w:rFonts w:ascii="Times New Roman" w:hAnsi="Times New Roman"/>
+        </w:rPr>
+        <w:t xml:space="preserve">, Bloom &amp; </w:t>
+      </w:r>
+      <w:proofErr w:type="spellStart"/>
+      <w:r>
+        <w:rPr>
+          <w:rFonts w:ascii="Times New Roman" w:hAnsi="Times New Roman"/>
+        </w:rPr>
+        <w:t>Masia</w:t>
+      </w:r>
+      <w:proofErr w:type="spellEnd"/>
+      <w:r>
+        <w:rPr>
+          <w:rFonts w:ascii="Times New Roman" w:hAnsi="Times New Roman"/>
+        </w:rPr>
+        <w:t xml:space="preserve"> (1964): </w:t>
+      </w:r>
+      <w:proofErr w:type="spellStart"/>
+      <w:r>
+        <w:rPr>
+          <w:rFonts w:ascii="Times New Roman" w:hAnsi="Times New Roman"/>
+        </w:rPr>
+        <w:t>Affective</w:t>
+      </w:r>
+      <w:proofErr w:type="spellEnd"/>
+      <w:r>
+        <w:rPr>
+          <w:rFonts w:ascii="Times New Roman" w:hAnsi="Times New Roman"/>
+        </w:rPr>
+        <w:t xml:space="preserve"> Domain</w:t>
+      </w:r>
+    </w:p>
+    <w:p>
+      <w:pPr>
+        <w:numPr>
+          <w:ilvl w:val="0"/>
+          <w:numId w:val="48"/>
+        </w:numPr>
+        <w:spacing w:before="100" w:beforeAutospacing="1" w:after="100" w:afterAutospacing="1"/>
+        <w:rPr>
+          <w:rFonts w:ascii="Times New Roman" w:hAnsi="Times New Roman"/>
+        </w:rPr>
+      </w:pPr>
+      <w:r>
+        <w:rPr>
+          <w:rFonts w:ascii="Times New Roman" w:hAnsi="Times New Roman"/>
+        </w:rPr>
+        <w:t xml:space="preserve">Pekrun (2006): Control-Value-Theory </w:t>
+      </w:r>
+      <w:proofErr w:type="spellStart"/>
+      <w:r>
+        <w:rPr>
+          <w:rFonts w:ascii="Times New Roman" w:hAnsi="Times New Roman"/>
+        </w:rPr>
+        <w:t>of</w:t>
+      </w:r>
+      <w:proofErr w:type="spellEnd"/>
+      <w:r>
+        <w:rPr>
+          <w:rFonts w:ascii="Times New Roman" w:hAnsi="Times New Roman"/>
+        </w:rPr>
+        <w:t xml:space="preserve"> Achievement </w:t>
+      </w:r>
+      <w:proofErr w:type="spellStart"/>
+      <w:r>
+        <w:rPr>
+          <w:rFonts w:ascii="Times New Roman" w:hAnsi="Times New Roman"/>
+        </w:rPr>
+        <w:t>Emotions</w:t>
+      </w:r>
+      <w:proofErr w:type="spellEnd"/>
+    </w:p>
+    <w:p>
+      <w:pPr>
+        <w:spacing w:before="100" w:beforeAutospacing="1" w:after="100" w:afterAutospacing="1"/>
+        <w:rPr>
+          <w:rFonts w:ascii="Times New Roman" w:hAnsi="Times New Roman"/>
+        </w:rPr>
+      </w:pPr>
+      <w:r>
+        <w:rPr>
+          <w:rFonts w:ascii="Times New Roman" w:hAnsi="Times New Roman"/>
+        </w:rPr>
+        <w:t>Operationalisierung:</w:t>
+      </w:r>
+    </w:p>
+    <w:p>
+      <w:pPr>
+        <w:spacing w:before="100" w:beforeAutospacing="1" w:after="100" w:afterAutospacing="1"/>
+        <w:rPr>
+          <w:rFonts w:ascii="Times New Roman" w:hAnsi="Times New Roman"/>
+        </w:rPr>
+      </w:pPr>
+      <w:r>
+        <w:rPr>
+          <w:rFonts w:ascii="Times New Roman" w:hAnsi="Times New Roman"/>
+        </w:rPr>
+        <w:t>Lexeme zu:</w:t>
+      </w:r>
+    </w:p>
+    <w:p>
+      <w:pPr>
+        <w:numPr>
+          <w:ilvl w:val="0"/>
+          <w:numId w:val="49"/>
+        </w:numPr>
+        <w:spacing w:before="100" w:beforeAutospacing="1" w:after="100" w:afterAutospacing="1"/>
+        <w:rPr>
+          <w:rFonts w:ascii="Times New Roman" w:hAnsi="Times New Roman"/>
+        </w:rPr>
+      </w:pPr>
+      <w:r>
+        <w:rPr>
+          <w:rFonts w:ascii="Times New Roman" w:hAnsi="Times New Roman"/>
+        </w:rPr>
+        <w:t>Freude</w:t>
+      </w:r>
+    </w:p>
+    <w:p>
+      <w:pPr>
+        <w:numPr>
+          <w:ilvl w:val="0"/>
+          <w:numId w:val="49"/>
+        </w:numPr>
+        <w:spacing w:before="100" w:beforeAutospacing="1" w:after="100" w:afterAutospacing="1"/>
+        <w:rPr>
+          <w:rFonts w:ascii="Times New Roman" w:hAnsi="Times New Roman"/>
+        </w:rPr>
+      </w:pPr>
+      <w:r>
+        <w:rPr>
+          <w:rFonts w:ascii="Times New Roman" w:hAnsi="Times New Roman"/>
+        </w:rPr>
+        <w:t>Frustration</w:t>
+      </w:r>
+    </w:p>
+    <w:p>
+      <w:pPr>
+        <w:numPr>
+          <w:ilvl w:val="0"/>
+          <w:numId w:val="49"/>
+        </w:numPr>
+        <w:spacing w:before="100" w:beforeAutospacing="1" w:after="100" w:afterAutospacing="1"/>
+        <w:rPr>
+          <w:rFonts w:ascii="Times New Roman" w:hAnsi="Times New Roman"/>
+        </w:rPr>
+      </w:pPr>
+      <w:r>
+        <w:rPr>
+          <w:rFonts w:ascii="Times New Roman" w:hAnsi="Times New Roman"/>
+        </w:rPr>
+        <w:t>Langeweile</w:t>
+      </w:r>
+    </w:p>
+    <w:p>
+      <w:pPr>
+        <w:numPr>
+          <w:ilvl w:val="0"/>
+          <w:numId w:val="49"/>
+        </w:numPr>
+        <w:spacing w:before="100" w:beforeAutospacing="1" w:after="100" w:afterAutospacing="1"/>
+        <w:rPr>
+          <w:rFonts w:ascii="Times New Roman" w:hAnsi="Times New Roman"/>
+        </w:rPr>
+      </w:pPr>
+      <w:r>
+        <w:rPr>
+          <w:rFonts w:ascii="Times New Roman" w:hAnsi="Times New Roman"/>
+        </w:rPr>
+        <w:t>Begeisterung</w:t>
+      </w:r>
+    </w:p>
+    <w:p>
+      <w:pPr>
+        <w:spacing w:before="100" w:beforeAutospacing="1" w:after="100" w:afterAutospacing="1"/>
+        <w:rPr>
+          <w:rFonts w:ascii="Times New Roman" w:hAnsi="Times New Roman"/>
+        </w:rPr>
+      </w:pPr>
+      <w:r>
+        <w:rPr>
+          <w:rFonts w:ascii="Times New Roman" w:hAnsi="Times New Roman"/>
+        </w:rPr>
+        <w:t>Affekt wird hier nicht als Nebeneffekt, sondern als strukturwirksame Variable verstanden.</w:t>
+      </w:r>
+    </w:p>
+    <w:p>
+      <w:pPr>
+        <w:spacing w:after="0"/>
+        <w:rPr>
+          <w:rFonts w:ascii="Times New Roman" w:hAnsi="Times New Roman"/>
+        </w:rPr>
+      </w:pPr>
+      <w:r>
+        <w:rPr>
+          <w:rFonts w:ascii="Times New Roman" w:hAnsi="Times New Roman"/>
+        </w:rPr>
+        <w:pict w14:anchorId="13F72950">
+          <v:rect id="_x0000_i1140" style="width:0;height:1.5pt" o:hralign="center" o:hrstd="t" o:hr="t" fillcolor="#a0a0a0" stroked="f"/>
+        </w:pict>
+      </w:r>
+    </w:p>
+    <w:p>
+      <w:pPr>
+        <w:spacing w:before="100" w:beforeAutospacing="1" w:after="100" w:afterAutospacing="1"/>
+        <w:outlineLvl w:val="1"/>
+        <w:rPr>
+          <w:rFonts w:ascii="Times New Roman" w:hAnsi="Times New Roman"/>
+          <w:b/>
+          <w:bCs/>
+          <w:sz w:val="36"/>
+          <w:szCs w:val="36"/>
+        </w:rPr>
+      </w:pPr>
+      <w:r>
+        <w:rPr>
+          <w:rFonts w:ascii="Times New Roman" w:hAnsi="Times New Roman"/>
+          <w:b/>
+          <w:bCs/>
+          <w:sz w:val="36"/>
+          <w:szCs w:val="36"/>
+        </w:rPr>
+        <w:t>6.x.3.4 Motivation</w:t>
+      </w:r>
+    </w:p>
+    <w:p>
+      <w:pPr>
+        <w:spacing w:before="100" w:beforeAutospacing="1" w:after="100" w:afterAutospacing="1"/>
+        <w:rPr>
+          <w:rFonts w:ascii="Times New Roman" w:hAnsi="Times New Roman"/>
+        </w:rPr>
+      </w:pPr>
+      <w:r>
+        <w:rPr>
+          <w:rFonts w:ascii="Times New Roman" w:hAnsi="Times New Roman"/>
+        </w:rPr>
+        <w:t>Motivation wird als zielgerichtete Aktivierungsstruktur modelliert.</w:t>
+      </w:r>
+    </w:p>
+    <w:p>
+      <w:pPr>
+        <w:spacing w:before="100" w:beforeAutospacing="1" w:after="100" w:afterAutospacing="1"/>
+        <w:rPr>
+          <w:rFonts w:ascii="Times New Roman" w:hAnsi="Times New Roman"/>
+        </w:rPr>
+      </w:pPr>
+      <w:r>
+        <w:rPr>
+          <w:rFonts w:ascii="Times New Roman" w:hAnsi="Times New Roman"/>
+        </w:rPr>
+        <w:t>Theoretische Fundierung:</w:t>
+      </w:r>
+    </w:p>
+    <w:p>
+      <w:pPr>
+        <w:numPr>
+          <w:ilvl w:val="0"/>
+          <w:numId w:val="50"/>
+        </w:numPr>
+        <w:spacing w:before="100" w:beforeAutospacing="1" w:after="100" w:afterAutospacing="1"/>
+        <w:rPr>
+          <w:rFonts w:ascii="Times New Roman" w:hAnsi="Times New Roman"/>
+        </w:rPr>
+      </w:pPr>
+      <w:r>
+        <w:rPr>
+          <w:rFonts w:ascii="Times New Roman" w:hAnsi="Times New Roman"/>
+        </w:rPr>
+        <w:t>Deci &amp; Ryan (2000): Self-Determination Theory</w:t>
+      </w:r>
+    </w:p>
+    <w:p>
+      <w:pPr>
+        <w:numPr>
+          <w:ilvl w:val="0"/>
+          <w:numId w:val="50"/>
+        </w:numPr>
+        <w:spacing w:before="100" w:beforeAutospacing="1" w:after="100" w:afterAutospacing="1"/>
+        <w:rPr>
+          <w:rFonts w:ascii="Times New Roman" w:hAnsi="Times New Roman"/>
+        </w:rPr>
+      </w:pPr>
+      <w:r>
+        <w:rPr>
+          <w:rFonts w:ascii="Times New Roman" w:hAnsi="Times New Roman"/>
+        </w:rPr>
+        <w:t xml:space="preserve">Eccles &amp; </w:t>
+      </w:r>
+      <w:proofErr w:type="spellStart"/>
+      <w:r>
+        <w:rPr>
+          <w:rFonts w:ascii="Times New Roman" w:hAnsi="Times New Roman"/>
+        </w:rPr>
+        <w:t>Wigfield</w:t>
+      </w:r>
+      <w:proofErr w:type="spellEnd"/>
+      <w:r>
+        <w:rPr>
+          <w:rFonts w:ascii="Times New Roman" w:hAnsi="Times New Roman"/>
+        </w:rPr>
+        <w:t xml:space="preserve"> (2002): </w:t>
+      </w:r>
+      <w:proofErr w:type="spellStart"/>
+      <w:r>
+        <w:rPr>
+          <w:rFonts w:ascii="Times New Roman" w:hAnsi="Times New Roman"/>
+        </w:rPr>
+        <w:t>Expectancy</w:t>
+      </w:r>
+      <w:proofErr w:type="spellEnd"/>
+      <w:r>
+        <w:rPr>
+          <w:rFonts w:ascii="Times New Roman" w:hAnsi="Times New Roman"/>
+        </w:rPr>
+        <w:t>-Value Theory</w:t>
+      </w:r>
+    </w:p>
+    <w:p>
+      <w:pPr>
+        <w:spacing w:before="100" w:beforeAutospacing="1" w:after="100" w:afterAutospacing="1"/>
+        <w:rPr>
+          <w:rFonts w:ascii="Times New Roman" w:hAnsi="Times New Roman"/>
+        </w:rPr>
+      </w:pPr>
+      <w:r>
+        <w:rPr>
+          <w:rFonts w:ascii="Times New Roman" w:hAnsi="Times New Roman"/>
+        </w:rPr>
+        <w:t>Operationalisierung:</w:t>
+      </w:r>
+    </w:p>
+    <w:p>
+      <w:pPr>
+        <w:spacing w:before="100" w:beforeAutospacing="1" w:after="100" w:afterAutospacing="1"/>
+        <w:rPr>
+          <w:rFonts w:ascii="Times New Roman" w:hAnsi="Times New Roman"/>
+        </w:rPr>
+      </w:pPr>
+      <w:r>
+        <w:rPr>
+          <w:rFonts w:ascii="Times New Roman" w:hAnsi="Times New Roman"/>
+        </w:rPr>
+        <w:t>Lexeme, die:</w:t>
+      </w:r>
+    </w:p>
+    <w:p>
+      <w:pPr>
+        <w:numPr>
+          <w:ilvl w:val="0"/>
+          <w:numId w:val="51"/>
+        </w:numPr>
+        <w:spacing w:before="100" w:beforeAutospacing="1" w:after="100" w:afterAutospacing="1"/>
+        <w:rPr>
+          <w:rFonts w:ascii="Times New Roman" w:hAnsi="Times New Roman"/>
+        </w:rPr>
+      </w:pPr>
+      <w:r>
+        <w:rPr>
+          <w:rFonts w:ascii="Times New Roman" w:hAnsi="Times New Roman"/>
+        </w:rPr>
+        <w:t>Interesse</w:t>
+      </w:r>
+    </w:p>
+    <w:p>
+      <w:pPr>
+        <w:numPr>
+          <w:ilvl w:val="0"/>
+          <w:numId w:val="51"/>
+        </w:numPr>
+        <w:spacing w:before="100" w:beforeAutospacing="1" w:after="100" w:afterAutospacing="1"/>
+        <w:rPr>
+          <w:rFonts w:ascii="Times New Roman" w:hAnsi="Times New Roman"/>
+        </w:rPr>
+      </w:pPr>
+      <w:r>
+        <w:rPr>
+          <w:rFonts w:ascii="Times New Roman" w:hAnsi="Times New Roman"/>
+        </w:rPr>
+        <w:t>Anstrengungsbereitschaft</w:t>
+      </w:r>
+    </w:p>
+    <w:p>
+      <w:pPr>
+        <w:numPr>
+          <w:ilvl w:val="0"/>
+          <w:numId w:val="51"/>
+        </w:numPr>
+        <w:spacing w:before="100" w:beforeAutospacing="1" w:after="100" w:afterAutospacing="1"/>
+        <w:rPr>
+          <w:rFonts w:ascii="Times New Roman" w:hAnsi="Times New Roman"/>
+        </w:rPr>
+      </w:pPr>
+      <w:r>
+        <w:rPr>
+          <w:rFonts w:ascii="Times New Roman" w:hAnsi="Times New Roman"/>
+        </w:rPr>
+        <w:t>Engagement</w:t>
+      </w:r>
+    </w:p>
+    <w:p>
+      <w:pPr>
+        <w:spacing w:before="100" w:beforeAutospacing="1" w:after="100" w:afterAutospacing="1"/>
+        <w:rPr>
+          <w:rFonts w:ascii="Times New Roman" w:hAnsi="Times New Roman"/>
+        </w:rPr>
+      </w:pPr>
+      <w:r>
+        <w:rPr>
+          <w:rFonts w:ascii="Times New Roman" w:hAnsi="Times New Roman"/>
+        </w:rPr>
+        <w:t>anzeigen.</w:t>
+      </w:r>
+    </w:p>
+    <w:p>
+      <w:pPr>
+        <w:spacing w:before="100" w:beforeAutospacing="1" w:after="100" w:afterAutospacing="1"/>
+        <w:rPr>
+          <w:rFonts w:ascii="Times New Roman" w:hAnsi="Times New Roman"/>
+        </w:rPr>
+      </w:pPr>
+      <w:r>
+        <w:rPr>
+          <w:rFonts w:ascii="Times New Roman" w:hAnsi="Times New Roman"/>
+        </w:rPr>
+        <w:t>Motivation ist damit von Affekt unterscheidbar:</w:t>
+      </w:r>
+      <w:r>
+        <w:rPr>
+          <w:rFonts w:ascii="Times New Roman" w:hAnsi="Times New Roman"/>
+        </w:rPr>
+        <w:br/>
+        <w:t>Affekt beschreibt emotionale Qualität, Motivation die Handlungsorientierung.</w:t>
+      </w:r>
+    </w:p>
+    <w:p>
+      <w:pPr>
+        <w:spacing w:after="0"/>
+        <w:rPr>
+          <w:rFonts w:ascii="Times New Roman" w:hAnsi="Times New Roman"/>
+        </w:rPr>
+      </w:pPr>
+      <w:r>
+        <w:rPr>
+          <w:rFonts w:ascii="Times New Roman" w:hAnsi="Times New Roman"/>
+        </w:rPr>
+        <w:pict w14:anchorId="0BF8A175">
+          <v:rect id="_x0000_i1141" style="width:0;height:1.5pt" o:hralign="center" o:hrstd="t" o:hr="t" fillcolor="#a0a0a0" stroked="f"/>
+        </w:pict>
+      </w:r>
+    </w:p>
+    <w:p>
+      <w:pPr>
+        <w:spacing w:before="100" w:beforeAutospacing="1" w:after="100" w:afterAutospacing="1"/>
+        <w:outlineLvl w:val="1"/>
+        <w:rPr>
+          <w:rFonts w:ascii="Times New Roman" w:hAnsi="Times New Roman"/>
+          <w:b/>
+          <w:bCs/>
+          <w:sz w:val="36"/>
+          <w:szCs w:val="36"/>
+        </w:rPr>
+      </w:pPr>
+      <w:r>
+        <w:rPr>
+          <w:rFonts w:ascii="Times New Roman" w:hAnsi="Times New Roman"/>
+          <w:b/>
+          <w:bCs/>
+          <w:sz w:val="36"/>
+          <w:szCs w:val="36"/>
+        </w:rPr>
+        <w:lastRenderedPageBreak/>
+        <w:t>6.x.3.5 Methodik</w:t>
+      </w:r>
+    </w:p>
+    <w:p>
+      <w:pPr>
+        <w:spacing w:before="100" w:beforeAutospacing="1" w:after="100" w:afterAutospacing="1"/>
+        <w:rPr>
+          <w:rFonts w:ascii="Times New Roman" w:hAnsi="Times New Roman"/>
+        </w:rPr>
+      </w:pPr>
+      <w:r>
+        <w:rPr>
+          <w:rFonts w:ascii="Times New Roman" w:hAnsi="Times New Roman"/>
+        </w:rPr>
+        <w:t>Diese Dimension beschreibt die didaktisch-strukturelle Organisation des Unterrichts.</w:t>
+      </w:r>
+    </w:p>
+    <w:p>
+      <w:pPr>
+        <w:spacing w:before="100" w:beforeAutospacing="1" w:after="100" w:afterAutospacing="1"/>
+        <w:rPr>
+          <w:rFonts w:ascii="Times New Roman" w:hAnsi="Times New Roman"/>
+        </w:rPr>
+      </w:pPr>
+      <w:r>
+        <w:rPr>
+          <w:rFonts w:ascii="Times New Roman" w:hAnsi="Times New Roman"/>
+        </w:rPr>
+        <w:t>Theoretische Fundierung:</w:t>
+      </w:r>
+    </w:p>
+    <w:p>
+      <w:pPr>
+        <w:numPr>
+          <w:ilvl w:val="0"/>
+          <w:numId w:val="52"/>
+        </w:numPr>
+        <w:spacing w:before="100" w:beforeAutospacing="1" w:after="100" w:afterAutospacing="1"/>
+        <w:rPr>
+          <w:rFonts w:ascii="Times New Roman" w:hAnsi="Times New Roman"/>
+        </w:rPr>
+      </w:pPr>
+      <w:r>
+        <w:rPr>
+          <w:rFonts w:ascii="Times New Roman" w:hAnsi="Times New Roman"/>
+        </w:rPr>
+        <w:t>Meyer (2004): Kriterien guten Unterrichts</w:t>
+      </w:r>
+    </w:p>
+    <w:p>
+      <w:pPr>
+        <w:numPr>
+          <w:ilvl w:val="0"/>
+          <w:numId w:val="52"/>
+        </w:numPr>
+        <w:spacing w:before="100" w:beforeAutospacing="1" w:after="100" w:afterAutospacing="1"/>
+        <w:rPr>
+          <w:rFonts w:ascii="Times New Roman" w:hAnsi="Times New Roman"/>
+        </w:rPr>
+      </w:pPr>
+      <w:r>
+        <w:rPr>
+          <w:rFonts w:ascii="Times New Roman" w:hAnsi="Times New Roman"/>
+        </w:rPr>
+        <w:t>Helmke (2012): Unterrichtsqualität</w:t>
+      </w:r>
+    </w:p>
+    <w:p>
+      <w:pPr>
+        <w:spacing w:before="100" w:beforeAutospacing="1" w:after="100" w:afterAutospacing="1"/>
+        <w:rPr>
+          <w:rFonts w:ascii="Times New Roman" w:hAnsi="Times New Roman"/>
+        </w:rPr>
+      </w:pPr>
+      <w:r>
+        <w:rPr>
+          <w:rFonts w:ascii="Times New Roman" w:hAnsi="Times New Roman"/>
+        </w:rPr>
+        <w:t>Operationalisierung:</w:t>
+      </w:r>
+    </w:p>
+    <w:p>
+      <w:pPr>
+        <w:spacing w:before="100" w:beforeAutospacing="1" w:after="100" w:afterAutospacing="1"/>
+        <w:rPr>
+          <w:rFonts w:ascii="Times New Roman" w:hAnsi="Times New Roman"/>
+        </w:rPr>
+      </w:pPr>
+      <w:r>
+        <w:rPr>
+          <w:rFonts w:ascii="Times New Roman" w:hAnsi="Times New Roman"/>
+        </w:rPr>
+        <w:t>Lexeme zu:</w:t>
+      </w:r>
+    </w:p>
+    <w:p>
+      <w:pPr>
+        <w:numPr>
+          <w:ilvl w:val="0"/>
+          <w:numId w:val="53"/>
+        </w:numPr>
+        <w:spacing w:before="100" w:beforeAutospacing="1" w:after="100" w:afterAutospacing="1"/>
+        <w:rPr>
+          <w:rFonts w:ascii="Times New Roman" w:hAnsi="Times New Roman"/>
+        </w:rPr>
+      </w:pPr>
+      <w:r>
+        <w:rPr>
+          <w:rFonts w:ascii="Times New Roman" w:hAnsi="Times New Roman"/>
+        </w:rPr>
+        <w:t>Klarheit</w:t>
+      </w:r>
+    </w:p>
+    <w:p>
+      <w:pPr>
+        <w:numPr>
+          <w:ilvl w:val="0"/>
+          <w:numId w:val="53"/>
+        </w:numPr>
+        <w:spacing w:before="100" w:beforeAutospacing="1" w:after="100" w:afterAutospacing="1"/>
+        <w:rPr>
+          <w:rFonts w:ascii="Times New Roman" w:hAnsi="Times New Roman"/>
+        </w:rPr>
+      </w:pPr>
+      <w:r>
+        <w:rPr>
+          <w:rFonts w:ascii="Times New Roman" w:hAnsi="Times New Roman"/>
+        </w:rPr>
+        <w:t>Aufbau</w:t>
+      </w:r>
+    </w:p>
+    <w:p>
+      <w:pPr>
+        <w:numPr>
+          <w:ilvl w:val="0"/>
+          <w:numId w:val="53"/>
+        </w:numPr>
+        <w:spacing w:before="100" w:beforeAutospacing="1" w:after="100" w:afterAutospacing="1"/>
+        <w:rPr>
+          <w:rFonts w:ascii="Times New Roman" w:hAnsi="Times New Roman"/>
+        </w:rPr>
+      </w:pPr>
+      <w:r>
+        <w:rPr>
+          <w:rFonts w:ascii="Times New Roman" w:hAnsi="Times New Roman"/>
+        </w:rPr>
+        <w:t>Struktur</w:t>
+      </w:r>
+    </w:p>
+    <w:p>
+      <w:pPr>
+        <w:numPr>
+          <w:ilvl w:val="0"/>
+          <w:numId w:val="53"/>
+        </w:numPr>
+        <w:spacing w:before="100" w:beforeAutospacing="1" w:after="100" w:afterAutospacing="1"/>
+        <w:rPr>
+          <w:rFonts w:ascii="Times New Roman" w:hAnsi="Times New Roman"/>
+        </w:rPr>
+      </w:pPr>
+      <w:r>
+        <w:rPr>
+          <w:rFonts w:ascii="Times New Roman" w:hAnsi="Times New Roman"/>
+        </w:rPr>
+        <w:t>Transparenz</w:t>
+      </w:r>
+    </w:p>
+    <w:p>
+      <w:pPr>
+        <w:spacing w:before="100" w:beforeAutospacing="1" w:after="100" w:afterAutospacing="1"/>
+        <w:rPr>
+          <w:rFonts w:ascii="Times New Roman" w:hAnsi="Times New Roman"/>
+        </w:rPr>
+      </w:pPr>
+      <w:r>
+        <w:rPr>
+          <w:rFonts w:ascii="Times New Roman" w:hAnsi="Times New Roman"/>
+        </w:rPr>
+        <w:t>Methodik bildet die systemische Rahmenstruktur des Lernraums ab.</w:t>
+      </w:r>
+    </w:p>
+    <w:p>
+      <w:pPr>
+        <w:spacing w:after="0"/>
+        <w:rPr>
+          <w:rFonts w:ascii="Times New Roman" w:hAnsi="Times New Roman"/>
+        </w:rPr>
+      </w:pPr>
+      <w:r>
+        <w:rPr>
+          <w:rFonts w:ascii="Times New Roman" w:hAnsi="Times New Roman"/>
+        </w:rPr>
+        <w:pict w14:anchorId="5C56AC3E">
+          <v:rect id="_x0000_i1142" style="width:0;height:1.5pt" o:hralign="center" o:hrstd="t" o:hr="t" fillcolor="#a0a0a0" stroked="f"/>
+        </w:pict>
+      </w:r>
+    </w:p>
+    <w:p>
+      <w:pPr>
+        <w:spacing w:before="100" w:beforeAutospacing="1" w:after="100" w:afterAutospacing="1"/>
+        <w:outlineLvl w:val="1"/>
+        <w:rPr>
+          <w:rFonts w:ascii="Times New Roman" w:hAnsi="Times New Roman"/>
+          <w:b/>
+          <w:bCs/>
+          <w:sz w:val="36"/>
+          <w:szCs w:val="36"/>
+        </w:rPr>
+      </w:pPr>
+      <w:r>
+        <w:rPr>
+          <w:rFonts w:ascii="Times New Roman" w:hAnsi="Times New Roman"/>
+          <w:b/>
+          <w:bCs/>
+          <w:sz w:val="36"/>
+          <w:szCs w:val="36"/>
+        </w:rPr>
+        <w:t>6.x.3.6 Performanz</w:t>
+      </w:r>
+    </w:p>
+    <w:p>
+      <w:pPr>
+        <w:spacing w:before="100" w:beforeAutospacing="1" w:after="100" w:afterAutospacing="1"/>
+        <w:rPr>
+          <w:rFonts w:ascii="Times New Roman" w:hAnsi="Times New Roman"/>
+        </w:rPr>
+      </w:pPr>
+      <w:r>
+        <w:rPr>
+          <w:rFonts w:ascii="Times New Roman" w:hAnsi="Times New Roman"/>
+        </w:rPr>
+        <w:t>Performanz bezieht sich auf Leistungszuschreibung und Kompetenzwahrnehmung.</w:t>
+      </w:r>
+    </w:p>
+    <w:p>
+      <w:pPr>
+        <w:spacing w:before="100" w:beforeAutospacing="1" w:after="100" w:afterAutospacing="1"/>
+        <w:rPr>
+          <w:rFonts w:ascii="Times New Roman" w:hAnsi="Times New Roman"/>
+        </w:rPr>
+      </w:pPr>
+      <w:r>
+        <w:rPr>
+          <w:rFonts w:ascii="Times New Roman" w:hAnsi="Times New Roman"/>
+        </w:rPr>
+        <w:t>Theoretische Fundierung:</w:t>
+      </w:r>
+    </w:p>
+    <w:p>
+      <w:pPr>
+        <w:numPr>
+          <w:ilvl w:val="0"/>
+          <w:numId w:val="54"/>
+        </w:numPr>
+        <w:spacing w:before="100" w:beforeAutospacing="1" w:after="100" w:afterAutospacing="1"/>
+        <w:rPr>
+          <w:rFonts w:ascii="Times New Roman" w:hAnsi="Times New Roman"/>
+        </w:rPr>
+      </w:pPr>
+      <w:r>
+        <w:rPr>
+          <w:rFonts w:ascii="Times New Roman" w:hAnsi="Times New Roman"/>
+        </w:rPr>
+        <w:t>Weinert (2001): Kompetenzbegriff</w:t>
+      </w:r>
+    </w:p>
+    <w:p>
+      <w:pPr>
+        <w:numPr>
+          <w:ilvl w:val="0"/>
+          <w:numId w:val="54"/>
+        </w:numPr>
+        <w:spacing w:before="100" w:beforeAutospacing="1" w:after="100" w:afterAutospacing="1"/>
+        <w:rPr>
+          <w:rFonts w:ascii="Times New Roman" w:hAnsi="Times New Roman"/>
+        </w:rPr>
+      </w:pPr>
+      <w:proofErr w:type="spellStart"/>
+      <w:r>
+        <w:rPr>
+          <w:rFonts w:ascii="Times New Roman" w:hAnsi="Times New Roman"/>
+        </w:rPr>
+        <w:t>Shavelson</w:t>
+      </w:r>
+      <w:proofErr w:type="spellEnd"/>
+      <w:r>
+        <w:rPr>
+          <w:rFonts w:ascii="Times New Roman" w:hAnsi="Times New Roman"/>
+        </w:rPr>
+        <w:t xml:space="preserve"> et al. (2002): Kompetenzmessung</w:t>
+      </w:r>
+    </w:p>
+    <w:p>
+      <w:pPr>
+        <w:spacing w:before="100" w:beforeAutospacing="1" w:after="100" w:afterAutospacing="1"/>
+        <w:rPr>
+          <w:rFonts w:ascii="Times New Roman" w:hAnsi="Times New Roman"/>
+        </w:rPr>
+      </w:pPr>
+      <w:r>
+        <w:rPr>
+          <w:rFonts w:ascii="Times New Roman" w:hAnsi="Times New Roman"/>
+        </w:rPr>
+        <w:t>Operationalisierung:</w:t>
+      </w:r>
+    </w:p>
+    <w:p>
+      <w:pPr>
+        <w:spacing w:before="100" w:beforeAutospacing="1" w:after="100" w:afterAutospacing="1"/>
+        <w:rPr>
+          <w:rFonts w:ascii="Times New Roman" w:hAnsi="Times New Roman"/>
+        </w:rPr>
+      </w:pPr>
+      <w:r>
+        <w:rPr>
+          <w:rFonts w:ascii="Times New Roman" w:hAnsi="Times New Roman"/>
+        </w:rPr>
+        <w:t>Lexeme, die:</w:t>
+      </w:r>
+    </w:p>
+    <w:p>
+      <w:pPr>
+        <w:numPr>
+          <w:ilvl w:val="0"/>
+          <w:numId w:val="55"/>
+        </w:numPr>
+        <w:spacing w:before="100" w:beforeAutospacing="1" w:after="100" w:afterAutospacing="1"/>
+        <w:rPr>
+          <w:rFonts w:ascii="Times New Roman" w:hAnsi="Times New Roman"/>
+        </w:rPr>
+      </w:pPr>
+      <w:r>
+        <w:rPr>
+          <w:rFonts w:ascii="Times New Roman" w:hAnsi="Times New Roman"/>
+        </w:rPr>
+        <w:t>Leistungsfähigkeit</w:t>
+      </w:r>
+    </w:p>
+    <w:p>
+      <w:pPr>
+        <w:numPr>
+          <w:ilvl w:val="0"/>
+          <w:numId w:val="55"/>
+        </w:numPr>
+        <w:spacing w:before="100" w:beforeAutospacing="1" w:after="100" w:afterAutospacing="1"/>
+        <w:rPr>
+          <w:rFonts w:ascii="Times New Roman" w:hAnsi="Times New Roman"/>
+        </w:rPr>
+      </w:pPr>
+      <w:r>
+        <w:rPr>
+          <w:rFonts w:ascii="Times New Roman" w:hAnsi="Times New Roman"/>
+        </w:rPr>
+        <w:t>Qualität von Ergebnissen</w:t>
+      </w:r>
+    </w:p>
+    <w:p>
+      <w:pPr>
+        <w:numPr>
+          <w:ilvl w:val="0"/>
+          <w:numId w:val="55"/>
+        </w:numPr>
+        <w:spacing w:before="100" w:beforeAutospacing="1" w:after="100" w:afterAutospacing="1"/>
+        <w:rPr>
+          <w:rFonts w:ascii="Times New Roman" w:hAnsi="Times New Roman"/>
+        </w:rPr>
+      </w:pPr>
+      <w:r>
+        <w:rPr>
+          <w:rFonts w:ascii="Times New Roman" w:hAnsi="Times New Roman"/>
+        </w:rPr>
+        <w:t>Kompetenzzuschreibungen</w:t>
+      </w:r>
+    </w:p>
+    <w:p>
+      <w:pPr>
+        <w:spacing w:before="100" w:beforeAutospacing="1" w:after="100" w:afterAutospacing="1"/>
+        <w:rPr>
+          <w:rFonts w:ascii="Times New Roman" w:hAnsi="Times New Roman"/>
+        </w:rPr>
+      </w:pPr>
+      <w:r>
+        <w:rPr>
+          <w:rFonts w:ascii="Times New Roman" w:hAnsi="Times New Roman"/>
+        </w:rPr>
+        <w:t>ausdrücken.</w:t>
+      </w:r>
+    </w:p>
+    <w:p>
+      <w:pPr>
+        <w:spacing w:before="100" w:beforeAutospacing="1" w:after="100" w:afterAutospacing="1"/>
+        <w:rPr>
+          <w:rFonts w:ascii="Times New Roman" w:hAnsi="Times New Roman"/>
+        </w:rPr>
+      </w:pPr>
+      <w:r>
+        <w:rPr>
+          <w:rFonts w:ascii="Times New Roman" w:hAnsi="Times New Roman"/>
+        </w:rPr>
+        <w:t>Performanz unterscheidet sich von Kognition:</w:t>
+      </w:r>
+      <w:r>
+        <w:rPr>
+          <w:rFonts w:ascii="Times New Roman" w:hAnsi="Times New Roman"/>
+        </w:rPr>
+        <w:br/>
+        <w:t>Kognition beschreibt Prozessqualität, Performanz Ergebnisqualität.</w:t>
+      </w:r>
+    </w:p>
+    <w:p>
+      <w:pPr>
+        <w:spacing w:after="0"/>
+        <w:rPr>
+          <w:rFonts w:ascii="Times New Roman" w:hAnsi="Times New Roman"/>
+        </w:rPr>
+      </w:pPr>
+      <w:r>
+        <w:rPr>
+          <w:rFonts w:ascii="Times New Roman" w:hAnsi="Times New Roman"/>
+        </w:rPr>
+        <w:pict w14:anchorId="041A9CD8">
+          <v:rect id="_x0000_i1143" style="width:0;height:1.5pt" o:hralign="center" o:hrstd="t" o:hr="t" fillcolor="#a0a0a0" stroked="f"/>
+        </w:pict>
+      </w:r>
+    </w:p>
+    <w:p>
+      <w:pPr>
+        <w:spacing w:before="100" w:beforeAutospacing="1" w:after="100" w:afterAutospacing="1"/>
+        <w:outlineLvl w:val="1"/>
+        <w:rPr>
+          <w:rFonts w:ascii="Times New Roman" w:hAnsi="Times New Roman"/>
+          <w:b/>
+          <w:bCs/>
+          <w:sz w:val="36"/>
+          <w:szCs w:val="36"/>
+        </w:rPr>
+      </w:pPr>
+      <w:r>
+        <w:rPr>
+          <w:rFonts w:ascii="Times New Roman" w:hAnsi="Times New Roman"/>
+          <w:b/>
+          <w:bCs/>
+          <w:sz w:val="36"/>
+          <w:szCs w:val="36"/>
+        </w:rPr>
+        <w:t>6.x.3.7 Regulation</w:t>
+      </w:r>
+    </w:p>
+    <w:p>
+      <w:pPr>
+        <w:spacing w:before="100" w:beforeAutospacing="1" w:after="100" w:afterAutospacing="1"/>
+        <w:rPr>
+          <w:rFonts w:ascii="Times New Roman" w:hAnsi="Times New Roman"/>
+        </w:rPr>
+      </w:pPr>
+      <w:r>
+        <w:rPr>
+          <w:rFonts w:ascii="Times New Roman" w:hAnsi="Times New Roman"/>
+        </w:rPr>
+        <w:t>Die Regulationsdimension beschreibt Selbststeuerung und metakognitive Kontrolle.</w:t>
+      </w:r>
+    </w:p>
+    <w:p>
+      <w:pPr>
+        <w:spacing w:before="100" w:beforeAutospacing="1" w:after="100" w:afterAutospacing="1"/>
+        <w:rPr>
+          <w:rFonts w:ascii="Times New Roman" w:hAnsi="Times New Roman"/>
+        </w:rPr>
+      </w:pPr>
+      <w:r>
+        <w:rPr>
+          <w:rFonts w:ascii="Times New Roman" w:hAnsi="Times New Roman"/>
+        </w:rPr>
+        <w:lastRenderedPageBreak/>
+        <w:t>Theoretische Fundierung:</w:t>
+      </w:r>
+    </w:p>
+    <w:p>
+      <w:pPr>
+        <w:numPr>
+          <w:ilvl w:val="0"/>
+          <w:numId w:val="56"/>
+        </w:numPr>
+        <w:spacing w:before="100" w:beforeAutospacing="1" w:after="100" w:afterAutospacing="1"/>
+        <w:rPr>
+          <w:rFonts w:ascii="Times New Roman" w:hAnsi="Times New Roman"/>
+        </w:rPr>
+      </w:pPr>
+      <w:r>
+        <w:rPr>
+          <w:rFonts w:ascii="Times New Roman" w:hAnsi="Times New Roman"/>
+        </w:rPr>
+        <w:t>Zimmerman (2000): Self-</w:t>
+      </w:r>
+      <w:proofErr w:type="spellStart"/>
+      <w:r>
+        <w:rPr>
+          <w:rFonts w:ascii="Times New Roman" w:hAnsi="Times New Roman"/>
+        </w:rPr>
+        <w:t>Regulated</w:t>
+      </w:r>
+      <w:proofErr w:type="spellEnd"/>
+      <w:r>
+        <w:rPr>
+          <w:rFonts w:ascii="Times New Roman" w:hAnsi="Times New Roman"/>
+        </w:rPr>
+        <w:t xml:space="preserve"> Learning</w:t>
+      </w:r>
+    </w:p>
+    <w:p>
+      <w:pPr>
+        <w:numPr>
+          <w:ilvl w:val="0"/>
+          <w:numId w:val="56"/>
+        </w:numPr>
+        <w:spacing w:before="100" w:beforeAutospacing="1" w:after="100" w:afterAutospacing="1"/>
+        <w:rPr>
+          <w:rFonts w:ascii="Times New Roman" w:hAnsi="Times New Roman"/>
+        </w:rPr>
+      </w:pPr>
+      <w:proofErr w:type="spellStart"/>
+      <w:r>
+        <w:rPr>
+          <w:rFonts w:ascii="Times New Roman" w:hAnsi="Times New Roman"/>
+        </w:rPr>
+        <w:t>Boekaerts</w:t>
+      </w:r>
+      <w:proofErr w:type="spellEnd"/>
+      <w:r>
+        <w:rPr>
+          <w:rFonts w:ascii="Times New Roman" w:hAnsi="Times New Roman"/>
+        </w:rPr>
+        <w:t xml:space="preserve"> (1999): Selbstregulation im Lernprozess</w:t>
+      </w:r>
+    </w:p>
+    <w:p>
+      <w:pPr>
+        <w:spacing w:before="100" w:beforeAutospacing="1" w:after="100" w:afterAutospacing="1"/>
+        <w:rPr>
+          <w:rFonts w:ascii="Times New Roman" w:hAnsi="Times New Roman"/>
+        </w:rPr>
+      </w:pPr>
+      <w:r>
+        <w:rPr>
+          <w:rFonts w:ascii="Times New Roman" w:hAnsi="Times New Roman"/>
+        </w:rPr>
+        <w:t>Operationalisierung:</w:t>
+      </w:r>
+    </w:p>
+    <w:p>
+      <w:pPr>
+        <w:spacing w:before="100" w:beforeAutospacing="1" w:after="100" w:afterAutospacing="1"/>
+        <w:rPr>
+          <w:rFonts w:ascii="Times New Roman" w:hAnsi="Times New Roman"/>
+        </w:rPr>
+      </w:pPr>
+      <w:r>
+        <w:rPr>
+          <w:rFonts w:ascii="Times New Roman" w:hAnsi="Times New Roman"/>
+        </w:rPr>
+        <w:t>Lexeme zu:</w:t>
+      </w:r>
+    </w:p>
+    <w:p>
+      <w:pPr>
+        <w:numPr>
+          <w:ilvl w:val="0"/>
+          <w:numId w:val="57"/>
+        </w:numPr>
+        <w:spacing w:before="100" w:beforeAutospacing="1" w:after="100" w:afterAutospacing="1"/>
+        <w:rPr>
+          <w:rFonts w:ascii="Times New Roman" w:hAnsi="Times New Roman"/>
+        </w:rPr>
+      </w:pPr>
+      <w:r>
+        <w:rPr>
+          <w:rFonts w:ascii="Times New Roman" w:hAnsi="Times New Roman"/>
+        </w:rPr>
+        <w:t>Planung</w:t>
+      </w:r>
+    </w:p>
+    <w:p>
+      <w:pPr>
+        <w:numPr>
+          <w:ilvl w:val="0"/>
+          <w:numId w:val="57"/>
+        </w:numPr>
+        <w:spacing w:before="100" w:beforeAutospacing="1" w:after="100" w:afterAutospacing="1"/>
+        <w:rPr>
+          <w:rFonts w:ascii="Times New Roman" w:hAnsi="Times New Roman"/>
+        </w:rPr>
+      </w:pPr>
+      <w:r>
+        <w:rPr>
+          <w:rFonts w:ascii="Times New Roman" w:hAnsi="Times New Roman"/>
+        </w:rPr>
+        <w:t>Kontrolle</w:t>
+      </w:r>
+    </w:p>
+    <w:p>
+      <w:pPr>
+        <w:numPr>
+          <w:ilvl w:val="0"/>
+          <w:numId w:val="57"/>
+        </w:numPr>
+        <w:spacing w:before="100" w:beforeAutospacing="1" w:after="100" w:afterAutospacing="1"/>
+        <w:rPr>
+          <w:rFonts w:ascii="Times New Roman" w:hAnsi="Times New Roman"/>
+        </w:rPr>
+      </w:pPr>
+      <w:r>
+        <w:rPr>
+          <w:rFonts w:ascii="Times New Roman" w:hAnsi="Times New Roman"/>
+        </w:rPr>
+        <w:t>Selbstorganisation</w:t>
+      </w:r>
+    </w:p>
+    <w:p>
+      <w:pPr>
+        <w:numPr>
+          <w:ilvl w:val="0"/>
+          <w:numId w:val="57"/>
+        </w:numPr>
+        <w:spacing w:before="100" w:beforeAutospacing="1" w:after="100" w:afterAutospacing="1"/>
+        <w:rPr>
+          <w:rFonts w:ascii="Times New Roman" w:hAnsi="Times New Roman"/>
+        </w:rPr>
+      </w:pPr>
+      <w:r>
+        <w:rPr>
+          <w:rFonts w:ascii="Times New Roman" w:hAnsi="Times New Roman"/>
+        </w:rPr>
+        <w:t>Reflexion</w:t>
+      </w:r>
+    </w:p>
+    <w:p>
+      <w:pPr>
+        <w:spacing w:before="100" w:beforeAutospacing="1" w:after="100" w:afterAutospacing="1"/>
+        <w:rPr>
+          <w:rFonts w:ascii="Times New Roman" w:hAnsi="Times New Roman"/>
+        </w:rPr>
+      </w:pPr>
+      <w:r>
+        <w:rPr>
+          <w:rFonts w:ascii="Times New Roman" w:hAnsi="Times New Roman"/>
+        </w:rPr>
+        <w:t>Regulation bildet die metakognitive Metaebene des Systems.</w:t>
+      </w:r>
+    </w:p>
+    <w:p>
+      <w:pPr>
+        <w:spacing w:after="0"/>
+        <w:rPr>
+          <w:rFonts w:ascii="Times New Roman" w:hAnsi="Times New Roman"/>
+        </w:rPr>
+      </w:pPr>
+      <w:r>
+        <w:rPr>
+          <w:rFonts w:ascii="Times New Roman" w:hAnsi="Times New Roman"/>
+        </w:rPr>
+        <w:pict w14:anchorId="0BFFC78A">
+          <v:rect id="_x0000_i1144" style="width:0;height:1.5pt" o:hralign="center" o:hrstd="t" o:hr="t" fillcolor="#a0a0a0" stroked="f"/>
+        </w:pict>
+      </w:r>
+    </w:p>
+    <w:p>
+      <w:pPr>
+        <w:spacing w:before="100" w:beforeAutospacing="1" w:after="100" w:afterAutospacing="1"/>
+        <w:outlineLvl w:val="1"/>
+        <w:rPr>
+          <w:rFonts w:ascii="Times New Roman" w:hAnsi="Times New Roman"/>
+          <w:b/>
+          <w:bCs/>
+          <w:sz w:val="36"/>
+          <w:szCs w:val="36"/>
+        </w:rPr>
+      </w:pPr>
+      <w:r>
+        <w:rPr>
+          <w:rFonts w:ascii="Times New Roman" w:hAnsi="Times New Roman"/>
+          <w:b/>
+          <w:bCs/>
+          <w:sz w:val="36"/>
+          <w:szCs w:val="36"/>
+        </w:rPr>
+        <w:t>6.x.3.8 Systematische Abgrenzung der Dimensionen</w:t>
+      </w:r>
+    </w:p>
+    <w:p>
+      <w:pPr>
+        <w:spacing w:before="100" w:beforeAutospacing="1" w:after="100" w:afterAutospacing="1"/>
+        <w:rPr>
+          <w:rFonts w:ascii="Times New Roman" w:hAnsi="Times New Roman"/>
+        </w:rPr>
+      </w:pPr>
+      <w:r>
+        <w:rPr>
+          <w:rFonts w:ascii="Times New Roman" w:hAnsi="Times New Roman"/>
+        </w:rPr>
+        <w:t>Die sieben Funktionsklassen erfüllen drei Kriterien:</w:t>
+      </w:r>
+    </w:p>
+    <w:p>
+      <w:pPr>
+        <w:numPr>
+          <w:ilvl w:val="0"/>
+          <w:numId w:val="58"/>
+        </w:numPr>
+        <w:spacing w:before="100" w:beforeAutospacing="1" w:after="100" w:afterAutospacing="1"/>
+        <w:rPr>
+          <w:rFonts w:ascii="Times New Roman" w:hAnsi="Times New Roman"/>
+        </w:rPr>
+      </w:pPr>
+      <w:r>
+        <w:rPr>
+          <w:rFonts w:ascii="Times New Roman" w:hAnsi="Times New Roman"/>
+        </w:rPr>
+        <w:t>Theoretische Eigenständigkeit</w:t>
+      </w:r>
+    </w:p>
+    <w:p>
+      <w:pPr>
+        <w:numPr>
+          <w:ilvl w:val="0"/>
+          <w:numId w:val="58"/>
+        </w:numPr>
+        <w:spacing w:before="100" w:beforeAutospacing="1" w:after="100" w:afterAutospacing="1"/>
+        <w:rPr>
+          <w:rFonts w:ascii="Times New Roman" w:hAnsi="Times New Roman"/>
+        </w:rPr>
+      </w:pPr>
+      <w:r>
+        <w:rPr>
+          <w:rFonts w:ascii="Times New Roman" w:hAnsi="Times New Roman"/>
+        </w:rPr>
+        <w:t>Linguistische Operationalisierbarkeit</w:t>
+      </w:r>
+    </w:p>
+    <w:p>
+      <w:pPr>
+        <w:numPr>
+          <w:ilvl w:val="0"/>
+          <w:numId w:val="58"/>
+        </w:numPr>
+        <w:spacing w:before="100" w:beforeAutospacing="1" w:after="100" w:afterAutospacing="1"/>
+        <w:rPr>
+          <w:rFonts w:ascii="Times New Roman" w:hAnsi="Times New Roman"/>
+        </w:rPr>
+      </w:pPr>
+      <w:r>
+        <w:rPr>
+          <w:rFonts w:ascii="Times New Roman" w:hAnsi="Times New Roman"/>
+        </w:rPr>
+        <w:t>Didaktische Interpretierbarkeit</w:t>
+      </w:r>
+    </w:p>
+    <w:p>
+      <w:pPr>
+        <w:spacing w:before="100" w:beforeAutospacing="1" w:after="100" w:afterAutospacing="1"/>
+        <w:rPr>
+          <w:rFonts w:ascii="Times New Roman" w:hAnsi="Times New Roman"/>
+        </w:rPr>
+      </w:pPr>
+      <w:r>
+        <w:rPr>
+          <w:rFonts w:ascii="Times New Roman" w:hAnsi="Times New Roman"/>
+        </w:rPr>
+        <w:t>Sie sind weder:</w:t>
+      </w:r>
+    </w:p>
+    <w:p>
+      <w:pPr>
+        <w:numPr>
+          <w:ilvl w:val="0"/>
+          <w:numId w:val="59"/>
+        </w:numPr>
+        <w:spacing w:before="100" w:beforeAutospacing="1" w:after="100" w:afterAutospacing="1"/>
+        <w:rPr>
+          <w:rFonts w:ascii="Times New Roman" w:hAnsi="Times New Roman"/>
+        </w:rPr>
+      </w:pPr>
+      <w:r>
+        <w:rPr>
+          <w:rFonts w:ascii="Times New Roman" w:hAnsi="Times New Roman"/>
+        </w:rPr>
+        <w:t>statistisch induziert,</w:t>
+      </w:r>
+    </w:p>
+    <w:p>
+      <w:pPr>
+        <w:numPr>
+          <w:ilvl w:val="0"/>
+          <w:numId w:val="59"/>
+        </w:numPr>
+        <w:spacing w:before="100" w:beforeAutospacing="1" w:after="100" w:afterAutospacing="1"/>
+        <w:rPr>
+          <w:rFonts w:ascii="Times New Roman" w:hAnsi="Times New Roman"/>
+        </w:rPr>
+      </w:pPr>
+      <w:r>
+        <w:rPr>
+          <w:rFonts w:ascii="Times New Roman" w:hAnsi="Times New Roman"/>
+        </w:rPr>
+        <w:t>noch datengetrieben clustergeneriert,</w:t>
+      </w:r>
+    </w:p>
+    <w:p>
+      <w:pPr>
+        <w:numPr>
+          <w:ilvl w:val="0"/>
+          <w:numId w:val="59"/>
+        </w:numPr>
+        <w:spacing w:before="100" w:beforeAutospacing="1" w:after="100" w:afterAutospacing="1"/>
+        <w:rPr>
+          <w:rFonts w:ascii="Times New Roman" w:hAnsi="Times New Roman"/>
+        </w:rPr>
+      </w:pPr>
+      <w:r>
+        <w:rPr>
+          <w:rFonts w:ascii="Times New Roman" w:hAnsi="Times New Roman"/>
+        </w:rPr>
+        <w:t xml:space="preserve">noch aus </w:t>
+      </w:r>
+      <w:proofErr w:type="spellStart"/>
+      <w:r>
+        <w:rPr>
+          <w:rFonts w:ascii="Times New Roman" w:hAnsi="Times New Roman"/>
+        </w:rPr>
+        <w:t>embeddings</w:t>
+      </w:r>
+      <w:proofErr w:type="spellEnd"/>
+      <w:r>
+        <w:rPr>
+          <w:rFonts w:ascii="Times New Roman" w:hAnsi="Times New Roman"/>
+        </w:rPr>
+        <w:t xml:space="preserve"> extrahiert.</w:t>
+      </w:r>
+    </w:p>
+    <w:p>
+      <w:pPr>
+        <w:spacing w:before="100" w:beforeAutospacing="1" w:after="100" w:afterAutospacing="1"/>
+        <w:rPr>
+          <w:rFonts w:ascii="Times New Roman" w:hAnsi="Times New Roman"/>
+        </w:rPr>
+      </w:pPr>
+      <w:r>
+        <w:rPr>
+          <w:rFonts w:ascii="Times New Roman" w:hAnsi="Times New Roman"/>
+        </w:rPr>
+        <w:t>Vielmehr stellen sie ein theoriegeleitetes Koordinatensystem dar, in das sprachliche Äußerungen projiziert werden.</w:t>
+      </w:r>
+    </w:p>
+    <w:p>
+      <w:pPr>
+        <w:spacing w:before="100" w:beforeAutospacing="1" w:after="100" w:afterAutospacing="1"/>
+        <w:rPr>
+          <w:rFonts w:ascii="Times New Roman" w:hAnsi="Times New Roman"/>
+        </w:rPr>
+      </w:pPr>
+      <w:r>
+        <w:rPr>
+          <w:rFonts w:ascii="Times New Roman" w:hAnsi="Times New Roman"/>
+        </w:rPr>
+        <w:t>Formal entsteht damit ein Bedeutungsraum:</w:t>
+      </w:r>
+    </w:p>
+    <w:p>
+      <w:pPr>
+        <w:spacing w:after="0"/>
+        <w:rPr>
+          <w:rFonts w:ascii="Times New Roman" w:hAnsi="Times New Roman"/>
+        </w:rPr>
+      </w:pPr>
+      <w:r>
+        <w:rPr>
+          <w:rFonts w:ascii="Times New Roman" w:hAnsi="Times New Roman"/>
+        </w:rPr>
+        <w:t>R7\</w:t>
+      </w:r>
+      <w:proofErr w:type="spellStart"/>
+      <w:r>
+        <w:rPr>
+          <w:rFonts w:ascii="Times New Roman" w:hAnsi="Times New Roman"/>
+        </w:rPr>
+        <w:t>mathbb</w:t>
+      </w:r>
+      <w:proofErr w:type="spellEnd"/>
+      <w:r>
+        <w:rPr>
+          <w:rFonts w:ascii="Times New Roman" w:hAnsi="Times New Roman"/>
+        </w:rPr>
+        <w:t xml:space="preserve">{R}^7R7 </w:t>
+      </w:r>
+    </w:p>
+    <w:p>
+      <w:pPr>
+        <w:spacing w:before="100" w:beforeAutospacing="1" w:after="100" w:afterAutospacing="1"/>
+        <w:rPr>
+          <w:rFonts w:ascii="Times New Roman" w:hAnsi="Times New Roman"/>
+        </w:rPr>
+      </w:pPr>
+      <w:r>
+        <w:rPr>
+          <w:rFonts w:ascii="Times New Roman" w:hAnsi="Times New Roman"/>
+        </w:rPr>
+        <w:t>mit explizit benannten Achsen.</w:t>
+      </w:r>
+    </w:p>
+    <w:p>
+      <w:pPr>
+        <w:spacing w:before="100" w:beforeAutospacing="1" w:after="100" w:afterAutospacing="1"/>
+        <w:rPr>
+          <w:rFonts w:ascii="Times New Roman" w:hAnsi="Times New Roman"/>
+        </w:rPr>
+      </w:pPr>
+      <w:r>
+        <w:rPr>
+          <w:rFonts w:ascii="Times New Roman" w:hAnsi="Times New Roman"/>
+        </w:rPr>
+        <w:t>Damit unterscheidet sich FRZK fundamental von hochdimensionalen, semantisch unbenannten Vektorräumen moderner NLP-Modelle.</w:t>
+      </w:r>
+    </w:p>
+    <w:p>
+      <w:pPr>
+        <w:spacing w:before="100" w:beforeAutospacing="1" w:after="100" w:afterAutospacing="1"/>
+        <w:outlineLvl w:val="1"/>
+        <w:rPr>
+          <w:rFonts w:ascii="Times New Roman" w:hAnsi="Times New Roman"/>
+          <w:b/>
+          <w:bCs/>
+          <w:sz w:val="36"/>
+          <w:szCs w:val="36"/>
+        </w:rPr>
+      </w:pPr>
+      <w:r>
+        <w:rPr>
+          <w:rFonts w:ascii="Times New Roman" w:hAnsi="Times New Roman"/>
+          <w:b/>
+          <w:bCs/>
+          <w:sz w:val="36"/>
+          <w:szCs w:val="36"/>
+        </w:rPr>
+        <w:t>6.x.</w:t>
+      </w:r>
+      <w:r>
+        <w:rPr>
+          <w:rFonts w:ascii="Times New Roman" w:hAnsi="Times New Roman"/>
+          <w:b/>
+          <w:bCs/>
+          <w:sz w:val="36"/>
+          <w:szCs w:val="36"/>
+        </w:rPr>
+        <w:t>4</w:t>
+      </w:r>
+      <w:r>
+        <w:rPr>
+          <w:rFonts w:ascii="Times New Roman" w:hAnsi="Times New Roman"/>
+          <w:b/>
+          <w:bCs/>
+          <w:sz w:val="36"/>
+          <w:szCs w:val="36"/>
+        </w:rPr>
+        <w:t xml:space="preserve"> Tokenisierung und Pattern-Normalisierung</w:t>
+      </w:r>
+    </w:p>
+    <w:p>
+      <w:pPr>
+        <w:spacing w:before="100" w:beforeAutospacing="1" w:after="100" w:afterAutospacing="1"/>
+        <w:rPr>
+          <w:rFonts w:ascii="Times New Roman" w:hAnsi="Times New Roman"/>
+        </w:rPr>
+      </w:pPr>
+      <w:r>
+        <w:rPr>
+          <w:rFonts w:ascii="Times New Roman" w:hAnsi="Times New Roman"/>
+        </w:rPr>
+        <w:t>Für jede Value-Einheit erfolgt Tokenisierung:</w:t>
+      </w:r>
+    </w:p>
+    <w:p>
+      <w:pPr>
+        <w:spacing w:after="0"/>
+        <w:rPr>
+          <w:rFonts w:ascii="Times New Roman" w:hAnsi="Times New Roman"/>
+        </w:rPr>
+      </w:pPr>
       <w:proofErr w:type="gramStart"/>
       <w:r>
         <w:rPr>
           <w:rFonts w:ascii="Times New Roman" w:hAnsi="Times New Roman"/>
         </w:rPr>
-        <w:t>σ:T</w:t>
+        <w:t>τ:V</w:t>
       </w:r>
       <w:proofErr w:type="gramEnd"/>
       <w:r>
         <w:rPr>
           <w:rFonts w:ascii="Times New Roman" w:hAnsi="Times New Roman"/>
         </w:rPr>
-        <w:t>→V</w:t>
+        <w:t>→L</w:t>
       </w:r>
       <w:r>
         <w:rPr>
@@ -503,7 +3304,7 @@
         <w:rPr>
           <w:rFonts w:ascii="Times New Roman" w:hAnsi="Times New Roman"/>
         </w:rPr>
-        <w:t>\sigma : \</w:t>
+        <w:t>\tau : \</w:t>
       </w:r>
       <w:proofErr w:type="spellStart"/>
       <w:r>
@@ -517,7 +3318,7 @@
         <w:rPr>
           <w:rFonts w:ascii="Times New Roman" w:hAnsi="Times New Roman"/>
         </w:rPr>
-        <w:t>{T} \</w:t>
+        <w:t>{V} \</w:t>
       </w:r>
       <w:proofErr w:type="spellStart"/>
       <w:r>
@@ -545,14 +3346,14 @@
         <w:rPr>
           <w:rFonts w:ascii="Times New Roman" w:hAnsi="Times New Roman"/>
         </w:rPr>
-        <w:t>{V}^*</w:t>
+        <w:t>{L}^*</w:t>
       </w:r>
       <w:proofErr w:type="spellStart"/>
       <w:r>
         <w:rPr>
           <w:rFonts w:ascii="Times New Roman" w:hAnsi="Times New Roman"/>
         </w:rPr>
-        <w:t>σ:T→V</w:t>
+        <w:t>τ:V→L</w:t>
       </w:r>
       <w:proofErr w:type="spellEnd"/>
       <w:r>
@@ -579,7 +3380,8 @@
         <w:rPr>
           <w:rFonts w:ascii="Times New Roman" w:hAnsi="Times New Roman"/>
         </w:rPr>
-        <w:t>implementiert in der Befüllung der Tabelle</w:t>
+        <w:lastRenderedPageBreak/>
+        <w:t>Die lexikalische Normalisierung wird über die Tabelle</w:t>
       </w:r>
       <w:r>
         <w:rPr>
@@ -594,29 +3396,28 @@
           <w:sz w:val="20"/>
           <w:szCs w:val="20"/>
         </w:rPr>
-        <w:t>mtr_rueckkopplung_datenmaske_values</w:t>
+        <w:t>frzk_pattern_lexem</w:t>
       </w:r>
       <w:proofErr w:type="spellEnd"/>
       <w:r>
         <w:rPr>
           <w:rFonts w:ascii="Times New Roman" w:hAnsi="Times New Roman"/>
         </w:rPr>
-        <w:t>.</w:t>
-      </w:r>
-    </w:p>
-    <w:p>
-      <w:pPr>
-        <w:spacing w:before="100" w:beforeAutospacing="1" w:after="100" w:afterAutospacing="1"/>
-        <w:rPr>
-          <w:rFonts w:ascii="Times New Roman" w:hAnsi="Times New Roman"/>
-        </w:rPr>
-      </w:pPr>
-      <w:r>
-        <w:rPr>
-          <w:rFonts w:ascii="Times New Roman" w:hAnsi="Times New Roman"/>
-        </w:rPr>
-        <w:lastRenderedPageBreak/>
-        <w:t>Für jeden Datensatz TTT gilt:</w:t>
+        <w:t xml:space="preserve"> realisiert.</w:t>
+      </w:r>
+    </w:p>
+    <w:p>
+      <w:pPr>
+        <w:spacing w:before="100" w:beforeAutospacing="1" w:after="100" w:afterAutospacing="1"/>
+        <w:rPr>
+          <w:rFonts w:ascii="Times New Roman" w:hAnsi="Times New Roman"/>
+        </w:rPr>
+      </w:pPr>
+      <w:r>
+        <w:rPr>
+          <w:rFonts w:ascii="Times New Roman" w:hAnsi="Times New Roman"/>
+        </w:rPr>
+        <w:t>Formal:</w:t>
       </w:r>
     </w:p>
     <w:p>
@@ -626,123 +3427,379 @@
           <w:rFonts w:ascii="Times New Roman" w:hAnsi="Times New Roman"/>
         </w:rPr>
       </w:pPr>
-      <w:r>
-        <w:rPr>
-          <w:rFonts w:ascii="Times New Roman" w:hAnsi="Times New Roman"/>
-        </w:rPr>
-        <w:t>σ(T)=(v</w:t>
-      </w:r>
       <w:proofErr w:type="gramStart"/>
       <w:r>
         <w:rPr>
           <w:rFonts w:ascii="Times New Roman" w:hAnsi="Times New Roman"/>
         </w:rPr>
-        <w:t>1,…</w:t>
+        <w:t>π:L</w:t>
       </w:r>
       <w:proofErr w:type="gramEnd"/>
       <w:r>
         <w:rPr>
           <w:rFonts w:ascii="Times New Roman" w:hAnsi="Times New Roman"/>
         </w:rPr>
-        <w:t>,</w:t>
+        <w:t>→L0\pi : \</w:t>
       </w:r>
       <w:proofErr w:type="spellStart"/>
       <w:r>
         <w:rPr>
           <w:rFonts w:ascii="Times New Roman" w:hAnsi="Times New Roman"/>
         </w:rPr>
-        <w:t>vk</w:t>
+        <w:t>mathcal</w:t>
       </w:r>
       <w:proofErr w:type="spellEnd"/>
       <w:r>
         <w:rPr>
           <w:rFonts w:ascii="Times New Roman" w:hAnsi="Times New Roman"/>
         </w:rPr>
-        <w:t>)\</w:t>
+        <w:t>{L} \</w:t>
       </w:r>
       <w:proofErr w:type="spellStart"/>
       <w:r>
         <w:rPr>
           <w:rFonts w:ascii="Times New Roman" w:hAnsi="Times New Roman"/>
         </w:rPr>
-        <w:t>sigma</w:t>
+        <w:t>rightarrow</w:t>
       </w:r>
       <w:proofErr w:type="spellEnd"/>
       <w:r>
         <w:rPr>
           <w:rFonts w:ascii="Times New Roman" w:hAnsi="Times New Roman"/>
         </w:rPr>
-        <w:t>(T) = (v_1, \</w:t>
+        <w:t xml:space="preserve"> \</w:t>
       </w:r>
       <w:proofErr w:type="spellStart"/>
       <w:r>
         <w:rPr>
           <w:rFonts w:ascii="Times New Roman" w:hAnsi="Times New Roman"/>
         </w:rPr>
-        <w:t>dots</w:t>
+        <w:t>mathcal</w:t>
       </w:r>
       <w:proofErr w:type="spellEnd"/>
       <w:r>
         <w:rPr>
           <w:rFonts w:ascii="Times New Roman" w:hAnsi="Times New Roman"/>
         </w:rPr>
-        <w:t xml:space="preserve">, </w:t>
+        <w:t xml:space="preserve">{L}_0π:L→L0​ </w:t>
+      </w:r>
+    </w:p>
+    <w:p>
+      <w:pPr>
+        <w:spacing w:before="100" w:beforeAutospacing="1" w:after="100" w:afterAutospacing="1"/>
+        <w:rPr>
+          <w:rFonts w:ascii="Times New Roman" w:hAnsi="Times New Roman"/>
+        </w:rPr>
+      </w:pPr>
+      <w:r>
+        <w:rPr>
+          <w:rFonts w:ascii="Times New Roman" w:hAnsi="Times New Roman"/>
+        </w:rPr>
+        <w:t>wobei:</w:t>
+      </w:r>
+    </w:p>
+    <w:p>
+      <w:pPr>
+        <w:numPr>
+          <w:ilvl w:val="0"/>
+          <w:numId w:val="36"/>
+        </w:numPr>
+        <w:spacing w:before="100" w:beforeAutospacing="1" w:after="100" w:afterAutospacing="1"/>
+        <w:rPr>
+          <w:rFonts w:ascii="Times New Roman" w:hAnsi="Times New Roman"/>
+        </w:rPr>
+      </w:pPr>
+      <w:r>
+        <w:rPr>
+          <w:rFonts w:ascii="Times New Roman" w:hAnsi="Times New Roman"/>
+        </w:rPr>
+        <w:t>L0\</w:t>
       </w:r>
       <w:proofErr w:type="spellStart"/>
       <w:r>
         <w:rPr>
           <w:rFonts w:ascii="Times New Roman" w:hAnsi="Times New Roman"/>
         </w:rPr>
-        <w:t>v_k</w:t>
+        <w:t>mathcal</w:t>
       </w:r>
       <w:proofErr w:type="spellEnd"/>
       <w:r>
         <w:rPr>
           <w:rFonts w:ascii="Times New Roman" w:hAnsi="Times New Roman"/>
         </w:rPr>
-        <w:t>)σ(T)=(v1​,…,</w:t>
+        <w:t>{L}_0L0​ = Menge kanonischer Lexeme,</w:t>
+      </w:r>
+    </w:p>
+    <w:p>
+      <w:pPr>
+        <w:numPr>
+          <w:ilvl w:val="0"/>
+          <w:numId w:val="36"/>
+        </w:numPr>
+        <w:spacing w:before="100" w:beforeAutospacing="1" w:after="100" w:afterAutospacing="1"/>
+        <w:rPr>
+          <w:rFonts w:ascii="Times New Roman" w:hAnsi="Times New Roman"/>
+        </w:rPr>
+      </w:pPr>
+      <w:r>
+        <w:rPr>
+          <w:rFonts w:ascii="Times New Roman" w:hAnsi="Times New Roman"/>
+        </w:rPr>
+        <w:t>mehrere Oberflächenformen auf ein Lexem abgebildet werden.</w:t>
+      </w:r>
+    </w:p>
+    <w:p>
+      <w:pPr>
+        <w:spacing w:before="100" w:beforeAutospacing="1" w:after="100" w:afterAutospacing="1"/>
+        <w:rPr>
+          <w:rFonts w:ascii="Times New Roman" w:hAnsi="Times New Roman"/>
+        </w:rPr>
+      </w:pPr>
+      <w:r>
+        <w:rPr>
+          <w:rFonts w:ascii="Times New Roman" w:hAnsi="Times New Roman"/>
+        </w:rPr>
+        <w:t>Diese Abbildung ist:</w:t>
+      </w:r>
+    </w:p>
+    <w:p>
+      <w:pPr>
+        <w:numPr>
+          <w:ilvl w:val="0"/>
+          <w:numId w:val="37"/>
+        </w:numPr>
+        <w:spacing w:before="100" w:beforeAutospacing="1" w:after="100" w:afterAutospacing="1"/>
+        <w:rPr>
+          <w:rFonts w:ascii="Times New Roman" w:hAnsi="Times New Roman"/>
+        </w:rPr>
+      </w:pPr>
+      <w:r>
+        <w:rPr>
+          <w:rFonts w:ascii="Times New Roman" w:hAnsi="Times New Roman"/>
+        </w:rPr>
+        <w:t>regelbasiert,</w:t>
+      </w:r>
+    </w:p>
+    <w:p>
+      <w:pPr>
+        <w:numPr>
+          <w:ilvl w:val="0"/>
+          <w:numId w:val="37"/>
+        </w:numPr>
+        <w:spacing w:before="100" w:beforeAutospacing="1" w:after="100" w:afterAutospacing="1"/>
+        <w:rPr>
+          <w:rFonts w:ascii="Times New Roman" w:hAnsi="Times New Roman"/>
+        </w:rPr>
+      </w:pPr>
+      <w:r>
+        <w:rPr>
+          <w:rFonts w:ascii="Times New Roman" w:hAnsi="Times New Roman"/>
+        </w:rPr>
+        <w:t>deterministisch,</w:t>
+      </w:r>
+    </w:p>
+    <w:p>
+      <w:pPr>
+        <w:numPr>
+          <w:ilvl w:val="0"/>
+          <w:numId w:val="37"/>
+        </w:numPr>
+        <w:spacing w:before="100" w:beforeAutospacing="1" w:after="100" w:afterAutospacing="1"/>
+        <w:rPr>
+          <w:rFonts w:ascii="Times New Roman" w:hAnsi="Times New Roman"/>
+        </w:rPr>
+      </w:pPr>
+      <w:r>
+        <w:rPr>
+          <w:rFonts w:ascii="Times New Roman" w:hAnsi="Times New Roman"/>
+        </w:rPr>
+        <w:t>nicht statistisch trainiert.</w:t>
+      </w:r>
+    </w:p>
+    <w:p>
+      <w:pPr>
+        <w:spacing w:after="0"/>
+        <w:rPr>
+          <w:rFonts w:ascii="Times New Roman" w:hAnsi="Times New Roman"/>
+        </w:rPr>
+      </w:pPr>
+      <w:r>
+        <w:rPr>
+          <w:rFonts w:ascii="Times New Roman" w:hAnsi="Times New Roman"/>
+        </w:rPr>
+        <w:pict w14:anchorId="4B873C89">
+          <v:rect id="_x0000_i1028" style="width:0;height:1.5pt" o:hralign="center" o:hrstd="t" o:hr="t" fillcolor="#a0a0a0" stroked="f"/>
+        </w:pict>
+      </w:r>
+    </w:p>
+    <w:p>
+      <w:pPr>
+        <w:spacing w:before="100" w:beforeAutospacing="1" w:after="100" w:afterAutospacing="1"/>
+        <w:outlineLvl w:val="1"/>
+        <w:rPr>
+          <w:rFonts w:ascii="Times New Roman" w:hAnsi="Times New Roman"/>
+          <w:b/>
+          <w:bCs/>
+          <w:sz w:val="36"/>
+          <w:szCs w:val="36"/>
+        </w:rPr>
+      </w:pPr>
+      <w:r>
+        <w:rPr>
+          <w:rFonts w:ascii="Times New Roman" w:hAnsi="Times New Roman"/>
+          <w:b/>
+          <w:bCs/>
+          <w:sz w:val="36"/>
+          <w:szCs w:val="36"/>
+        </w:rPr>
+        <w:t>6.x.</w:t>
+      </w:r>
+      <w:r>
+        <w:rPr>
+          <w:rFonts w:ascii="Times New Roman" w:hAnsi="Times New Roman"/>
+          <w:b/>
+          <w:bCs/>
+          <w:sz w:val="36"/>
+          <w:szCs w:val="36"/>
+        </w:rPr>
+        <w:t>5</w:t>
+      </w:r>
+      <w:r>
+        <w:rPr>
+          <w:rFonts w:ascii="Times New Roman" w:hAnsi="Times New Roman"/>
+          <w:b/>
+          <w:bCs/>
+          <w:sz w:val="36"/>
+          <w:szCs w:val="36"/>
+        </w:rPr>
+        <w:t xml:space="preserve"> Zuordnung zu Funktionsklassen</w:t>
+      </w:r>
+    </w:p>
+    <w:p>
+      <w:pPr>
+        <w:spacing w:before="100" w:beforeAutospacing="1" w:after="100" w:afterAutospacing="1"/>
+        <w:rPr>
+          <w:rFonts w:ascii="Times New Roman" w:hAnsi="Times New Roman"/>
+        </w:rPr>
+      </w:pPr>
+      <w:r>
+        <w:rPr>
+          <w:rFonts w:ascii="Times New Roman" w:hAnsi="Times New Roman"/>
+        </w:rPr>
+        <w:t>Die zentrale semantische Abbildung ist:</w:t>
+      </w:r>
+    </w:p>
+    <w:p>
+      <w:pPr>
+        <w:spacing w:after="0"/>
+        <w:rPr>
+          <w:rFonts w:ascii="Times New Roman" w:hAnsi="Times New Roman"/>
+        </w:rPr>
+      </w:pPr>
+      <w:proofErr w:type="gramStart"/>
+      <w:r>
+        <w:rPr>
+          <w:rFonts w:ascii="Times New Roman" w:hAnsi="Times New Roman"/>
+        </w:rPr>
+        <w:t>F:L</w:t>
+      </w:r>
+      <w:proofErr w:type="gramEnd"/>
+      <w:r>
+        <w:rPr>
+          <w:rFonts w:ascii="Times New Roman" w:hAnsi="Times New Roman"/>
+        </w:rPr>
+        <w:t>0→KF : \</w:t>
       </w:r>
       <w:proofErr w:type="spellStart"/>
       <w:r>
         <w:rPr>
           <w:rFonts w:ascii="Times New Roman" w:hAnsi="Times New Roman"/>
         </w:rPr>
-        <w:t>vk</w:t>
+        <w:t>mathcal</w:t>
       </w:r>
       <w:proofErr w:type="spellEnd"/>
       <w:r>
         <w:rPr>
           <w:rFonts w:ascii="Times New Roman" w:hAnsi="Times New Roman"/>
         </w:rPr>
-        <w:t xml:space="preserve">​) </w:t>
-      </w:r>
-    </w:p>
-    <w:p>
-      <w:pPr>
-        <w:spacing w:before="100" w:beforeAutospacing="1" w:after="100" w:afterAutospacing="1"/>
-        <w:rPr>
-          <w:rFonts w:ascii="Times New Roman" w:hAnsi="Times New Roman"/>
-        </w:rPr>
-      </w:pPr>
-      <w:r>
-        <w:rPr>
-          <w:rFonts w:ascii="Times New Roman" w:hAnsi="Times New Roman"/>
-        </w:rPr>
-        <w:t xml:space="preserve">Jedes </w:t>
+        <w:t>{L}_0 \</w:t>
       </w:r>
       <w:proofErr w:type="spellStart"/>
       <w:r>
         <w:rPr>
           <w:rFonts w:ascii="Times New Roman" w:hAnsi="Times New Roman"/>
         </w:rPr>
-        <w:t>viv_ivi</w:t>
+        <w:t>rightarrow</w:t>
       </w:r>
       <w:proofErr w:type="spellEnd"/>
       <w:r>
         <w:rPr>
           <w:rFonts w:ascii="Times New Roman" w:hAnsi="Times New Roman"/>
         </w:rPr>
-        <w:t>​ wird als eigener Datensatz in</w:t>
+        <w:t xml:space="preserve"> \</w:t>
+      </w:r>
+      <w:proofErr w:type="spellStart"/>
+      <w:r>
+        <w:rPr>
+          <w:rFonts w:ascii="Times New Roman" w:hAnsi="Times New Roman"/>
+        </w:rPr>
+        <w:t>mathcal</w:t>
+      </w:r>
+      <w:proofErr w:type="spellEnd"/>
+      <w:r>
+        <w:rPr>
+          <w:rFonts w:ascii="Times New Roman" w:hAnsi="Times New Roman"/>
+        </w:rPr>
+        <w:t xml:space="preserve">{K}F:L0​→K </w:t>
+      </w:r>
+    </w:p>
+    <w:p>
+      <w:pPr>
+        <w:spacing w:before="100" w:beforeAutospacing="1" w:after="100" w:afterAutospacing="1"/>
+        <w:rPr>
+          <w:rFonts w:ascii="Times New Roman" w:hAnsi="Times New Roman"/>
+        </w:rPr>
+      </w:pPr>
+      <w:r>
+        <w:rPr>
+          <w:rFonts w:ascii="Times New Roman" w:hAnsi="Times New Roman"/>
+        </w:rPr>
+        <w:t>mit</w:t>
+      </w:r>
+      <w:r>
+        <w:rPr>
+          <w:rFonts w:ascii="Times New Roman" w:hAnsi="Times New Roman"/>
+        </w:rPr>
+        <w:br/>
+        <w:t>K\</w:t>
+      </w:r>
+      <w:proofErr w:type="spellStart"/>
+      <w:r>
+        <w:rPr>
+          <w:rFonts w:ascii="Times New Roman" w:hAnsi="Times New Roman"/>
+        </w:rPr>
+        <w:t>mathcal</w:t>
+      </w:r>
+      <w:proofErr w:type="spellEnd"/>
+      <w:r>
+        <w:rPr>
+          <w:rFonts w:ascii="Times New Roman" w:hAnsi="Times New Roman"/>
+        </w:rPr>
+        <w:t>{K}K = Menge der Funktionsklassen.</w:t>
+      </w:r>
+    </w:p>
+    <w:p>
+      <w:pPr>
+        <w:spacing w:before="100" w:beforeAutospacing="1" w:after="100" w:afterAutospacing="1"/>
+        <w:rPr>
+          <w:rFonts w:ascii="Times New Roman" w:hAnsi="Times New Roman"/>
+        </w:rPr>
+      </w:pPr>
+      <w:r>
+        <w:rPr>
+          <w:rFonts w:ascii="Times New Roman" w:hAnsi="Times New Roman"/>
+        </w:rPr>
+        <w:t>Die Zuordnung erfolgt über das Mapping in</w:t>
       </w:r>
       <w:r>
         <w:rPr>
@@ -757,204 +3814,14 @@
           <w:sz w:val="20"/>
           <w:szCs w:val="20"/>
         </w:rPr>
-        <w:t>mtr_rueckkopplung_datenmaske_values</w:t>
+        <w:t>frzk_pattern_lexem</w:t>
       </w:r>
       <w:proofErr w:type="spellEnd"/>
       <w:r>
         <w:rPr>
           <w:rFonts w:ascii="Times New Roman" w:hAnsi="Times New Roman"/>
         </w:rPr>
-        <w:t xml:space="preserve"> gespeichert.</w:t>
-      </w:r>
-    </w:p>
-    <w:p>
-      <w:pPr>
-        <w:spacing w:before="100" w:beforeAutospacing="1" w:after="100" w:afterAutospacing="1"/>
-        <w:rPr>
-          <w:rFonts w:ascii="Times New Roman" w:hAnsi="Times New Roman"/>
-        </w:rPr>
-      </w:pPr>
-      <w:r>
-        <w:rPr>
-          <w:rFonts w:ascii="Times New Roman" w:hAnsi="Times New Roman"/>
-        </w:rPr>
-        <w:t>Segmentierungsregeln:</w:t>
-      </w:r>
-    </w:p>
-    <w:p>
-      <w:pPr>
-        <w:numPr>
-          <w:ilvl w:val="0"/>
-          <w:numId w:val="35"/>
-        </w:numPr>
-        <w:spacing w:before="100" w:beforeAutospacing="1" w:after="100" w:afterAutospacing="1"/>
-        <w:rPr>
-          <w:rFonts w:ascii="Times New Roman" w:hAnsi="Times New Roman"/>
-        </w:rPr>
-      </w:pPr>
-      <w:r>
-        <w:rPr>
-          <w:rFonts w:ascii="Times New Roman" w:hAnsi="Times New Roman"/>
-        </w:rPr>
-        <w:t>Trennung an Satzzeichen</w:t>
-      </w:r>
-    </w:p>
-    <w:p>
-      <w:pPr>
-        <w:numPr>
-          <w:ilvl w:val="0"/>
-          <w:numId w:val="35"/>
-        </w:numPr>
-        <w:spacing w:before="100" w:beforeAutospacing="1" w:after="100" w:afterAutospacing="1"/>
-        <w:rPr>
-          <w:rFonts w:ascii="Times New Roman" w:hAnsi="Times New Roman"/>
-        </w:rPr>
-      </w:pPr>
-      <w:r>
-        <w:rPr>
-          <w:rFonts w:ascii="Times New Roman" w:hAnsi="Times New Roman"/>
-        </w:rPr>
-        <w:t>Trennung an koordinierenden Konnektoren</w:t>
-      </w:r>
-    </w:p>
-    <w:p>
-      <w:pPr>
-        <w:numPr>
-          <w:ilvl w:val="0"/>
-          <w:numId w:val="35"/>
-        </w:numPr>
-        <w:spacing w:before="100" w:beforeAutospacing="1" w:after="100" w:afterAutospacing="1"/>
-        <w:rPr>
-          <w:rFonts w:ascii="Times New Roman" w:hAnsi="Times New Roman"/>
-        </w:rPr>
-      </w:pPr>
-      <w:r>
-        <w:rPr>
-          <w:rFonts w:ascii="Times New Roman" w:hAnsi="Times New Roman"/>
-        </w:rPr>
-        <w:t>syntaktische Eigenständigkeit</w:t>
-      </w:r>
-    </w:p>
-    <w:p>
-      <w:pPr>
-        <w:numPr>
-          <w:ilvl w:val="0"/>
-          <w:numId w:val="35"/>
-        </w:numPr>
-        <w:spacing w:before="100" w:beforeAutospacing="1" w:after="100" w:afterAutospacing="1"/>
-        <w:rPr>
-          <w:rFonts w:ascii="Times New Roman" w:hAnsi="Times New Roman"/>
-        </w:rPr>
-      </w:pPr>
-      <w:r>
-        <w:rPr>
-          <w:rFonts w:ascii="Times New Roman" w:hAnsi="Times New Roman"/>
-        </w:rPr>
-        <w:t>Eliminierung leerer Fragmente</w:t>
-      </w:r>
-    </w:p>
-    <w:p>
-      <w:pPr>
-        <w:spacing w:before="100" w:beforeAutospacing="1" w:after="100" w:afterAutospacing="1"/>
-        <w:rPr>
-          <w:rFonts w:ascii="Times New Roman" w:hAnsi="Times New Roman"/>
-        </w:rPr>
-      </w:pPr>
-      <w:r>
-        <w:rPr>
-          <w:rFonts w:ascii="Times New Roman" w:hAnsi="Times New Roman"/>
-        </w:rPr>
-        <w:t>Damit entsteht die relationale Struktur:</w:t>
-      </w:r>
-    </w:p>
-    <w:p>
-      <w:pPr>
-        <w:spacing w:after="0"/>
-        <w:rPr>
-          <w:rFonts w:ascii="Times New Roman" w:hAnsi="Times New Roman"/>
-        </w:rPr>
-      </w:pPr>
-      <w:r>
-        <w:rPr>
-          <w:rFonts w:ascii="Times New Roman" w:hAnsi="Times New Roman"/>
-        </w:rPr>
-        <w:t>mtr_rueckkopplung_datenmaske→mtr_rueckkopplung_datenmaske_values\text{mtr\_rueckkopplung\_datenmaske} \</w:t>
-      </w:r>
-      <w:proofErr w:type="spellStart"/>
-      <w:r>
-        <w:rPr>
-          <w:rFonts w:ascii="Times New Roman" w:hAnsi="Times New Roman"/>
-        </w:rPr>
-        <w:t>rightarrow</w:t>
-      </w:r>
-      <w:proofErr w:type="spellEnd"/>
-      <w:r>
-        <w:rPr>
-          <w:rFonts w:ascii="Times New Roman" w:hAnsi="Times New Roman"/>
-        </w:rPr>
-        <w:t xml:space="preserve"> \text{mtr</w:t>
-      </w:r>
-      <w:proofErr w:type="gramStart"/>
-      <w:r>
-        <w:rPr>
-          <w:rFonts w:ascii="Times New Roman" w:hAnsi="Times New Roman"/>
-        </w:rPr>
-        <w:t>\_rueckkopplung\_datenmaske\_values}mtr</w:t>
-      </w:r>
-      <w:proofErr w:type="gramEnd"/>
-      <w:r>
-        <w:rPr>
-          <w:rFonts w:ascii="Times New Roman" w:hAnsi="Times New Roman"/>
-        </w:rPr>
-        <w:t xml:space="preserve">_rueckkopplung_datenmaske→mtr_rueckkopplung_datenmaske_values </w:t>
-      </w:r>
-    </w:p>
-    <w:p>
-      <w:pPr>
-        <w:spacing w:before="100" w:beforeAutospacing="1" w:after="100" w:afterAutospacing="1"/>
-        <w:rPr>
-          <w:rFonts w:ascii="Times New Roman" w:hAnsi="Times New Roman"/>
-        </w:rPr>
-      </w:pPr>
-      <w:r>
-        <w:rPr>
-          <w:rFonts w:ascii="Times New Roman" w:hAnsi="Times New Roman"/>
-        </w:rPr>
-        <w:t>(</w:t>
-      </w:r>
-      <w:proofErr w:type="gramStart"/>
-      <w:r>
-        <w:rPr>
-          <w:rFonts w:ascii="Times New Roman" w:hAnsi="Times New Roman"/>
-        </w:rPr>
-        <w:t>1:n</w:t>
-      </w:r>
-      <w:proofErr w:type="gramEnd"/>
-      <w:r>
-        <w:rPr>
-          <w:rFonts w:ascii="Times New Roman" w:hAnsi="Times New Roman"/>
-        </w:rPr>
-        <w:t>-Beziehung)</w:t>
-      </w:r>
-    </w:p>
-    <w:p>
-      <w:pPr>
-        <w:spacing w:before="100" w:beforeAutospacing="1" w:after="100" w:afterAutospacing="1"/>
-        <w:rPr>
-          <w:rFonts w:ascii="Times New Roman" w:hAnsi="Times New Roman"/>
-        </w:rPr>
-      </w:pPr>
-      <w:r>
-        <w:rPr>
-          <w:rFonts w:ascii="Times New Roman" w:hAnsi="Times New Roman"/>
-        </w:rPr>
-        <w:t>Jeder Value-Datensatz ist eindeutig über</w:t>
-      </w:r>
-      <w:r>
-        <w:rPr>
-          <w:rFonts w:ascii="Times New Roman" w:hAnsi="Times New Roman"/>
-        </w:rPr>
-        <w:br/>
+        <w:t xml:space="preserve"> in Verbindung mit der jeweiligen </w:t>
       </w:r>
       <w:proofErr w:type="spellStart"/>
       <w:r>
@@ -963,14 +3830,28 @@
           <w:sz w:val="20"/>
           <w:szCs w:val="20"/>
         </w:rPr>
-        <w:t>id_mtr_rueckkopplung_datenmaske</w:t>
+        <w:t>funktionsklasse_id</w:t>
       </w:r>
       <w:proofErr w:type="spellEnd"/>
       <w:r>
         <w:rPr>
           <w:rFonts w:ascii="Times New Roman" w:hAnsi="Times New Roman"/>
         </w:rPr>
-        <w:t xml:space="preserve"> referenziert.</w:t>
+        <w:t>.</w:t>
+      </w:r>
+    </w:p>
+    <w:p>
+      <w:pPr>
+        <w:spacing w:before="100" w:beforeAutospacing="1" w:after="100" w:afterAutospacing="1"/>
+        <w:rPr>
+          <w:rFonts w:ascii="Times New Roman" w:hAnsi="Times New Roman"/>
+        </w:rPr>
+      </w:pPr>
+      <w:r>
+        <w:rPr>
+          <w:rFonts w:ascii="Times New Roman" w:hAnsi="Times New Roman"/>
+        </w:rPr>
+        <w:t>Funktionsklassen stellen die theoretische Brücke zwischen linguistischer Form und didaktischer Bedeutung dar.</w:t>
       </w:r>
     </w:p>
     <w:p>
@@ -984,8 +3865,738 @@
         <w:rPr>
           <w:rFonts w:ascii="Times New Roman" w:hAnsi="Times New Roman"/>
         </w:rPr>
-        <w:pict w14:anchorId="210B59F8">
-          <v:rect id="_x0000_i1027" style="width:0;height:1.5pt" o:hralign="center" o:hrstd="t" o:hr="t" fillcolor="#a0a0a0" stroked="f"/>
+        <w:pict w14:anchorId="1E2A2B83">
+          <v:rect id="_x0000_i1029" style="width:0;height:1.5pt" o:hralign="center" o:hrstd="t" o:hr="t" fillcolor="#a0a0a0" stroked="f"/>
+        </w:pict>
+      </w:r>
+    </w:p>
+    <w:p>
+      <w:pPr>
+        <w:spacing w:before="100" w:beforeAutospacing="1" w:after="100" w:afterAutospacing="1"/>
+        <w:outlineLvl w:val="1"/>
+        <w:rPr>
+          <w:rFonts w:ascii="Times New Roman" w:hAnsi="Times New Roman"/>
+          <w:b/>
+          <w:bCs/>
+          <w:sz w:val="36"/>
+          <w:szCs w:val="36"/>
+        </w:rPr>
+      </w:pPr>
+      <w:r>
+        <w:rPr>
+          <w:rFonts w:ascii="Times New Roman" w:hAnsi="Times New Roman"/>
+          <w:b/>
+          <w:bCs/>
+          <w:sz w:val="36"/>
+          <w:szCs w:val="36"/>
+        </w:rPr>
+        <w:t>6.x.</w:t>
+      </w:r>
+      <w:r>
+        <w:rPr>
+          <w:rFonts w:ascii="Times New Roman" w:hAnsi="Times New Roman"/>
+          <w:b/>
+          <w:bCs/>
+          <w:sz w:val="36"/>
+          <w:szCs w:val="36"/>
+        </w:rPr>
+        <w:t>6</w:t>
+      </w:r>
+      <w:r>
+        <w:rPr>
+          <w:rFonts w:ascii="Times New Roman" w:hAnsi="Times New Roman"/>
+          <w:b/>
+          <w:bCs/>
+          <w:sz w:val="36"/>
+          <w:szCs w:val="36"/>
+        </w:rPr>
+        <w:t xml:space="preserve"> Projektion in den FRZK-Raum</w:t>
+      </w:r>
+    </w:p>
+    <w:p>
+      <w:pPr>
+        <w:spacing w:before="100" w:beforeAutospacing="1" w:after="100" w:afterAutospacing="1"/>
+        <w:rPr>
+          <w:rFonts w:ascii="Times New Roman" w:hAnsi="Times New Roman"/>
+        </w:rPr>
+      </w:pPr>
+      <w:r>
+        <w:rPr>
+          <w:rFonts w:ascii="Times New Roman" w:hAnsi="Times New Roman"/>
+        </w:rPr>
+        <w:t>Jeder Funktionsklasse ist ein gewichteter Vektor zugeordnet:</w:t>
+      </w:r>
+    </w:p>
+    <w:p>
+      <w:pPr>
+        <w:spacing w:after="0"/>
+        <w:rPr>
+          <w:rFonts w:ascii="Times New Roman" w:hAnsi="Times New Roman"/>
+        </w:rPr>
+      </w:pPr>
+      <w:proofErr w:type="gramStart"/>
+      <w:r>
+        <w:rPr>
+          <w:rFonts w:ascii="Times New Roman" w:hAnsi="Times New Roman"/>
+        </w:rPr>
+        <w:t>ϕ:K</w:t>
+      </w:r>
+      <w:proofErr w:type="gramEnd"/>
+      <w:r>
+        <w:rPr>
+          <w:rFonts w:ascii="Times New Roman" w:hAnsi="Times New Roman"/>
+        </w:rPr>
+        <w:t>→R7\phi : \</w:t>
+      </w:r>
+      <w:proofErr w:type="spellStart"/>
+      <w:r>
+        <w:rPr>
+          <w:rFonts w:ascii="Times New Roman" w:hAnsi="Times New Roman"/>
+        </w:rPr>
+        <w:t>mathcal</w:t>
+      </w:r>
+      <w:proofErr w:type="spellEnd"/>
+      <w:r>
+        <w:rPr>
+          <w:rFonts w:ascii="Times New Roman" w:hAnsi="Times New Roman"/>
+        </w:rPr>
+        <w:t>{K} \</w:t>
+      </w:r>
+      <w:proofErr w:type="spellStart"/>
+      <w:r>
+        <w:rPr>
+          <w:rFonts w:ascii="Times New Roman" w:hAnsi="Times New Roman"/>
+        </w:rPr>
+        <w:t>rightarrow</w:t>
+      </w:r>
+      <w:proofErr w:type="spellEnd"/>
+      <w:r>
+        <w:rPr>
+          <w:rFonts w:ascii="Times New Roman" w:hAnsi="Times New Roman"/>
+        </w:rPr>
+        <w:t xml:space="preserve"> \</w:t>
+      </w:r>
+      <w:proofErr w:type="spellStart"/>
+      <w:r>
+        <w:rPr>
+          <w:rFonts w:ascii="Times New Roman" w:hAnsi="Times New Roman"/>
+        </w:rPr>
+        <w:t>mathbb</w:t>
+      </w:r>
+      <w:proofErr w:type="spellEnd"/>
+      <w:r>
+        <w:rPr>
+          <w:rFonts w:ascii="Times New Roman" w:hAnsi="Times New Roman"/>
+        </w:rPr>
+        <w:t xml:space="preserve">{R}^7ϕ:K→R7 </w:t>
+      </w:r>
+    </w:p>
+    <w:p>
+      <w:pPr>
+        <w:spacing w:before="100" w:beforeAutospacing="1" w:after="100" w:afterAutospacing="1"/>
+        <w:rPr>
+          <w:rFonts w:ascii="Times New Roman" w:hAnsi="Times New Roman"/>
+        </w:rPr>
+      </w:pPr>
+      <w:r>
+        <w:rPr>
+          <w:rFonts w:ascii="Times New Roman" w:hAnsi="Times New Roman"/>
+        </w:rPr>
+        <w:t>Die konkreten Gewichtungen sind gespeichert in:</w:t>
+      </w:r>
+    </w:p>
+    <w:p>
+      <w:pPr>
+        <w:spacing w:before="100" w:beforeAutospacing="1" w:after="100" w:afterAutospacing="1"/>
+        <w:rPr>
+          <w:rFonts w:ascii="Times New Roman" w:hAnsi="Times New Roman"/>
+        </w:rPr>
+      </w:pPr>
+      <w:proofErr w:type="spellStart"/>
+      <w:r>
+        <w:rPr>
+          <w:rFonts w:ascii="Courier New" w:hAnsi="Courier New" w:cs="Courier New"/>
+          <w:sz w:val="20"/>
+          <w:szCs w:val="20"/>
+        </w:rPr>
+        <w:t>frzk_lexem_datenmaske_lexem_funktionsklasse_weight</w:t>
+      </w:r>
+      <w:proofErr w:type="spellEnd"/>
+      <w:r>
+        <w:rPr>
+          <w:rFonts w:ascii="Times New Roman" w:hAnsi="Times New Roman"/>
+        </w:rPr>
+        <w:t>.</w:t>
+      </w:r>
+    </w:p>
+    <w:p>
+      <w:pPr>
+        <w:spacing w:before="100" w:beforeAutospacing="1" w:after="100" w:afterAutospacing="1"/>
+        <w:rPr>
+          <w:rFonts w:ascii="Times New Roman" w:hAnsi="Times New Roman"/>
+        </w:rPr>
+      </w:pPr>
+      <w:r>
+        <w:rPr>
+          <w:rFonts w:ascii="Times New Roman" w:hAnsi="Times New Roman"/>
+        </w:rPr>
+        <w:t>Jeder Token-Datensatz enthält die Dimensionswerte:</w:t>
+      </w:r>
+    </w:p>
+    <w:p>
+      <w:pPr>
+        <w:numPr>
+          <w:ilvl w:val="0"/>
+          <w:numId w:val="38"/>
+        </w:numPr>
+        <w:spacing w:before="100" w:beforeAutospacing="1" w:after="100" w:afterAutospacing="1"/>
+        <w:rPr>
+          <w:rFonts w:ascii="Times New Roman" w:hAnsi="Times New Roman"/>
+        </w:rPr>
+      </w:pPr>
+      <w:proofErr w:type="spellStart"/>
+      <w:r>
+        <w:rPr>
+          <w:rFonts w:ascii="Times New Roman" w:hAnsi="Times New Roman"/>
+        </w:rPr>
+        <w:t>kognition</w:t>
+      </w:r>
+      <w:proofErr w:type="spellEnd"/>
+    </w:p>
+    <w:p>
+      <w:pPr>
+        <w:numPr>
+          <w:ilvl w:val="0"/>
+          <w:numId w:val="38"/>
+        </w:numPr>
+        <w:spacing w:before="100" w:beforeAutospacing="1" w:after="100" w:afterAutospacing="1"/>
+        <w:rPr>
+          <w:rFonts w:ascii="Times New Roman" w:hAnsi="Times New Roman"/>
+        </w:rPr>
+      </w:pPr>
+      <w:r>
+        <w:rPr>
+          <w:rFonts w:ascii="Times New Roman" w:hAnsi="Times New Roman"/>
+        </w:rPr>
+        <w:lastRenderedPageBreak/>
+        <w:t>sozial</w:t>
+      </w:r>
+    </w:p>
+    <w:p>
+      <w:pPr>
+        <w:numPr>
+          <w:ilvl w:val="0"/>
+          <w:numId w:val="38"/>
+        </w:numPr>
+        <w:spacing w:before="100" w:beforeAutospacing="1" w:after="100" w:afterAutospacing="1"/>
+        <w:rPr>
+          <w:rFonts w:ascii="Times New Roman" w:hAnsi="Times New Roman"/>
+        </w:rPr>
+      </w:pPr>
+      <w:r>
+        <w:rPr>
+          <w:rFonts w:ascii="Times New Roman" w:hAnsi="Times New Roman"/>
+        </w:rPr>
+        <w:t>affektiv</w:t>
+      </w:r>
+    </w:p>
+    <w:p>
+      <w:pPr>
+        <w:numPr>
+          <w:ilvl w:val="0"/>
+          <w:numId w:val="38"/>
+        </w:numPr>
+        <w:spacing w:before="100" w:beforeAutospacing="1" w:after="100" w:afterAutospacing="1"/>
+        <w:rPr>
+          <w:rFonts w:ascii="Times New Roman" w:hAnsi="Times New Roman"/>
+        </w:rPr>
+      </w:pPr>
+      <w:proofErr w:type="spellStart"/>
+      <w:r>
+        <w:rPr>
+          <w:rFonts w:ascii="Times New Roman" w:hAnsi="Times New Roman"/>
+        </w:rPr>
+        <w:t>motivation</w:t>
+      </w:r>
+      <w:proofErr w:type="spellEnd"/>
+    </w:p>
+    <w:p>
+      <w:pPr>
+        <w:numPr>
+          <w:ilvl w:val="0"/>
+          <w:numId w:val="38"/>
+        </w:numPr>
+        <w:spacing w:before="100" w:beforeAutospacing="1" w:after="100" w:afterAutospacing="1"/>
+        <w:rPr>
+          <w:rFonts w:ascii="Times New Roman" w:hAnsi="Times New Roman"/>
+        </w:rPr>
+      </w:pPr>
+      <w:proofErr w:type="spellStart"/>
+      <w:r>
+        <w:rPr>
+          <w:rFonts w:ascii="Times New Roman" w:hAnsi="Times New Roman"/>
+        </w:rPr>
+        <w:t>methodik</w:t>
+      </w:r>
+      <w:proofErr w:type="spellEnd"/>
+    </w:p>
+    <w:p>
+      <w:pPr>
+        <w:numPr>
+          <w:ilvl w:val="0"/>
+          <w:numId w:val="38"/>
+        </w:numPr>
+        <w:spacing w:before="100" w:beforeAutospacing="1" w:after="100" w:afterAutospacing="1"/>
+        <w:rPr>
+          <w:rFonts w:ascii="Times New Roman" w:hAnsi="Times New Roman"/>
+        </w:rPr>
+      </w:pPr>
+      <w:proofErr w:type="spellStart"/>
+      <w:r>
+        <w:rPr>
+          <w:rFonts w:ascii="Times New Roman" w:hAnsi="Times New Roman"/>
+        </w:rPr>
+        <w:t>performanz</w:t>
+      </w:r>
+      <w:proofErr w:type="spellEnd"/>
+    </w:p>
+    <w:p>
+      <w:pPr>
+        <w:numPr>
+          <w:ilvl w:val="0"/>
+          <w:numId w:val="38"/>
+        </w:numPr>
+        <w:spacing w:before="100" w:beforeAutospacing="1" w:after="100" w:afterAutospacing="1"/>
+        <w:rPr>
+          <w:rFonts w:ascii="Times New Roman" w:hAnsi="Times New Roman"/>
+        </w:rPr>
+      </w:pPr>
+      <w:proofErr w:type="spellStart"/>
+      <w:r>
+        <w:rPr>
+          <w:rFonts w:ascii="Times New Roman" w:hAnsi="Times New Roman"/>
+        </w:rPr>
+        <w:t>regulation</w:t>
+      </w:r>
+      <w:proofErr w:type="spellEnd"/>
+    </w:p>
+    <w:p>
+      <w:pPr>
+        <w:spacing w:before="100" w:beforeAutospacing="1" w:after="100" w:afterAutospacing="1"/>
+        <w:rPr>
+          <w:rFonts w:ascii="Times New Roman" w:hAnsi="Times New Roman"/>
+        </w:rPr>
+      </w:pPr>
+      <w:r>
+        <w:rPr>
+          <w:rFonts w:ascii="Times New Roman" w:hAnsi="Times New Roman"/>
+        </w:rPr>
+        <w:t>Die vollständige Transformationskette lautet somit:</w:t>
+      </w:r>
+    </w:p>
+    <w:p>
+      <w:pPr>
+        <w:spacing w:after="0"/>
+        <w:rPr>
+          <w:rFonts w:ascii="Times New Roman" w:hAnsi="Times New Roman"/>
+        </w:rPr>
+      </w:pPr>
+      <w:r>
+        <w:rPr>
+          <w:rFonts w:ascii="Times New Roman" w:hAnsi="Times New Roman"/>
+        </w:rPr>
+        <w:t>Φ=</w:t>
+      </w:r>
+      <w:proofErr w:type="spellStart"/>
+      <w:r>
+        <w:rPr>
+          <w:rFonts w:ascii="Times New Roman" w:hAnsi="Times New Roman"/>
+        </w:rPr>
+        <w:t>ϕ</w:t>
+      </w:r>
+      <w:r>
+        <w:rPr>
+          <w:rFonts w:ascii="Cambria Math" w:hAnsi="Cambria Math" w:cs="Cambria Math"/>
+        </w:rPr>
+        <w:t>∘</w:t>
+      </w:r>
+      <w:r>
+        <w:rPr>
+          <w:rFonts w:ascii="Times New Roman" w:hAnsi="Times New Roman"/>
+        </w:rPr>
+        <w:t>F</w:t>
+      </w:r>
+      <w:proofErr w:type="spellEnd"/>
+      <w:r>
+        <w:rPr>
+          <w:rFonts w:ascii="Cambria Math" w:hAnsi="Cambria Math" w:cs="Cambria Math"/>
+        </w:rPr>
+        <w:t>∘</w:t>
+      </w:r>
+      <w:r>
+        <w:rPr>
+          <w:rFonts w:ascii="Times New Roman" w:hAnsi="Times New Roman"/>
+        </w:rPr>
+        <w:t>π</w:t>
+      </w:r>
+      <w:r>
+        <w:rPr>
+          <w:rFonts w:ascii="Cambria Math" w:hAnsi="Cambria Math" w:cs="Cambria Math"/>
+        </w:rPr>
+        <w:t>∘</w:t>
+      </w:r>
+      <w:proofErr w:type="spellStart"/>
+      <w:r>
+        <w:rPr>
+          <w:rFonts w:ascii="Times New Roman" w:hAnsi="Times New Roman"/>
+        </w:rPr>
+        <w:t>τ</w:t>
+      </w:r>
+      <w:r>
+        <w:rPr>
+          <w:rFonts w:ascii="Cambria Math" w:hAnsi="Cambria Math" w:cs="Cambria Math"/>
+        </w:rPr>
+        <w:t>∘</w:t>
+      </w:r>
+      <w:r>
+        <w:rPr>
+          <w:rFonts w:ascii="Times New Roman" w:hAnsi="Times New Roman"/>
+        </w:rPr>
+        <w:t>σ</w:t>
+      </w:r>
+      <w:proofErr w:type="spellEnd"/>
+      <w:r>
+        <w:rPr>
+          <w:rFonts w:ascii="Times New Roman" w:hAnsi="Times New Roman"/>
+        </w:rPr>
+        <w:t>\Phi = \</w:t>
+      </w:r>
+      <w:proofErr w:type="spellStart"/>
+      <w:r>
+        <w:rPr>
+          <w:rFonts w:ascii="Times New Roman" w:hAnsi="Times New Roman"/>
+        </w:rPr>
+        <w:t>phi</w:t>
+      </w:r>
+      <w:proofErr w:type="spellEnd"/>
+      <w:r>
+        <w:rPr>
+          <w:rFonts w:ascii="Times New Roman" w:hAnsi="Times New Roman"/>
+        </w:rPr>
+        <w:t xml:space="preserve"> \</w:t>
+      </w:r>
+      <w:proofErr w:type="spellStart"/>
+      <w:r>
+        <w:rPr>
+          <w:rFonts w:ascii="Times New Roman" w:hAnsi="Times New Roman"/>
+        </w:rPr>
+        <w:t>circ</w:t>
+      </w:r>
+      <w:proofErr w:type="spellEnd"/>
+      <w:r>
+        <w:rPr>
+          <w:rFonts w:ascii="Times New Roman" w:hAnsi="Times New Roman"/>
+        </w:rPr>
+        <w:t xml:space="preserve"> F \</w:t>
+      </w:r>
+      <w:proofErr w:type="spellStart"/>
+      <w:r>
+        <w:rPr>
+          <w:rFonts w:ascii="Times New Roman" w:hAnsi="Times New Roman"/>
+        </w:rPr>
+        <w:t>circ</w:t>
+      </w:r>
+      <w:proofErr w:type="spellEnd"/>
+      <w:r>
+        <w:rPr>
+          <w:rFonts w:ascii="Times New Roman" w:hAnsi="Times New Roman"/>
+        </w:rPr>
+        <w:t xml:space="preserve"> \</w:t>
+      </w:r>
+      <w:proofErr w:type="spellStart"/>
+      <w:r>
+        <w:rPr>
+          <w:rFonts w:ascii="Times New Roman" w:hAnsi="Times New Roman"/>
+        </w:rPr>
+        <w:t>pi</w:t>
+      </w:r>
+      <w:proofErr w:type="spellEnd"/>
+      <w:r>
+        <w:rPr>
+          <w:rFonts w:ascii="Times New Roman" w:hAnsi="Times New Roman"/>
+        </w:rPr>
+        <w:t xml:space="preserve"> \</w:t>
+      </w:r>
+      <w:proofErr w:type="spellStart"/>
+      <w:r>
+        <w:rPr>
+          <w:rFonts w:ascii="Times New Roman" w:hAnsi="Times New Roman"/>
+        </w:rPr>
+        <w:t>circ</w:t>
+      </w:r>
+      <w:proofErr w:type="spellEnd"/>
+      <w:r>
+        <w:rPr>
+          <w:rFonts w:ascii="Times New Roman" w:hAnsi="Times New Roman"/>
+        </w:rPr>
+        <w:t xml:space="preserve"> \tau \</w:t>
+      </w:r>
+      <w:proofErr w:type="spellStart"/>
+      <w:r>
+        <w:rPr>
+          <w:rFonts w:ascii="Times New Roman" w:hAnsi="Times New Roman"/>
+        </w:rPr>
+        <w:t>circ</w:t>
+      </w:r>
+      <w:proofErr w:type="spellEnd"/>
+      <w:r>
+        <w:rPr>
+          <w:rFonts w:ascii="Times New Roman" w:hAnsi="Times New Roman"/>
+        </w:rPr>
+        <w:t xml:space="preserve"> \</w:t>
+      </w:r>
+      <w:proofErr w:type="spellStart"/>
+      <w:r>
+        <w:rPr>
+          <w:rFonts w:ascii="Times New Roman" w:hAnsi="Times New Roman"/>
+        </w:rPr>
+        <w:t>sigmaΦ</w:t>
+      </w:r>
+      <w:proofErr w:type="spellEnd"/>
+      <w:r>
+        <w:rPr>
+          <w:rFonts w:ascii="Times New Roman" w:hAnsi="Times New Roman"/>
+        </w:rPr>
+        <w:t>=</w:t>
+      </w:r>
+      <w:proofErr w:type="spellStart"/>
+      <w:r>
+        <w:rPr>
+          <w:rFonts w:ascii="Times New Roman" w:hAnsi="Times New Roman"/>
+        </w:rPr>
+        <w:t>ϕ</w:t>
+      </w:r>
+      <w:r>
+        <w:rPr>
+          <w:rFonts w:ascii="Cambria Math" w:hAnsi="Cambria Math" w:cs="Cambria Math"/>
+        </w:rPr>
+        <w:t>∘</w:t>
+      </w:r>
+      <w:r>
+        <w:rPr>
+          <w:rFonts w:ascii="Times New Roman" w:hAnsi="Times New Roman"/>
+        </w:rPr>
+        <w:t>F</w:t>
+      </w:r>
+      <w:proofErr w:type="spellEnd"/>
+      <w:r>
+        <w:rPr>
+          <w:rFonts w:ascii="Cambria Math" w:hAnsi="Cambria Math" w:cs="Cambria Math"/>
+        </w:rPr>
+        <w:t>∘</w:t>
+      </w:r>
+      <w:r>
+        <w:rPr>
+          <w:rFonts w:ascii="Times New Roman" w:hAnsi="Times New Roman"/>
+        </w:rPr>
+        <w:t>π</w:t>
+      </w:r>
+      <w:r>
+        <w:rPr>
+          <w:rFonts w:ascii="Cambria Math" w:hAnsi="Cambria Math" w:cs="Cambria Math"/>
+        </w:rPr>
+        <w:t>∘</w:t>
+      </w:r>
+      <w:proofErr w:type="spellStart"/>
+      <w:r>
+        <w:rPr>
+          <w:rFonts w:ascii="Times New Roman" w:hAnsi="Times New Roman"/>
+        </w:rPr>
+        <w:t>τ</w:t>
+      </w:r>
+      <w:r>
+        <w:rPr>
+          <w:rFonts w:ascii="Cambria Math" w:hAnsi="Cambria Math" w:cs="Cambria Math"/>
+        </w:rPr>
+        <w:t>∘</w:t>
+      </w:r>
+      <w:r>
+        <w:rPr>
+          <w:rFonts w:ascii="Times New Roman" w:hAnsi="Times New Roman"/>
+        </w:rPr>
+        <w:t>σ</w:t>
+      </w:r>
+      <w:proofErr w:type="spellEnd"/>
+      <w:r>
+        <w:rPr>
+          <w:rFonts w:ascii="Times New Roman" w:hAnsi="Times New Roman"/>
+        </w:rPr>
+        <w:t xml:space="preserve"> </w:t>
+      </w:r>
+      <w:proofErr w:type="gramStart"/>
+      <w:r>
+        <w:rPr>
+          <w:rFonts w:ascii="Times New Roman" w:hAnsi="Times New Roman"/>
+        </w:rPr>
+        <w:t>Φ:mtr</w:t>
+      </w:r>
+      <w:proofErr w:type="gramEnd"/>
+      <w:r>
+        <w:rPr>
+          <w:rFonts w:ascii="Times New Roman" w:hAnsi="Times New Roman"/>
+        </w:rPr>
+        <w:t>_rueckkopplung_datenmaske→(R7)</w:t>
+      </w:r>
+      <w:r>
+        <w:rPr>
+          <w:rFonts w:ascii="Cambria Math" w:hAnsi="Cambria Math" w:cs="Cambria Math"/>
+        </w:rPr>
+        <w:t>∗</w:t>
+      </w:r>
+      <w:r>
+        <w:rPr>
+          <w:rFonts w:ascii="Times New Roman" w:hAnsi="Times New Roman"/>
+        </w:rPr>
+        <w:t>\Phi : \</w:t>
+      </w:r>
+      <w:proofErr w:type="spellStart"/>
+      <w:r>
+        <w:rPr>
+          <w:rFonts w:ascii="Times New Roman" w:hAnsi="Times New Roman"/>
+        </w:rPr>
+        <w:t>text</w:t>
+      </w:r>
+      <w:proofErr w:type="spellEnd"/>
+      <w:r>
+        <w:rPr>
+          <w:rFonts w:ascii="Times New Roman" w:hAnsi="Times New Roman"/>
+        </w:rPr>
+        <w:t>{</w:t>
+      </w:r>
+      <w:proofErr w:type="spellStart"/>
+      <w:r>
+        <w:rPr>
+          <w:rFonts w:ascii="Times New Roman" w:hAnsi="Times New Roman"/>
+        </w:rPr>
+        <w:t>mtr</w:t>
+      </w:r>
+      <w:proofErr w:type="spellEnd"/>
+      <w:r>
+        <w:rPr>
+          <w:rFonts w:ascii="Times New Roman" w:hAnsi="Times New Roman"/>
+        </w:rPr>
+        <w:t>\_</w:t>
+      </w:r>
+      <w:proofErr w:type="spellStart"/>
+      <w:r>
+        <w:rPr>
+          <w:rFonts w:ascii="Times New Roman" w:hAnsi="Times New Roman"/>
+        </w:rPr>
+        <w:t>rueckkopplung</w:t>
+      </w:r>
+      <w:proofErr w:type="spellEnd"/>
+      <w:r>
+        <w:rPr>
+          <w:rFonts w:ascii="Times New Roman" w:hAnsi="Times New Roman"/>
+        </w:rPr>
+        <w:t>\_</w:t>
+      </w:r>
+      <w:proofErr w:type="spellStart"/>
+      <w:r>
+        <w:rPr>
+          <w:rFonts w:ascii="Times New Roman" w:hAnsi="Times New Roman"/>
+        </w:rPr>
+        <w:t>datenmaske</w:t>
+      </w:r>
+      <w:proofErr w:type="spellEnd"/>
+      <w:r>
+        <w:rPr>
+          <w:rFonts w:ascii="Times New Roman" w:hAnsi="Times New Roman"/>
+        </w:rPr>
+        <w:t>} \</w:t>
+      </w:r>
+      <w:proofErr w:type="spellStart"/>
+      <w:r>
+        <w:rPr>
+          <w:rFonts w:ascii="Times New Roman" w:hAnsi="Times New Roman"/>
+        </w:rPr>
+        <w:t>rightarrow</w:t>
+      </w:r>
+      <w:proofErr w:type="spellEnd"/>
+      <w:r>
+        <w:rPr>
+          <w:rFonts w:ascii="Times New Roman" w:hAnsi="Times New Roman"/>
+        </w:rPr>
+        <w:t xml:space="preserve"> (\</w:t>
+      </w:r>
+      <w:proofErr w:type="spellStart"/>
+      <w:r>
+        <w:rPr>
+          <w:rFonts w:ascii="Times New Roman" w:hAnsi="Times New Roman"/>
+        </w:rPr>
+        <w:t>mathbb</w:t>
+      </w:r>
+      <w:proofErr w:type="spellEnd"/>
+      <w:r>
+        <w:rPr>
+          <w:rFonts w:ascii="Times New Roman" w:hAnsi="Times New Roman"/>
+        </w:rPr>
+        <w:t>{R}^7)^*</w:t>
+      </w:r>
+      <w:proofErr w:type="spellStart"/>
+      <w:r>
+        <w:rPr>
+          <w:rFonts w:ascii="Times New Roman" w:hAnsi="Times New Roman"/>
+        </w:rPr>
+        <w:t>Φ:mtr_rueckkopplung_datenmaske</w:t>
+      </w:r>
+      <w:proofErr w:type="spellEnd"/>
+      <w:r>
+        <w:rPr>
+          <w:rFonts w:ascii="Times New Roman" w:hAnsi="Times New Roman"/>
+        </w:rPr>
+        <w:t>→(R7)</w:t>
+      </w:r>
+      <w:r>
+        <w:rPr>
+          <w:rFonts w:ascii="Cambria Math" w:hAnsi="Cambria Math" w:cs="Cambria Math"/>
+        </w:rPr>
+        <w:t>∗</w:t>
+      </w:r>
+      <w:r>
+        <w:rPr>
+          <w:rFonts w:ascii="Times New Roman" w:hAnsi="Times New Roman"/>
+        </w:rPr>
+        <w:t xml:space="preserve"> </w:t>
+      </w:r>
+    </w:p>
+    <w:p>
+      <w:pPr>
+        <w:spacing w:before="100" w:beforeAutospacing="1" w:after="100" w:afterAutospacing="1"/>
+        <w:rPr>
+          <w:rFonts w:ascii="Times New Roman" w:hAnsi="Times New Roman"/>
+        </w:rPr>
+      </w:pPr>
+      <w:r>
+        <w:rPr>
+          <w:rFonts w:ascii="Times New Roman" w:hAnsi="Times New Roman"/>
+        </w:rPr>
+        <w:t>Damit wird Freitext deterministisch in eine Folge siebendimensionaler Bedeutungsvektoren überführt.</w:t>
+      </w:r>
+    </w:p>
+    <w:p>
+      <w:pPr>
+        <w:spacing w:after="0"/>
+        <w:rPr>
+          <w:rFonts w:ascii="Times New Roman" w:hAnsi="Times New Roman"/>
+        </w:rPr>
+      </w:pPr>
+      <w:r>
+        <w:rPr>
+          <w:rFonts w:ascii="Times New Roman" w:hAnsi="Times New Roman"/>
+        </w:rPr>
+        <w:pict w14:anchorId="52D40EF7">
+          <v:rect id="_x0000_i1030" style="width:0;height:1.5pt" o:hralign="center" o:hrstd="t" o:hr="t" fillcolor="#a0a0a0" stroked="f"/>
         </w:pict>
       </w:r>
     </w:p>
@@ -1011,3629 +4622,9 @@
           <w:sz w:val="48"/>
           <w:szCs w:val="48"/>
         </w:rPr>
-        <w:t>6.x.3 Theoretische Fundierung der Funktionsklassen</w:t>
-      </w:r>
-    </w:p>
-    <w:p>
-      <w:pPr>
-        <w:spacing w:before="100" w:beforeAutospacing="1" w:after="100" w:afterAutospacing="1"/>
-        <w:rPr>
-          <w:rFonts w:ascii="Times New Roman" w:hAnsi="Times New Roman"/>
-        </w:rPr>
-      </w:pPr>
-      <w:r>
-        <w:rPr>
-          <w:rFonts w:ascii="Times New Roman" w:hAnsi="Times New Roman"/>
-        </w:rPr>
-        <w:t>Die im FRZK-Modell verwendeten Funktionsklassen sind keine induktiv aus dem Datenmaterial extrahierten Kategorien, sondern theoriegeleitet konstruierte semantische Projektionsachsen. Sie stellen eine konzeptuelle Verdichtung erziehungswissenschaftlicher, motivationspsychologischer und lernpsychologischer Theorietraditionen dar und dienen der operationalisierbaren Abbildung von Rückmeldungssemantik in einen interpretierbaren Bedeutungsraum.</w:t>
-      </w:r>
-    </w:p>
-    <w:p>
-      <w:pPr>
-        <w:spacing w:before="100" w:beforeAutospacing="1" w:after="100" w:afterAutospacing="1"/>
-        <w:rPr>
-          <w:rFonts w:ascii="Times New Roman" w:hAnsi="Times New Roman"/>
-        </w:rPr>
-      </w:pPr>
-      <w:r>
-        <w:rPr>
-          <w:rFonts w:ascii="Times New Roman" w:hAnsi="Times New Roman"/>
-        </w:rPr>
-        <w:t>Formal sei die Menge der Funktionsklassen:</w:t>
-      </w:r>
-    </w:p>
-    <w:p>
-      <w:pPr>
-        <w:spacing w:after="0"/>
-        <w:rPr>
-          <w:rFonts w:ascii="Times New Roman" w:hAnsi="Times New Roman"/>
-        </w:rPr>
-      </w:pPr>
-      <w:r>
-        <w:rPr>
-          <w:rFonts w:ascii="Times New Roman" w:hAnsi="Times New Roman"/>
-        </w:rPr>
-        <w:t>K={K</w:t>
-      </w:r>
-      <w:proofErr w:type="gramStart"/>
-      <w:r>
-        <w:rPr>
-          <w:rFonts w:ascii="Times New Roman" w:hAnsi="Times New Roman"/>
-        </w:rPr>
-        <w:t>1,…</w:t>
-      </w:r>
-      <w:proofErr w:type="gramEnd"/>
-      <w:r>
-        <w:rPr>
-          <w:rFonts w:ascii="Times New Roman" w:hAnsi="Times New Roman"/>
-        </w:rPr>
-        <w:t>,K7}\</w:t>
-      </w:r>
-      <w:proofErr w:type="spellStart"/>
-      <w:r>
-        <w:rPr>
-          <w:rFonts w:ascii="Times New Roman" w:hAnsi="Times New Roman"/>
-        </w:rPr>
-        <w:t>mathcal</w:t>
-      </w:r>
-      <w:proofErr w:type="spellEnd"/>
-      <w:r>
-        <w:rPr>
-          <w:rFonts w:ascii="Times New Roman" w:hAnsi="Times New Roman"/>
-        </w:rPr>
-        <w:t>{K} = \{K_1, \</w:t>
-      </w:r>
-      <w:proofErr w:type="spellStart"/>
-      <w:r>
-        <w:rPr>
-          <w:rFonts w:ascii="Times New Roman" w:hAnsi="Times New Roman"/>
-        </w:rPr>
-        <w:t>dots</w:t>
-      </w:r>
-      <w:proofErr w:type="spellEnd"/>
-      <w:r>
-        <w:rPr>
-          <w:rFonts w:ascii="Times New Roman" w:hAnsi="Times New Roman"/>
-        </w:rPr>
-        <w:t xml:space="preserve">, K_7\}K={K1​,…,K7​} </w:t>
-      </w:r>
-    </w:p>
-    <w:p>
-      <w:pPr>
-        <w:spacing w:before="100" w:beforeAutospacing="1" w:after="100" w:afterAutospacing="1"/>
-        <w:rPr>
-          <w:rFonts w:ascii="Times New Roman" w:hAnsi="Times New Roman"/>
-        </w:rPr>
-      </w:pPr>
-      <w:r>
-        <w:rPr>
-          <w:rFonts w:ascii="Times New Roman" w:hAnsi="Times New Roman"/>
-        </w:rPr>
-        <w:t>mit:</w:t>
-      </w:r>
-    </w:p>
-    <w:p>
-      <w:pPr>
-        <w:numPr>
-          <w:ilvl w:val="0"/>
-          <w:numId w:val="42"/>
-        </w:numPr>
-        <w:spacing w:before="100" w:beforeAutospacing="1" w:after="100" w:afterAutospacing="1"/>
-        <w:rPr>
-          <w:rFonts w:ascii="Times New Roman" w:hAnsi="Times New Roman"/>
-        </w:rPr>
-      </w:pPr>
-      <w:r>
-        <w:rPr>
-          <w:rFonts w:ascii="Times New Roman" w:hAnsi="Times New Roman"/>
-        </w:rPr>
-        <w:t>K1K_1K1​ Kognition</w:t>
-      </w:r>
-    </w:p>
-    <w:p>
-      <w:pPr>
-        <w:numPr>
-          <w:ilvl w:val="0"/>
-          <w:numId w:val="42"/>
-        </w:numPr>
-        <w:spacing w:before="100" w:beforeAutospacing="1" w:after="100" w:afterAutospacing="1"/>
-        <w:rPr>
-          <w:rFonts w:ascii="Times New Roman" w:hAnsi="Times New Roman"/>
-        </w:rPr>
-      </w:pPr>
-      <w:r>
-        <w:rPr>
-          <w:rFonts w:ascii="Times New Roman" w:hAnsi="Times New Roman"/>
-        </w:rPr>
-        <w:t>K2K_2K2​ Sozial</w:t>
-      </w:r>
-    </w:p>
-    <w:p>
-      <w:pPr>
-        <w:numPr>
-          <w:ilvl w:val="0"/>
-          <w:numId w:val="42"/>
-        </w:numPr>
-        <w:spacing w:before="100" w:beforeAutospacing="1" w:after="100" w:afterAutospacing="1"/>
-        <w:rPr>
-          <w:rFonts w:ascii="Times New Roman" w:hAnsi="Times New Roman"/>
-        </w:rPr>
-      </w:pPr>
-      <w:r>
-        <w:rPr>
-          <w:rFonts w:ascii="Times New Roman" w:hAnsi="Times New Roman"/>
-        </w:rPr>
-        <w:t>K3K_3K3​ Affektiv</w:t>
-      </w:r>
-    </w:p>
-    <w:p>
-      <w:pPr>
-        <w:numPr>
-          <w:ilvl w:val="0"/>
-          <w:numId w:val="42"/>
-        </w:numPr>
-        <w:spacing w:before="100" w:beforeAutospacing="1" w:after="100" w:afterAutospacing="1"/>
-        <w:rPr>
-          <w:rFonts w:ascii="Times New Roman" w:hAnsi="Times New Roman"/>
-        </w:rPr>
-      </w:pPr>
-      <w:r>
-        <w:rPr>
-          <w:rFonts w:ascii="Times New Roman" w:hAnsi="Times New Roman"/>
-        </w:rPr>
-        <w:t>K4K_4K4​ Motivation</w:t>
-      </w:r>
-    </w:p>
-    <w:p>
-      <w:pPr>
-        <w:numPr>
-          <w:ilvl w:val="0"/>
-          <w:numId w:val="42"/>
-        </w:numPr>
-        <w:spacing w:before="100" w:beforeAutospacing="1" w:after="100" w:afterAutospacing="1"/>
-        <w:rPr>
-          <w:rFonts w:ascii="Times New Roman" w:hAnsi="Times New Roman"/>
-        </w:rPr>
-      </w:pPr>
-      <w:r>
-        <w:rPr>
-          <w:rFonts w:ascii="Times New Roman" w:hAnsi="Times New Roman"/>
-        </w:rPr>
-        <w:t>K5K_5K5​ Methodik</w:t>
-      </w:r>
-    </w:p>
-    <w:p>
-      <w:pPr>
-        <w:numPr>
-          <w:ilvl w:val="0"/>
-          <w:numId w:val="42"/>
-        </w:numPr>
-        <w:spacing w:before="100" w:beforeAutospacing="1" w:after="100" w:afterAutospacing="1"/>
-        <w:rPr>
-          <w:rFonts w:ascii="Times New Roman" w:hAnsi="Times New Roman"/>
-        </w:rPr>
-      </w:pPr>
-      <w:r>
-        <w:rPr>
-          <w:rFonts w:ascii="Times New Roman" w:hAnsi="Times New Roman"/>
-        </w:rPr>
-        <w:lastRenderedPageBreak/>
-        <w:t>K6K_6K6​ Performanz</w:t>
-      </w:r>
-    </w:p>
-    <w:p>
-      <w:pPr>
-        <w:numPr>
-          <w:ilvl w:val="0"/>
-          <w:numId w:val="42"/>
-        </w:numPr>
-        <w:spacing w:before="100" w:beforeAutospacing="1" w:after="100" w:afterAutospacing="1"/>
-        <w:rPr>
-          <w:rFonts w:ascii="Times New Roman" w:hAnsi="Times New Roman"/>
-        </w:rPr>
-      </w:pPr>
-      <w:r>
-        <w:rPr>
-          <w:rFonts w:ascii="Times New Roman" w:hAnsi="Times New Roman"/>
-        </w:rPr>
-        <w:t>K7K_7K7​ Regulation</w:t>
-      </w:r>
-    </w:p>
-    <w:p>
-      <w:pPr>
-        <w:spacing w:before="100" w:beforeAutospacing="1" w:after="100" w:afterAutospacing="1"/>
-        <w:rPr>
-          <w:rFonts w:ascii="Times New Roman" w:hAnsi="Times New Roman"/>
-        </w:rPr>
-      </w:pPr>
-      <w:r>
-        <w:rPr>
-          <w:rFonts w:ascii="Times New Roman" w:hAnsi="Times New Roman"/>
-        </w:rPr>
-        <w:t>Diese Auswahl folgt keiner statistischen Faktorenanalyse, sondern einer theoriegeleiteten Strukturentscheidung, die drei Ebenen integriert:</w:t>
-      </w:r>
-    </w:p>
-    <w:p>
-      <w:pPr>
-        <w:numPr>
-          <w:ilvl w:val="0"/>
-          <w:numId w:val="43"/>
-        </w:numPr>
-        <w:spacing w:before="100" w:beforeAutospacing="1" w:after="100" w:afterAutospacing="1"/>
-        <w:rPr>
-          <w:rFonts w:ascii="Times New Roman" w:hAnsi="Times New Roman"/>
-        </w:rPr>
-      </w:pPr>
-      <w:r>
-        <w:rPr>
-          <w:rFonts w:ascii="Times New Roman" w:hAnsi="Times New Roman"/>
-        </w:rPr>
-        <w:t>Lernprozessuale Ebene</w:t>
-      </w:r>
-    </w:p>
-    <w:p>
-      <w:pPr>
-        <w:numPr>
-          <w:ilvl w:val="0"/>
-          <w:numId w:val="43"/>
-        </w:numPr>
-        <w:spacing w:before="100" w:beforeAutospacing="1" w:after="100" w:afterAutospacing="1"/>
-        <w:rPr>
-          <w:rFonts w:ascii="Times New Roman" w:hAnsi="Times New Roman"/>
-        </w:rPr>
-      </w:pPr>
-      <w:r>
-        <w:rPr>
-          <w:rFonts w:ascii="Times New Roman" w:hAnsi="Times New Roman"/>
-        </w:rPr>
-        <w:t>Unterrichtsstrukturelle Ebene</w:t>
-      </w:r>
-    </w:p>
-    <w:p>
-      <w:pPr>
-        <w:numPr>
-          <w:ilvl w:val="0"/>
-          <w:numId w:val="43"/>
-        </w:numPr>
-        <w:spacing w:before="100" w:beforeAutospacing="1" w:after="100" w:afterAutospacing="1"/>
-        <w:rPr>
-          <w:rFonts w:ascii="Times New Roman" w:hAnsi="Times New Roman"/>
-        </w:rPr>
-      </w:pPr>
-      <w:r>
-        <w:rPr>
-          <w:rFonts w:ascii="Times New Roman" w:hAnsi="Times New Roman"/>
-        </w:rPr>
-        <w:t>Personale Ebene</w:t>
-      </w:r>
-    </w:p>
-    <w:p>
-      <w:pPr>
-        <w:spacing w:after="0"/>
-        <w:rPr>
-          <w:rFonts w:ascii="Times New Roman" w:hAnsi="Times New Roman"/>
-        </w:rPr>
-      </w:pPr>
-      <w:r>
-        <w:rPr>
-          <w:rFonts w:ascii="Times New Roman" w:hAnsi="Times New Roman"/>
-        </w:rPr>
-        <w:pict w14:anchorId="2D6D80D2">
-          <v:rect id="_x0000_i1137" style="width:0;height:1.5pt" o:hralign="center" o:hrstd="t" o:hr="t" fillcolor="#a0a0a0" stroked="f"/>
-        </w:pict>
-      </w:r>
-    </w:p>
-    <w:p>
-      <w:pPr>
-        <w:spacing w:before="100" w:beforeAutospacing="1" w:after="100" w:afterAutospacing="1"/>
-        <w:outlineLvl w:val="1"/>
-        <w:rPr>
-          <w:rFonts w:ascii="Times New Roman" w:hAnsi="Times New Roman"/>
-          <w:b/>
-          <w:bCs/>
-          <w:sz w:val="36"/>
-          <w:szCs w:val="36"/>
-        </w:rPr>
-      </w:pPr>
-      <w:r>
-        <w:rPr>
-          <w:rFonts w:ascii="Times New Roman" w:hAnsi="Times New Roman"/>
-          <w:b/>
-          <w:bCs/>
-          <w:sz w:val="36"/>
-          <w:szCs w:val="36"/>
-        </w:rPr>
-        <w:t>6.x.3.1 Kognition</w:t>
-      </w:r>
-    </w:p>
-    <w:p>
-      <w:pPr>
-        <w:spacing w:before="100" w:beforeAutospacing="1" w:after="100" w:afterAutospacing="1"/>
-        <w:rPr>
-          <w:rFonts w:ascii="Times New Roman" w:hAnsi="Times New Roman"/>
-        </w:rPr>
-      </w:pPr>
-      <w:r>
-        <w:rPr>
-          <w:rFonts w:ascii="Times New Roman" w:hAnsi="Times New Roman"/>
-        </w:rPr>
-        <w:t>Die kognitive Dimension bildet die Verarbeitungstiefe, Strukturierung und Verständnisklarheit von Lerninhalten ab.</w:t>
-      </w:r>
-    </w:p>
-    <w:p>
-      <w:pPr>
-        <w:spacing w:before="100" w:beforeAutospacing="1" w:after="100" w:afterAutospacing="1"/>
-        <w:rPr>
-          <w:rFonts w:ascii="Times New Roman" w:hAnsi="Times New Roman"/>
-        </w:rPr>
-      </w:pPr>
-      <w:r>
-        <w:rPr>
-          <w:rFonts w:ascii="Times New Roman" w:hAnsi="Times New Roman"/>
-        </w:rPr>
-        <w:t>Theoretische Fundierung:</w:t>
-      </w:r>
-    </w:p>
-    <w:p>
-      <w:pPr>
-        <w:numPr>
-          <w:ilvl w:val="0"/>
-          <w:numId w:val="44"/>
-        </w:numPr>
-        <w:spacing w:before="100" w:beforeAutospacing="1" w:after="100" w:afterAutospacing="1"/>
-        <w:rPr>
-          <w:rFonts w:ascii="Times New Roman" w:hAnsi="Times New Roman"/>
-        </w:rPr>
-      </w:pPr>
-      <w:r>
-        <w:rPr>
-          <w:rFonts w:ascii="Times New Roman" w:hAnsi="Times New Roman"/>
-        </w:rPr>
-        <w:t>Bloom (1956): Taxonomie kognitiver Lernziele</w:t>
-      </w:r>
-    </w:p>
-    <w:p>
-      <w:pPr>
-        <w:numPr>
-          <w:ilvl w:val="0"/>
-          <w:numId w:val="44"/>
-        </w:numPr>
-        <w:spacing w:before="100" w:beforeAutospacing="1" w:after="100" w:afterAutospacing="1"/>
-        <w:rPr>
-          <w:rFonts w:ascii="Times New Roman" w:hAnsi="Times New Roman"/>
-        </w:rPr>
-      </w:pPr>
-      <w:r>
-        <w:rPr>
-          <w:rFonts w:ascii="Times New Roman" w:hAnsi="Times New Roman"/>
-        </w:rPr>
-        <w:t xml:space="preserve">Anderson &amp; </w:t>
-      </w:r>
-      <w:proofErr w:type="spellStart"/>
-      <w:r>
-        <w:rPr>
-          <w:rFonts w:ascii="Times New Roman" w:hAnsi="Times New Roman"/>
-        </w:rPr>
-        <w:t>Krathwohl</w:t>
-      </w:r>
-      <w:proofErr w:type="spellEnd"/>
-      <w:r>
-        <w:rPr>
-          <w:rFonts w:ascii="Times New Roman" w:hAnsi="Times New Roman"/>
-        </w:rPr>
-        <w:t xml:space="preserve"> (2001): Revidierte Taxonomie</w:t>
-      </w:r>
-    </w:p>
-    <w:p>
-      <w:pPr>
-        <w:numPr>
-          <w:ilvl w:val="0"/>
-          <w:numId w:val="44"/>
-        </w:numPr>
-        <w:spacing w:before="100" w:beforeAutospacing="1" w:after="100" w:afterAutospacing="1"/>
-        <w:rPr>
-          <w:rFonts w:ascii="Times New Roman" w:hAnsi="Times New Roman"/>
-        </w:rPr>
-      </w:pPr>
-      <w:r>
-        <w:rPr>
-          <w:rFonts w:ascii="Times New Roman" w:hAnsi="Times New Roman"/>
-        </w:rPr>
-        <w:t>Piaget (1970): Strukturelle Erkenntnistheorie</w:t>
-      </w:r>
-    </w:p>
-    <w:p>
-      <w:pPr>
-        <w:spacing w:before="100" w:beforeAutospacing="1" w:after="100" w:afterAutospacing="1"/>
-        <w:rPr>
-          <w:rFonts w:ascii="Times New Roman" w:hAnsi="Times New Roman"/>
-        </w:rPr>
-      </w:pPr>
-      <w:r>
-        <w:rPr>
-          <w:rFonts w:ascii="Times New Roman" w:hAnsi="Times New Roman"/>
-        </w:rPr>
-        <w:t>Im FRZK-Modell operationalisiert sich Kognition über Lexeme, die:</w:t>
-      </w:r>
-    </w:p>
-    <w:p>
-      <w:pPr>
-        <w:numPr>
-          <w:ilvl w:val="0"/>
-          <w:numId w:val="45"/>
-        </w:numPr>
-        <w:spacing w:before="100" w:beforeAutospacing="1" w:after="100" w:afterAutospacing="1"/>
-        <w:rPr>
-          <w:rFonts w:ascii="Times New Roman" w:hAnsi="Times New Roman"/>
-        </w:rPr>
-      </w:pPr>
-      <w:r>
-        <w:rPr>
-          <w:rFonts w:ascii="Times New Roman" w:hAnsi="Times New Roman"/>
-        </w:rPr>
-        <w:t>Verständnis signalisieren</w:t>
-      </w:r>
-    </w:p>
-    <w:p>
-      <w:pPr>
-        <w:numPr>
-          <w:ilvl w:val="0"/>
-          <w:numId w:val="45"/>
-        </w:numPr>
-        <w:spacing w:before="100" w:beforeAutospacing="1" w:after="100" w:afterAutospacing="1"/>
-        <w:rPr>
-          <w:rFonts w:ascii="Times New Roman" w:hAnsi="Times New Roman"/>
-        </w:rPr>
-      </w:pPr>
-      <w:r>
-        <w:rPr>
-          <w:rFonts w:ascii="Times New Roman" w:hAnsi="Times New Roman"/>
-        </w:rPr>
-        <w:t>Strukturwahrnehmung ausdrücken</w:t>
-      </w:r>
-    </w:p>
-    <w:p>
-      <w:pPr>
-        <w:numPr>
-          <w:ilvl w:val="0"/>
-          <w:numId w:val="45"/>
-        </w:numPr>
-        <w:spacing w:before="100" w:beforeAutospacing="1" w:after="100" w:afterAutospacing="1"/>
-        <w:rPr>
-          <w:rFonts w:ascii="Times New Roman" w:hAnsi="Times New Roman"/>
-        </w:rPr>
-      </w:pPr>
-      <w:r>
-        <w:rPr>
-          <w:rFonts w:ascii="Times New Roman" w:hAnsi="Times New Roman"/>
-        </w:rPr>
-        <w:t>epistemische Klarheit anzeigen</w:t>
-      </w:r>
-    </w:p>
-    <w:p>
-      <w:pPr>
-        <w:spacing w:before="100" w:beforeAutospacing="1" w:after="100" w:afterAutospacing="1"/>
-        <w:rPr>
-          <w:rFonts w:ascii="Times New Roman" w:hAnsi="Times New Roman"/>
-        </w:rPr>
-      </w:pPr>
-      <w:r>
-        <w:rPr>
-          <w:rFonts w:ascii="Times New Roman" w:hAnsi="Times New Roman"/>
-        </w:rPr>
-        <w:t>Die Dimension repräsentiert somit die epistemische Seite des Lernprozesses.</w:t>
-      </w:r>
-    </w:p>
-    <w:p>
-      <w:pPr>
-        <w:spacing w:after="0"/>
-        <w:rPr>
-          <w:rFonts w:ascii="Times New Roman" w:hAnsi="Times New Roman"/>
-        </w:rPr>
-      </w:pPr>
-      <w:r>
-        <w:rPr>
-          <w:rFonts w:ascii="Times New Roman" w:hAnsi="Times New Roman"/>
-        </w:rPr>
-        <w:pict w14:anchorId="5CF3C77D">
-          <v:rect id="_x0000_i1138" style="width:0;height:1.5pt" o:hralign="center" o:hrstd="t" o:hr="t" fillcolor="#a0a0a0" stroked="f"/>
-        </w:pict>
-      </w:r>
-    </w:p>
-    <w:p>
-      <w:pPr>
-        <w:spacing w:before="100" w:beforeAutospacing="1" w:after="100" w:afterAutospacing="1"/>
-        <w:outlineLvl w:val="1"/>
-        <w:rPr>
-          <w:rFonts w:ascii="Times New Roman" w:hAnsi="Times New Roman"/>
-          <w:b/>
-          <w:bCs/>
-          <w:sz w:val="36"/>
-          <w:szCs w:val="36"/>
-        </w:rPr>
-      </w:pPr>
-      <w:r>
-        <w:rPr>
-          <w:rFonts w:ascii="Times New Roman" w:hAnsi="Times New Roman"/>
-          <w:b/>
-          <w:bCs/>
-          <w:sz w:val="36"/>
-          <w:szCs w:val="36"/>
-        </w:rPr>
-        <w:t>6.x.3.2 Sozial</w:t>
-      </w:r>
-    </w:p>
-    <w:p>
-      <w:pPr>
-        <w:spacing w:before="100" w:beforeAutospacing="1" w:after="100" w:afterAutospacing="1"/>
-        <w:rPr>
-          <w:rFonts w:ascii="Times New Roman" w:hAnsi="Times New Roman"/>
-        </w:rPr>
-      </w:pPr>
-      <w:r>
-        <w:rPr>
-          <w:rFonts w:ascii="Times New Roman" w:hAnsi="Times New Roman"/>
-        </w:rPr>
-        <w:t>Die soziale Dimension beschreibt Interaktionsqualität, Kooperationsstruktur und gruppendynamische Aspekte.</w:t>
-      </w:r>
-    </w:p>
-    <w:p>
-      <w:pPr>
-        <w:spacing w:before="100" w:beforeAutospacing="1" w:after="100" w:afterAutospacing="1"/>
-        <w:rPr>
-          <w:rFonts w:ascii="Times New Roman" w:hAnsi="Times New Roman"/>
-        </w:rPr>
-      </w:pPr>
-      <w:r>
-        <w:rPr>
-          <w:rFonts w:ascii="Times New Roman" w:hAnsi="Times New Roman"/>
-        </w:rPr>
-        <w:t>Theoretische Fundierung:</w:t>
-      </w:r>
-    </w:p>
-    <w:p>
-      <w:pPr>
-        <w:numPr>
-          <w:ilvl w:val="0"/>
-          <w:numId w:val="46"/>
-        </w:numPr>
-        <w:spacing w:before="100" w:beforeAutospacing="1" w:after="100" w:afterAutospacing="1"/>
-        <w:rPr>
-          <w:rFonts w:ascii="Times New Roman" w:hAnsi="Times New Roman"/>
-        </w:rPr>
-      </w:pPr>
-      <w:proofErr w:type="spellStart"/>
-      <w:r>
-        <w:rPr>
-          <w:rFonts w:ascii="Times New Roman" w:hAnsi="Times New Roman"/>
-        </w:rPr>
-        <w:t>Vygotsky</w:t>
-      </w:r>
-      <w:proofErr w:type="spellEnd"/>
-      <w:r>
-        <w:rPr>
-          <w:rFonts w:ascii="Times New Roman" w:hAnsi="Times New Roman"/>
-        </w:rPr>
-        <w:t xml:space="preserve"> (1978): Zone der nächsten Entwicklung</w:t>
-      </w:r>
-    </w:p>
-    <w:p>
-      <w:pPr>
-        <w:numPr>
-          <w:ilvl w:val="0"/>
-          <w:numId w:val="46"/>
-        </w:numPr>
-        <w:spacing w:before="100" w:beforeAutospacing="1" w:after="100" w:afterAutospacing="1"/>
-        <w:rPr>
-          <w:rFonts w:ascii="Times New Roman" w:hAnsi="Times New Roman"/>
-        </w:rPr>
-      </w:pPr>
-      <w:r>
-        <w:rPr>
-          <w:rFonts w:ascii="Times New Roman" w:hAnsi="Times New Roman"/>
-        </w:rPr>
-        <w:t>Bandura (1977): Sozial-kognitive Lerntheorie</w:t>
-      </w:r>
-    </w:p>
-    <w:p>
-      <w:pPr>
-        <w:numPr>
-          <w:ilvl w:val="0"/>
-          <w:numId w:val="46"/>
-        </w:numPr>
-        <w:spacing w:before="100" w:beforeAutospacing="1" w:after="100" w:afterAutospacing="1"/>
-        <w:rPr>
-          <w:rFonts w:ascii="Times New Roman" w:hAnsi="Times New Roman"/>
-        </w:rPr>
-      </w:pPr>
-      <w:r>
-        <w:rPr>
-          <w:rFonts w:ascii="Times New Roman" w:hAnsi="Times New Roman"/>
-        </w:rPr>
-        <w:t>Johnson &amp; Johnson (1989): Kooperatives Lernen</w:t>
-      </w:r>
-    </w:p>
-    <w:p>
-      <w:pPr>
-        <w:spacing w:before="100" w:beforeAutospacing="1" w:after="100" w:afterAutospacing="1"/>
-        <w:rPr>
-          <w:rFonts w:ascii="Times New Roman" w:hAnsi="Times New Roman"/>
-        </w:rPr>
-      </w:pPr>
-      <w:r>
-        <w:rPr>
-          <w:rFonts w:ascii="Times New Roman" w:hAnsi="Times New Roman"/>
-        </w:rPr>
-        <w:t>Operationalisierung:</w:t>
-      </w:r>
-    </w:p>
-    <w:p>
-      <w:pPr>
-        <w:spacing w:before="100" w:beforeAutospacing="1" w:after="100" w:afterAutospacing="1"/>
-        <w:rPr>
-          <w:rFonts w:ascii="Times New Roman" w:hAnsi="Times New Roman"/>
-        </w:rPr>
-      </w:pPr>
-      <w:r>
-        <w:rPr>
-          <w:rFonts w:ascii="Times New Roman" w:hAnsi="Times New Roman"/>
-        </w:rPr>
-        <w:t>Lexeme, die auf:</w:t>
-      </w:r>
-    </w:p>
-    <w:p>
-      <w:pPr>
-        <w:numPr>
-          <w:ilvl w:val="0"/>
-          <w:numId w:val="47"/>
-        </w:numPr>
-        <w:spacing w:before="100" w:beforeAutospacing="1" w:after="100" w:afterAutospacing="1"/>
-        <w:rPr>
-          <w:rFonts w:ascii="Times New Roman" w:hAnsi="Times New Roman"/>
-        </w:rPr>
-      </w:pPr>
-      <w:r>
-        <w:rPr>
-          <w:rFonts w:ascii="Times New Roman" w:hAnsi="Times New Roman"/>
-        </w:rPr>
-        <w:t>Zusammenarbeit</w:t>
-      </w:r>
-    </w:p>
-    <w:p>
-      <w:pPr>
-        <w:numPr>
-          <w:ilvl w:val="0"/>
-          <w:numId w:val="47"/>
-        </w:numPr>
-        <w:spacing w:before="100" w:beforeAutospacing="1" w:after="100" w:afterAutospacing="1"/>
-        <w:rPr>
-          <w:rFonts w:ascii="Times New Roman" w:hAnsi="Times New Roman"/>
-        </w:rPr>
-      </w:pPr>
-      <w:r>
-        <w:rPr>
-          <w:rFonts w:ascii="Times New Roman" w:hAnsi="Times New Roman"/>
-        </w:rPr>
-        <w:t>Kommunikationsklima</w:t>
-      </w:r>
-    </w:p>
-    <w:p>
-      <w:pPr>
-        <w:numPr>
-          <w:ilvl w:val="0"/>
-          <w:numId w:val="47"/>
-        </w:numPr>
-        <w:spacing w:before="100" w:beforeAutospacing="1" w:after="100" w:afterAutospacing="1"/>
-        <w:rPr>
-          <w:rFonts w:ascii="Times New Roman" w:hAnsi="Times New Roman"/>
-        </w:rPr>
-      </w:pPr>
-      <w:r>
-        <w:rPr>
-          <w:rFonts w:ascii="Times New Roman" w:hAnsi="Times New Roman"/>
-        </w:rPr>
-        <w:lastRenderedPageBreak/>
-        <w:t>gegenseitige Unterstützung</w:t>
-      </w:r>
-    </w:p>
-    <w:p>
-      <w:pPr>
-        <w:spacing w:before="100" w:beforeAutospacing="1" w:after="100" w:afterAutospacing="1"/>
-        <w:rPr>
-          <w:rFonts w:ascii="Times New Roman" w:hAnsi="Times New Roman"/>
-        </w:rPr>
-      </w:pPr>
-      <w:r>
-        <w:rPr>
-          <w:rFonts w:ascii="Times New Roman" w:hAnsi="Times New Roman"/>
-        </w:rPr>
-        <w:t>verweisen.</w:t>
-      </w:r>
-    </w:p>
-    <w:p>
-      <w:pPr>
-        <w:spacing w:before="100" w:beforeAutospacing="1" w:after="100" w:afterAutospacing="1"/>
-        <w:rPr>
-          <w:rFonts w:ascii="Times New Roman" w:hAnsi="Times New Roman"/>
-        </w:rPr>
-      </w:pPr>
-      <w:r>
-        <w:rPr>
-          <w:rFonts w:ascii="Times New Roman" w:hAnsi="Times New Roman"/>
-        </w:rPr>
-        <w:t>Diese Dimension modelliert Lernen als sozial eingebetteten Prozess.</w:t>
-      </w:r>
-    </w:p>
-    <w:p>
-      <w:pPr>
-        <w:spacing w:after="0"/>
-        <w:rPr>
-          <w:rFonts w:ascii="Times New Roman" w:hAnsi="Times New Roman"/>
-        </w:rPr>
-      </w:pPr>
-      <w:r>
-        <w:rPr>
-          <w:rFonts w:ascii="Times New Roman" w:hAnsi="Times New Roman"/>
-        </w:rPr>
-        <w:pict w14:anchorId="0F38E007">
-          <v:rect id="_x0000_i1139" style="width:0;height:1.5pt" o:hralign="center" o:hrstd="t" o:hr="t" fillcolor="#a0a0a0" stroked="f"/>
-        </w:pict>
-      </w:r>
-    </w:p>
-    <w:p>
-      <w:pPr>
-        <w:spacing w:before="100" w:beforeAutospacing="1" w:after="100" w:afterAutospacing="1"/>
-        <w:outlineLvl w:val="1"/>
-        <w:rPr>
-          <w:rFonts w:ascii="Times New Roman" w:hAnsi="Times New Roman"/>
-          <w:b/>
-          <w:bCs/>
-          <w:sz w:val="36"/>
-          <w:szCs w:val="36"/>
-        </w:rPr>
-      </w:pPr>
-      <w:r>
-        <w:rPr>
-          <w:rFonts w:ascii="Times New Roman" w:hAnsi="Times New Roman"/>
-          <w:b/>
-          <w:bCs/>
-          <w:sz w:val="36"/>
-          <w:szCs w:val="36"/>
-        </w:rPr>
-        <w:t>6.x.3.3 Affektiv</w:t>
-      </w:r>
-    </w:p>
-    <w:p>
-      <w:pPr>
-        <w:spacing w:before="100" w:beforeAutospacing="1" w:after="100" w:afterAutospacing="1"/>
-        <w:rPr>
-          <w:rFonts w:ascii="Times New Roman" w:hAnsi="Times New Roman"/>
-        </w:rPr>
-      </w:pPr>
-      <w:r>
-        <w:rPr>
-          <w:rFonts w:ascii="Times New Roman" w:hAnsi="Times New Roman"/>
-        </w:rPr>
-        <w:t>Die affektive Dimension repräsentiert emotionale Bewertung und emotionale Aktivierung.</w:t>
-      </w:r>
-    </w:p>
-    <w:p>
-      <w:pPr>
-        <w:spacing w:before="100" w:beforeAutospacing="1" w:after="100" w:afterAutospacing="1"/>
-        <w:rPr>
-          <w:rFonts w:ascii="Times New Roman" w:hAnsi="Times New Roman"/>
-        </w:rPr>
-      </w:pPr>
-      <w:r>
-        <w:rPr>
-          <w:rFonts w:ascii="Times New Roman" w:hAnsi="Times New Roman"/>
-        </w:rPr>
-        <w:t>Theoretische Fundierung:</w:t>
-      </w:r>
-    </w:p>
-    <w:p>
-      <w:pPr>
-        <w:numPr>
-          <w:ilvl w:val="0"/>
-          <w:numId w:val="48"/>
-        </w:numPr>
-        <w:spacing w:before="100" w:beforeAutospacing="1" w:after="100" w:afterAutospacing="1"/>
-        <w:rPr>
-          <w:rFonts w:ascii="Times New Roman" w:hAnsi="Times New Roman"/>
-        </w:rPr>
-      </w:pPr>
-      <w:proofErr w:type="spellStart"/>
-      <w:r>
-        <w:rPr>
-          <w:rFonts w:ascii="Times New Roman" w:hAnsi="Times New Roman"/>
-        </w:rPr>
-        <w:t>Krathwohl</w:t>
-      </w:r>
-      <w:proofErr w:type="spellEnd"/>
-      <w:r>
-        <w:rPr>
-          <w:rFonts w:ascii="Times New Roman" w:hAnsi="Times New Roman"/>
-        </w:rPr>
-        <w:t xml:space="preserve">, Bloom &amp; </w:t>
-      </w:r>
-      <w:proofErr w:type="spellStart"/>
-      <w:r>
-        <w:rPr>
-          <w:rFonts w:ascii="Times New Roman" w:hAnsi="Times New Roman"/>
-        </w:rPr>
-        <w:t>Masia</w:t>
-      </w:r>
-      <w:proofErr w:type="spellEnd"/>
-      <w:r>
-        <w:rPr>
-          <w:rFonts w:ascii="Times New Roman" w:hAnsi="Times New Roman"/>
-        </w:rPr>
-        <w:t xml:space="preserve"> (1964): </w:t>
-      </w:r>
-      <w:proofErr w:type="spellStart"/>
-      <w:r>
-        <w:rPr>
-          <w:rFonts w:ascii="Times New Roman" w:hAnsi="Times New Roman"/>
-        </w:rPr>
-        <w:t>Affective</w:t>
-      </w:r>
-      <w:proofErr w:type="spellEnd"/>
-      <w:r>
-        <w:rPr>
-          <w:rFonts w:ascii="Times New Roman" w:hAnsi="Times New Roman"/>
-        </w:rPr>
-        <w:t xml:space="preserve"> Domain</w:t>
-      </w:r>
-    </w:p>
-    <w:p>
-      <w:pPr>
-        <w:numPr>
-          <w:ilvl w:val="0"/>
-          <w:numId w:val="48"/>
-        </w:numPr>
-        <w:spacing w:before="100" w:beforeAutospacing="1" w:after="100" w:afterAutospacing="1"/>
-        <w:rPr>
-          <w:rFonts w:ascii="Times New Roman" w:hAnsi="Times New Roman"/>
-        </w:rPr>
-      </w:pPr>
-      <w:r>
-        <w:rPr>
-          <w:rFonts w:ascii="Times New Roman" w:hAnsi="Times New Roman"/>
-        </w:rPr>
-        <w:t xml:space="preserve">Pekrun (2006): Control-Value-Theory </w:t>
-      </w:r>
-      <w:proofErr w:type="spellStart"/>
-      <w:r>
-        <w:rPr>
-          <w:rFonts w:ascii="Times New Roman" w:hAnsi="Times New Roman"/>
-        </w:rPr>
-        <w:t>of</w:t>
-      </w:r>
-      <w:proofErr w:type="spellEnd"/>
-      <w:r>
-        <w:rPr>
-          <w:rFonts w:ascii="Times New Roman" w:hAnsi="Times New Roman"/>
-        </w:rPr>
-        <w:t xml:space="preserve"> Achievement </w:t>
-      </w:r>
-      <w:proofErr w:type="spellStart"/>
-      <w:r>
-        <w:rPr>
-          <w:rFonts w:ascii="Times New Roman" w:hAnsi="Times New Roman"/>
-        </w:rPr>
-        <w:t>Emotions</w:t>
-      </w:r>
-      <w:proofErr w:type="spellEnd"/>
-    </w:p>
-    <w:p>
-      <w:pPr>
-        <w:spacing w:before="100" w:beforeAutospacing="1" w:after="100" w:afterAutospacing="1"/>
-        <w:rPr>
-          <w:rFonts w:ascii="Times New Roman" w:hAnsi="Times New Roman"/>
-        </w:rPr>
-      </w:pPr>
-      <w:r>
-        <w:rPr>
-          <w:rFonts w:ascii="Times New Roman" w:hAnsi="Times New Roman"/>
-        </w:rPr>
-        <w:t>Operationalisierung:</w:t>
-      </w:r>
-    </w:p>
-    <w:p>
-      <w:pPr>
-        <w:spacing w:before="100" w:beforeAutospacing="1" w:after="100" w:afterAutospacing="1"/>
-        <w:rPr>
-          <w:rFonts w:ascii="Times New Roman" w:hAnsi="Times New Roman"/>
-        </w:rPr>
-      </w:pPr>
-      <w:r>
-        <w:rPr>
-          <w:rFonts w:ascii="Times New Roman" w:hAnsi="Times New Roman"/>
-        </w:rPr>
-        <w:t>Lexeme zu:</w:t>
-      </w:r>
-    </w:p>
-    <w:p>
-      <w:pPr>
-        <w:numPr>
-          <w:ilvl w:val="0"/>
-          <w:numId w:val="49"/>
-        </w:numPr>
-        <w:spacing w:before="100" w:beforeAutospacing="1" w:after="100" w:afterAutospacing="1"/>
-        <w:rPr>
-          <w:rFonts w:ascii="Times New Roman" w:hAnsi="Times New Roman"/>
-        </w:rPr>
-      </w:pPr>
-      <w:r>
-        <w:rPr>
-          <w:rFonts w:ascii="Times New Roman" w:hAnsi="Times New Roman"/>
-        </w:rPr>
-        <w:t>Freude</w:t>
-      </w:r>
-    </w:p>
-    <w:p>
-      <w:pPr>
-        <w:numPr>
-          <w:ilvl w:val="0"/>
-          <w:numId w:val="49"/>
-        </w:numPr>
-        <w:spacing w:before="100" w:beforeAutospacing="1" w:after="100" w:afterAutospacing="1"/>
-        <w:rPr>
-          <w:rFonts w:ascii="Times New Roman" w:hAnsi="Times New Roman"/>
-        </w:rPr>
-      </w:pPr>
-      <w:r>
-        <w:rPr>
-          <w:rFonts w:ascii="Times New Roman" w:hAnsi="Times New Roman"/>
-        </w:rPr>
-        <w:t>Frustration</w:t>
-      </w:r>
-    </w:p>
-    <w:p>
-      <w:pPr>
-        <w:numPr>
-          <w:ilvl w:val="0"/>
-          <w:numId w:val="49"/>
-        </w:numPr>
-        <w:spacing w:before="100" w:beforeAutospacing="1" w:after="100" w:afterAutospacing="1"/>
-        <w:rPr>
-          <w:rFonts w:ascii="Times New Roman" w:hAnsi="Times New Roman"/>
-        </w:rPr>
-      </w:pPr>
-      <w:r>
-        <w:rPr>
-          <w:rFonts w:ascii="Times New Roman" w:hAnsi="Times New Roman"/>
-        </w:rPr>
-        <w:t>Langeweile</w:t>
-      </w:r>
-    </w:p>
-    <w:p>
-      <w:pPr>
-        <w:numPr>
-          <w:ilvl w:val="0"/>
-          <w:numId w:val="49"/>
-        </w:numPr>
-        <w:spacing w:before="100" w:beforeAutospacing="1" w:after="100" w:afterAutospacing="1"/>
-        <w:rPr>
-          <w:rFonts w:ascii="Times New Roman" w:hAnsi="Times New Roman"/>
-        </w:rPr>
-      </w:pPr>
-      <w:r>
-        <w:rPr>
-          <w:rFonts w:ascii="Times New Roman" w:hAnsi="Times New Roman"/>
-        </w:rPr>
-        <w:t>Begeisterung</w:t>
-      </w:r>
-    </w:p>
-    <w:p>
-      <w:pPr>
-        <w:spacing w:before="100" w:beforeAutospacing="1" w:after="100" w:afterAutospacing="1"/>
-        <w:rPr>
-          <w:rFonts w:ascii="Times New Roman" w:hAnsi="Times New Roman"/>
-        </w:rPr>
-      </w:pPr>
-      <w:r>
-        <w:rPr>
-          <w:rFonts w:ascii="Times New Roman" w:hAnsi="Times New Roman"/>
-        </w:rPr>
-        <w:t>Affekt wird hier nicht als Nebeneffekt, sondern als strukturwirksame Variable verstanden.</w:t>
-      </w:r>
-    </w:p>
-    <w:p>
-      <w:pPr>
-        <w:spacing w:after="0"/>
-        <w:rPr>
-          <w:rFonts w:ascii="Times New Roman" w:hAnsi="Times New Roman"/>
-        </w:rPr>
-      </w:pPr>
-      <w:r>
-        <w:rPr>
-          <w:rFonts w:ascii="Times New Roman" w:hAnsi="Times New Roman"/>
-        </w:rPr>
-        <w:pict w14:anchorId="13F72950">
-          <v:rect id="_x0000_i1140" style="width:0;height:1.5pt" o:hralign="center" o:hrstd="t" o:hr="t" fillcolor="#a0a0a0" stroked="f"/>
-        </w:pict>
-      </w:r>
-    </w:p>
-    <w:p>
-      <w:pPr>
-        <w:spacing w:before="100" w:beforeAutospacing="1" w:after="100" w:afterAutospacing="1"/>
-        <w:outlineLvl w:val="1"/>
-        <w:rPr>
-          <w:rFonts w:ascii="Times New Roman" w:hAnsi="Times New Roman"/>
-          <w:b/>
-          <w:bCs/>
-          <w:sz w:val="36"/>
-          <w:szCs w:val="36"/>
-        </w:rPr>
-      </w:pPr>
-      <w:r>
-        <w:rPr>
-          <w:rFonts w:ascii="Times New Roman" w:hAnsi="Times New Roman"/>
-          <w:b/>
-          <w:bCs/>
-          <w:sz w:val="36"/>
-          <w:szCs w:val="36"/>
-        </w:rPr>
-        <w:t>6.x.3.4 Motivation</w:t>
-      </w:r>
-    </w:p>
-    <w:p>
-      <w:pPr>
-        <w:spacing w:before="100" w:beforeAutospacing="1" w:after="100" w:afterAutospacing="1"/>
-        <w:rPr>
-          <w:rFonts w:ascii="Times New Roman" w:hAnsi="Times New Roman"/>
-        </w:rPr>
-      </w:pPr>
-      <w:r>
-        <w:rPr>
-          <w:rFonts w:ascii="Times New Roman" w:hAnsi="Times New Roman"/>
-        </w:rPr>
-        <w:t>Motivation wird als zielgerichtete Aktivierungsstruktur modelliert.</w:t>
-      </w:r>
-    </w:p>
-    <w:p>
-      <w:pPr>
-        <w:spacing w:before="100" w:beforeAutospacing="1" w:after="100" w:afterAutospacing="1"/>
-        <w:rPr>
-          <w:rFonts w:ascii="Times New Roman" w:hAnsi="Times New Roman"/>
-        </w:rPr>
-      </w:pPr>
-      <w:r>
-        <w:rPr>
-          <w:rFonts w:ascii="Times New Roman" w:hAnsi="Times New Roman"/>
-        </w:rPr>
-        <w:t>Theoretische Fundierung:</w:t>
-      </w:r>
-    </w:p>
-    <w:p>
-      <w:pPr>
-        <w:numPr>
-          <w:ilvl w:val="0"/>
-          <w:numId w:val="50"/>
-        </w:numPr>
-        <w:spacing w:before="100" w:beforeAutospacing="1" w:after="100" w:afterAutospacing="1"/>
-        <w:rPr>
-          <w:rFonts w:ascii="Times New Roman" w:hAnsi="Times New Roman"/>
-        </w:rPr>
-      </w:pPr>
-      <w:r>
-        <w:rPr>
-          <w:rFonts w:ascii="Times New Roman" w:hAnsi="Times New Roman"/>
-        </w:rPr>
-        <w:t>Deci &amp; Ryan (2000): Self-Determination Theory</w:t>
-      </w:r>
-    </w:p>
-    <w:p>
-      <w:pPr>
-        <w:numPr>
-          <w:ilvl w:val="0"/>
-          <w:numId w:val="50"/>
-        </w:numPr>
-        <w:spacing w:before="100" w:beforeAutospacing="1" w:after="100" w:afterAutospacing="1"/>
-        <w:rPr>
-          <w:rFonts w:ascii="Times New Roman" w:hAnsi="Times New Roman"/>
-        </w:rPr>
-      </w:pPr>
-      <w:r>
-        <w:rPr>
-          <w:rFonts w:ascii="Times New Roman" w:hAnsi="Times New Roman"/>
-        </w:rPr>
-        <w:t xml:space="preserve">Eccles &amp; </w:t>
-      </w:r>
-      <w:proofErr w:type="spellStart"/>
-      <w:r>
-        <w:rPr>
-          <w:rFonts w:ascii="Times New Roman" w:hAnsi="Times New Roman"/>
-        </w:rPr>
-        <w:t>Wigfield</w:t>
-      </w:r>
-      <w:proofErr w:type="spellEnd"/>
-      <w:r>
-        <w:rPr>
-          <w:rFonts w:ascii="Times New Roman" w:hAnsi="Times New Roman"/>
-        </w:rPr>
-        <w:t xml:space="preserve"> (2002): </w:t>
-      </w:r>
-      <w:proofErr w:type="spellStart"/>
-      <w:r>
-        <w:rPr>
-          <w:rFonts w:ascii="Times New Roman" w:hAnsi="Times New Roman"/>
-        </w:rPr>
-        <w:t>Expectancy</w:t>
-      </w:r>
-      <w:proofErr w:type="spellEnd"/>
-      <w:r>
-        <w:rPr>
-          <w:rFonts w:ascii="Times New Roman" w:hAnsi="Times New Roman"/>
-        </w:rPr>
-        <w:t>-Value Theory</w:t>
-      </w:r>
-    </w:p>
-    <w:p>
-      <w:pPr>
-        <w:spacing w:before="100" w:beforeAutospacing="1" w:after="100" w:afterAutospacing="1"/>
-        <w:rPr>
-          <w:rFonts w:ascii="Times New Roman" w:hAnsi="Times New Roman"/>
-        </w:rPr>
-      </w:pPr>
-      <w:r>
-        <w:rPr>
-          <w:rFonts w:ascii="Times New Roman" w:hAnsi="Times New Roman"/>
-        </w:rPr>
-        <w:t>Operationalisierung:</w:t>
-      </w:r>
-    </w:p>
-    <w:p>
-      <w:pPr>
-        <w:spacing w:before="100" w:beforeAutospacing="1" w:after="100" w:afterAutospacing="1"/>
-        <w:rPr>
-          <w:rFonts w:ascii="Times New Roman" w:hAnsi="Times New Roman"/>
-        </w:rPr>
-      </w:pPr>
-      <w:r>
-        <w:rPr>
-          <w:rFonts w:ascii="Times New Roman" w:hAnsi="Times New Roman"/>
-        </w:rPr>
-        <w:t>Lexeme, die:</w:t>
-      </w:r>
-    </w:p>
-    <w:p>
-      <w:pPr>
-        <w:numPr>
-          <w:ilvl w:val="0"/>
-          <w:numId w:val="51"/>
-        </w:numPr>
-        <w:spacing w:before="100" w:beforeAutospacing="1" w:after="100" w:afterAutospacing="1"/>
-        <w:rPr>
-          <w:rFonts w:ascii="Times New Roman" w:hAnsi="Times New Roman"/>
-        </w:rPr>
-      </w:pPr>
-      <w:r>
-        <w:rPr>
-          <w:rFonts w:ascii="Times New Roman" w:hAnsi="Times New Roman"/>
-        </w:rPr>
-        <w:t>Interesse</w:t>
-      </w:r>
-    </w:p>
-    <w:p>
-      <w:pPr>
-        <w:numPr>
-          <w:ilvl w:val="0"/>
-          <w:numId w:val="51"/>
-        </w:numPr>
-        <w:spacing w:before="100" w:beforeAutospacing="1" w:after="100" w:afterAutospacing="1"/>
-        <w:rPr>
-          <w:rFonts w:ascii="Times New Roman" w:hAnsi="Times New Roman"/>
-        </w:rPr>
-      </w:pPr>
-      <w:r>
-        <w:rPr>
-          <w:rFonts w:ascii="Times New Roman" w:hAnsi="Times New Roman"/>
-        </w:rPr>
-        <w:t>Anstrengungsbereitschaft</w:t>
-      </w:r>
-    </w:p>
-    <w:p>
-      <w:pPr>
-        <w:numPr>
-          <w:ilvl w:val="0"/>
-          <w:numId w:val="51"/>
-        </w:numPr>
-        <w:spacing w:before="100" w:beforeAutospacing="1" w:after="100" w:afterAutospacing="1"/>
-        <w:rPr>
-          <w:rFonts w:ascii="Times New Roman" w:hAnsi="Times New Roman"/>
-        </w:rPr>
-      </w:pPr>
-      <w:r>
-        <w:rPr>
-          <w:rFonts w:ascii="Times New Roman" w:hAnsi="Times New Roman"/>
-        </w:rPr>
-        <w:t>Engagement</w:t>
-      </w:r>
-    </w:p>
-    <w:p>
-      <w:pPr>
-        <w:spacing w:before="100" w:beforeAutospacing="1" w:after="100" w:afterAutospacing="1"/>
-        <w:rPr>
-          <w:rFonts w:ascii="Times New Roman" w:hAnsi="Times New Roman"/>
-        </w:rPr>
-      </w:pPr>
-      <w:r>
-        <w:rPr>
-          <w:rFonts w:ascii="Times New Roman" w:hAnsi="Times New Roman"/>
-        </w:rPr>
-        <w:t>anzeigen.</w:t>
-      </w:r>
-    </w:p>
-    <w:p>
-      <w:pPr>
-        <w:spacing w:before="100" w:beforeAutospacing="1" w:after="100" w:afterAutospacing="1"/>
-        <w:rPr>
-          <w:rFonts w:ascii="Times New Roman" w:hAnsi="Times New Roman"/>
-        </w:rPr>
-      </w:pPr>
-      <w:r>
-        <w:rPr>
-          <w:rFonts w:ascii="Times New Roman" w:hAnsi="Times New Roman"/>
-        </w:rPr>
-        <w:lastRenderedPageBreak/>
-        <w:t>Motivation ist damit von Affekt unterscheidbar:</w:t>
-      </w:r>
-      <w:r>
-        <w:rPr>
-          <w:rFonts w:ascii="Times New Roman" w:hAnsi="Times New Roman"/>
-        </w:rPr>
-        <w:br/>
-        <w:t>Affekt beschreibt emotionale Qualität, Motivation die Handlungsorientierung.</w:t>
-      </w:r>
-    </w:p>
-    <w:p>
-      <w:pPr>
-        <w:spacing w:after="0"/>
-        <w:rPr>
-          <w:rFonts w:ascii="Times New Roman" w:hAnsi="Times New Roman"/>
-        </w:rPr>
-      </w:pPr>
-      <w:r>
-        <w:rPr>
-          <w:rFonts w:ascii="Times New Roman" w:hAnsi="Times New Roman"/>
-        </w:rPr>
-        <w:pict w14:anchorId="0BF8A175">
-          <v:rect id="_x0000_i1141" style="width:0;height:1.5pt" o:hralign="center" o:hrstd="t" o:hr="t" fillcolor="#a0a0a0" stroked="f"/>
-        </w:pict>
-      </w:r>
-    </w:p>
-    <w:p>
-      <w:pPr>
-        <w:spacing w:before="100" w:beforeAutospacing="1" w:after="100" w:afterAutospacing="1"/>
-        <w:outlineLvl w:val="1"/>
-        <w:rPr>
-          <w:rFonts w:ascii="Times New Roman" w:hAnsi="Times New Roman"/>
-          <w:b/>
-          <w:bCs/>
-          <w:sz w:val="36"/>
-          <w:szCs w:val="36"/>
-        </w:rPr>
-      </w:pPr>
-      <w:r>
-        <w:rPr>
-          <w:rFonts w:ascii="Times New Roman" w:hAnsi="Times New Roman"/>
-          <w:b/>
-          <w:bCs/>
-          <w:sz w:val="36"/>
-          <w:szCs w:val="36"/>
-        </w:rPr>
-        <w:t>6.x.3.5 Methodik</w:t>
-      </w:r>
-    </w:p>
-    <w:p>
-      <w:pPr>
-        <w:spacing w:before="100" w:beforeAutospacing="1" w:after="100" w:afterAutospacing="1"/>
-        <w:rPr>
-          <w:rFonts w:ascii="Times New Roman" w:hAnsi="Times New Roman"/>
-        </w:rPr>
-      </w:pPr>
-      <w:r>
-        <w:rPr>
-          <w:rFonts w:ascii="Times New Roman" w:hAnsi="Times New Roman"/>
-        </w:rPr>
-        <w:t>Diese Dimension beschreibt die didaktisch-strukturelle Organisation des Unterrichts.</w:t>
-      </w:r>
-    </w:p>
-    <w:p>
-      <w:pPr>
-        <w:spacing w:before="100" w:beforeAutospacing="1" w:after="100" w:afterAutospacing="1"/>
-        <w:rPr>
-          <w:rFonts w:ascii="Times New Roman" w:hAnsi="Times New Roman"/>
-        </w:rPr>
-      </w:pPr>
-      <w:r>
-        <w:rPr>
-          <w:rFonts w:ascii="Times New Roman" w:hAnsi="Times New Roman"/>
-        </w:rPr>
-        <w:t>Theoretische Fundierung:</w:t>
-      </w:r>
-    </w:p>
-    <w:p>
-      <w:pPr>
-        <w:numPr>
-          <w:ilvl w:val="0"/>
-          <w:numId w:val="52"/>
-        </w:numPr>
-        <w:spacing w:before="100" w:beforeAutospacing="1" w:after="100" w:afterAutospacing="1"/>
-        <w:rPr>
-          <w:rFonts w:ascii="Times New Roman" w:hAnsi="Times New Roman"/>
-        </w:rPr>
-      </w:pPr>
-      <w:r>
-        <w:rPr>
-          <w:rFonts w:ascii="Times New Roman" w:hAnsi="Times New Roman"/>
-        </w:rPr>
-        <w:t>Meyer (2004): Kriterien guten Unterrichts</w:t>
-      </w:r>
-    </w:p>
-    <w:p>
-      <w:pPr>
-        <w:numPr>
-          <w:ilvl w:val="0"/>
-          <w:numId w:val="52"/>
-        </w:numPr>
-        <w:spacing w:before="100" w:beforeAutospacing="1" w:after="100" w:afterAutospacing="1"/>
-        <w:rPr>
-          <w:rFonts w:ascii="Times New Roman" w:hAnsi="Times New Roman"/>
-        </w:rPr>
-      </w:pPr>
-      <w:r>
-        <w:rPr>
-          <w:rFonts w:ascii="Times New Roman" w:hAnsi="Times New Roman"/>
-        </w:rPr>
-        <w:t>Helmke (2012): Unterrichtsqualität</w:t>
-      </w:r>
-    </w:p>
-    <w:p>
-      <w:pPr>
-        <w:spacing w:before="100" w:beforeAutospacing="1" w:after="100" w:afterAutospacing="1"/>
-        <w:rPr>
-          <w:rFonts w:ascii="Times New Roman" w:hAnsi="Times New Roman"/>
-        </w:rPr>
-      </w:pPr>
-      <w:r>
-        <w:rPr>
-          <w:rFonts w:ascii="Times New Roman" w:hAnsi="Times New Roman"/>
-        </w:rPr>
-        <w:t>Operationalisierung:</w:t>
-      </w:r>
-    </w:p>
-    <w:p>
-      <w:pPr>
-        <w:spacing w:before="100" w:beforeAutospacing="1" w:after="100" w:afterAutospacing="1"/>
-        <w:rPr>
-          <w:rFonts w:ascii="Times New Roman" w:hAnsi="Times New Roman"/>
-        </w:rPr>
-      </w:pPr>
-      <w:r>
-        <w:rPr>
-          <w:rFonts w:ascii="Times New Roman" w:hAnsi="Times New Roman"/>
-        </w:rPr>
-        <w:t>Lexeme zu:</w:t>
-      </w:r>
-    </w:p>
-    <w:p>
-      <w:pPr>
-        <w:numPr>
-          <w:ilvl w:val="0"/>
-          <w:numId w:val="53"/>
-        </w:numPr>
-        <w:spacing w:before="100" w:beforeAutospacing="1" w:after="100" w:afterAutospacing="1"/>
-        <w:rPr>
-          <w:rFonts w:ascii="Times New Roman" w:hAnsi="Times New Roman"/>
-        </w:rPr>
-      </w:pPr>
-      <w:r>
-        <w:rPr>
-          <w:rFonts w:ascii="Times New Roman" w:hAnsi="Times New Roman"/>
-        </w:rPr>
-        <w:t>Klarheit</w:t>
-      </w:r>
-    </w:p>
-    <w:p>
-      <w:pPr>
-        <w:numPr>
-          <w:ilvl w:val="0"/>
-          <w:numId w:val="53"/>
-        </w:numPr>
-        <w:spacing w:before="100" w:beforeAutospacing="1" w:after="100" w:afterAutospacing="1"/>
-        <w:rPr>
-          <w:rFonts w:ascii="Times New Roman" w:hAnsi="Times New Roman"/>
-        </w:rPr>
-      </w:pPr>
-      <w:r>
-        <w:rPr>
-          <w:rFonts w:ascii="Times New Roman" w:hAnsi="Times New Roman"/>
-        </w:rPr>
-        <w:t>Aufbau</w:t>
-      </w:r>
-    </w:p>
-    <w:p>
-      <w:pPr>
-        <w:numPr>
-          <w:ilvl w:val="0"/>
-          <w:numId w:val="53"/>
-        </w:numPr>
-        <w:spacing w:before="100" w:beforeAutospacing="1" w:after="100" w:afterAutospacing="1"/>
-        <w:rPr>
-          <w:rFonts w:ascii="Times New Roman" w:hAnsi="Times New Roman"/>
-        </w:rPr>
-      </w:pPr>
-      <w:r>
-        <w:rPr>
-          <w:rFonts w:ascii="Times New Roman" w:hAnsi="Times New Roman"/>
-        </w:rPr>
-        <w:t>Struktur</w:t>
-      </w:r>
-    </w:p>
-    <w:p>
-      <w:pPr>
-        <w:numPr>
-          <w:ilvl w:val="0"/>
-          <w:numId w:val="53"/>
-        </w:numPr>
-        <w:spacing w:before="100" w:beforeAutospacing="1" w:after="100" w:afterAutospacing="1"/>
-        <w:rPr>
-          <w:rFonts w:ascii="Times New Roman" w:hAnsi="Times New Roman"/>
-        </w:rPr>
-      </w:pPr>
-      <w:r>
-        <w:rPr>
-          <w:rFonts w:ascii="Times New Roman" w:hAnsi="Times New Roman"/>
-        </w:rPr>
-        <w:t>Transparenz</w:t>
-      </w:r>
-    </w:p>
-    <w:p>
-      <w:pPr>
-        <w:spacing w:before="100" w:beforeAutospacing="1" w:after="100" w:afterAutospacing="1"/>
-        <w:rPr>
-          <w:rFonts w:ascii="Times New Roman" w:hAnsi="Times New Roman"/>
-        </w:rPr>
-      </w:pPr>
-      <w:r>
-        <w:rPr>
-          <w:rFonts w:ascii="Times New Roman" w:hAnsi="Times New Roman"/>
-        </w:rPr>
-        <w:t>Methodik bildet die systemische Rahmenstruktur des Lernraums ab.</w:t>
-      </w:r>
-    </w:p>
-    <w:p>
-      <w:pPr>
-        <w:spacing w:after="0"/>
-        <w:rPr>
-          <w:rFonts w:ascii="Times New Roman" w:hAnsi="Times New Roman"/>
-        </w:rPr>
-      </w:pPr>
-      <w:r>
-        <w:rPr>
-          <w:rFonts w:ascii="Times New Roman" w:hAnsi="Times New Roman"/>
-        </w:rPr>
-        <w:pict w14:anchorId="5C56AC3E">
-          <v:rect id="_x0000_i1142" style="width:0;height:1.5pt" o:hralign="center" o:hrstd="t" o:hr="t" fillcolor="#a0a0a0" stroked="f"/>
-        </w:pict>
-      </w:r>
-    </w:p>
-    <w:p>
-      <w:pPr>
-        <w:spacing w:before="100" w:beforeAutospacing="1" w:after="100" w:afterAutospacing="1"/>
-        <w:outlineLvl w:val="1"/>
-        <w:rPr>
-          <w:rFonts w:ascii="Times New Roman" w:hAnsi="Times New Roman"/>
-          <w:b/>
-          <w:bCs/>
-          <w:sz w:val="36"/>
-          <w:szCs w:val="36"/>
-        </w:rPr>
-      </w:pPr>
-      <w:r>
-        <w:rPr>
-          <w:rFonts w:ascii="Times New Roman" w:hAnsi="Times New Roman"/>
-          <w:b/>
-          <w:bCs/>
-          <w:sz w:val="36"/>
-          <w:szCs w:val="36"/>
-        </w:rPr>
-        <w:t>6.x.3.6 Performanz</w:t>
-      </w:r>
-    </w:p>
-    <w:p>
-      <w:pPr>
-        <w:spacing w:before="100" w:beforeAutospacing="1" w:after="100" w:afterAutospacing="1"/>
-        <w:rPr>
-          <w:rFonts w:ascii="Times New Roman" w:hAnsi="Times New Roman"/>
-        </w:rPr>
-      </w:pPr>
-      <w:r>
-        <w:rPr>
-          <w:rFonts w:ascii="Times New Roman" w:hAnsi="Times New Roman"/>
-        </w:rPr>
-        <w:t>Performanz bezieht sich auf Leistungszuschreibung und Kompetenzwahrnehmung.</w:t>
-      </w:r>
-    </w:p>
-    <w:p>
-      <w:pPr>
-        <w:spacing w:before="100" w:beforeAutospacing="1" w:after="100" w:afterAutospacing="1"/>
-        <w:rPr>
-          <w:rFonts w:ascii="Times New Roman" w:hAnsi="Times New Roman"/>
-        </w:rPr>
-      </w:pPr>
-      <w:r>
-        <w:rPr>
-          <w:rFonts w:ascii="Times New Roman" w:hAnsi="Times New Roman"/>
-        </w:rPr>
-        <w:t>Theoretische Fundierung:</w:t>
-      </w:r>
-    </w:p>
-    <w:p>
-      <w:pPr>
-        <w:numPr>
-          <w:ilvl w:val="0"/>
-          <w:numId w:val="54"/>
-        </w:numPr>
-        <w:spacing w:before="100" w:beforeAutospacing="1" w:after="100" w:afterAutospacing="1"/>
-        <w:rPr>
-          <w:rFonts w:ascii="Times New Roman" w:hAnsi="Times New Roman"/>
-        </w:rPr>
-      </w:pPr>
-      <w:r>
-        <w:rPr>
-          <w:rFonts w:ascii="Times New Roman" w:hAnsi="Times New Roman"/>
-        </w:rPr>
-        <w:t>Weinert (2001): Kompetenzbegriff</w:t>
-      </w:r>
-    </w:p>
-    <w:p>
-      <w:pPr>
-        <w:numPr>
-          <w:ilvl w:val="0"/>
-          <w:numId w:val="54"/>
-        </w:numPr>
-        <w:spacing w:before="100" w:beforeAutospacing="1" w:after="100" w:afterAutospacing="1"/>
-        <w:rPr>
-          <w:rFonts w:ascii="Times New Roman" w:hAnsi="Times New Roman"/>
-        </w:rPr>
-      </w:pPr>
-      <w:proofErr w:type="spellStart"/>
-      <w:r>
-        <w:rPr>
-          <w:rFonts w:ascii="Times New Roman" w:hAnsi="Times New Roman"/>
-        </w:rPr>
-        <w:t>Shavelson</w:t>
-      </w:r>
-      <w:proofErr w:type="spellEnd"/>
-      <w:r>
-        <w:rPr>
-          <w:rFonts w:ascii="Times New Roman" w:hAnsi="Times New Roman"/>
-        </w:rPr>
-        <w:t xml:space="preserve"> et al. (2002): Kompetenzmessung</w:t>
-      </w:r>
-    </w:p>
-    <w:p>
-      <w:pPr>
-        <w:spacing w:before="100" w:beforeAutospacing="1" w:after="100" w:afterAutospacing="1"/>
-        <w:rPr>
-          <w:rFonts w:ascii="Times New Roman" w:hAnsi="Times New Roman"/>
-        </w:rPr>
-      </w:pPr>
-      <w:r>
-        <w:rPr>
-          <w:rFonts w:ascii="Times New Roman" w:hAnsi="Times New Roman"/>
-        </w:rPr>
-        <w:t>Operationalisierung:</w:t>
-      </w:r>
-    </w:p>
-    <w:p>
-      <w:pPr>
-        <w:spacing w:before="100" w:beforeAutospacing="1" w:after="100" w:afterAutospacing="1"/>
-        <w:rPr>
-          <w:rFonts w:ascii="Times New Roman" w:hAnsi="Times New Roman"/>
-        </w:rPr>
-      </w:pPr>
-      <w:r>
-        <w:rPr>
-          <w:rFonts w:ascii="Times New Roman" w:hAnsi="Times New Roman"/>
-        </w:rPr>
-        <w:t>Lexeme, die:</w:t>
-      </w:r>
-    </w:p>
-    <w:p>
-      <w:pPr>
-        <w:numPr>
-          <w:ilvl w:val="0"/>
-          <w:numId w:val="55"/>
-        </w:numPr>
-        <w:spacing w:before="100" w:beforeAutospacing="1" w:after="100" w:afterAutospacing="1"/>
-        <w:rPr>
-          <w:rFonts w:ascii="Times New Roman" w:hAnsi="Times New Roman"/>
-        </w:rPr>
-      </w:pPr>
-      <w:r>
-        <w:rPr>
-          <w:rFonts w:ascii="Times New Roman" w:hAnsi="Times New Roman"/>
-        </w:rPr>
-        <w:t>Leistungsfähigkeit</w:t>
-      </w:r>
-    </w:p>
-    <w:p>
-      <w:pPr>
-        <w:numPr>
-          <w:ilvl w:val="0"/>
-          <w:numId w:val="55"/>
-        </w:numPr>
-        <w:spacing w:before="100" w:beforeAutospacing="1" w:after="100" w:afterAutospacing="1"/>
-        <w:rPr>
-          <w:rFonts w:ascii="Times New Roman" w:hAnsi="Times New Roman"/>
-        </w:rPr>
-      </w:pPr>
-      <w:r>
-        <w:rPr>
-          <w:rFonts w:ascii="Times New Roman" w:hAnsi="Times New Roman"/>
-        </w:rPr>
-        <w:t>Qualität von Ergebnissen</w:t>
-      </w:r>
-    </w:p>
-    <w:p>
-      <w:pPr>
-        <w:numPr>
-          <w:ilvl w:val="0"/>
-          <w:numId w:val="55"/>
-        </w:numPr>
-        <w:spacing w:before="100" w:beforeAutospacing="1" w:after="100" w:afterAutospacing="1"/>
-        <w:rPr>
-          <w:rFonts w:ascii="Times New Roman" w:hAnsi="Times New Roman"/>
-        </w:rPr>
-      </w:pPr>
-      <w:r>
-        <w:rPr>
-          <w:rFonts w:ascii="Times New Roman" w:hAnsi="Times New Roman"/>
-        </w:rPr>
-        <w:t>Kompetenzzuschreibungen</w:t>
-      </w:r>
-    </w:p>
-    <w:p>
-      <w:pPr>
-        <w:spacing w:before="100" w:beforeAutospacing="1" w:after="100" w:afterAutospacing="1"/>
-        <w:rPr>
-          <w:rFonts w:ascii="Times New Roman" w:hAnsi="Times New Roman"/>
-        </w:rPr>
-      </w:pPr>
-      <w:r>
-        <w:rPr>
-          <w:rFonts w:ascii="Times New Roman" w:hAnsi="Times New Roman"/>
-        </w:rPr>
-        <w:t>ausdrücken.</w:t>
-      </w:r>
-    </w:p>
-    <w:p>
-      <w:pPr>
-        <w:spacing w:before="100" w:beforeAutospacing="1" w:after="100" w:afterAutospacing="1"/>
-        <w:rPr>
-          <w:rFonts w:ascii="Times New Roman" w:hAnsi="Times New Roman"/>
-        </w:rPr>
-      </w:pPr>
-      <w:r>
-        <w:rPr>
-          <w:rFonts w:ascii="Times New Roman" w:hAnsi="Times New Roman"/>
-        </w:rPr>
-        <w:t>Performanz unterscheidet sich von Kognition:</w:t>
-      </w:r>
-      <w:r>
-        <w:rPr>
-          <w:rFonts w:ascii="Times New Roman" w:hAnsi="Times New Roman"/>
-        </w:rPr>
-        <w:br/>
-        <w:t>Kognition beschreibt Prozessqualität, Performanz Ergebnisqualität.</w:t>
-      </w:r>
-    </w:p>
-    <w:p>
-      <w:pPr>
-        <w:spacing w:after="0"/>
-        <w:rPr>
-          <w:rFonts w:ascii="Times New Roman" w:hAnsi="Times New Roman"/>
-        </w:rPr>
-      </w:pPr>
-      <w:r>
-        <w:rPr>
-          <w:rFonts w:ascii="Times New Roman" w:hAnsi="Times New Roman"/>
-        </w:rPr>
-        <w:pict w14:anchorId="041A9CD8">
-          <v:rect id="_x0000_i1143" style="width:0;height:1.5pt" o:hralign="center" o:hrstd="t" o:hr="t" fillcolor="#a0a0a0" stroked="f"/>
-        </w:pict>
-      </w:r>
-    </w:p>
-    <w:p>
-      <w:pPr>
-        <w:spacing w:before="100" w:beforeAutospacing="1" w:after="100" w:afterAutospacing="1"/>
-        <w:outlineLvl w:val="1"/>
-        <w:rPr>
-          <w:rFonts w:ascii="Times New Roman" w:hAnsi="Times New Roman"/>
-          <w:b/>
-          <w:bCs/>
-          <w:sz w:val="36"/>
-          <w:szCs w:val="36"/>
-        </w:rPr>
-      </w:pPr>
-      <w:r>
-        <w:rPr>
-          <w:rFonts w:ascii="Times New Roman" w:hAnsi="Times New Roman"/>
-          <w:b/>
-          <w:bCs/>
-          <w:sz w:val="36"/>
-          <w:szCs w:val="36"/>
-        </w:rPr>
-        <w:lastRenderedPageBreak/>
-        <w:t>6.x.3.7 Regulation</w:t>
-      </w:r>
-    </w:p>
-    <w:p>
-      <w:pPr>
-        <w:spacing w:before="100" w:beforeAutospacing="1" w:after="100" w:afterAutospacing="1"/>
-        <w:rPr>
-          <w:rFonts w:ascii="Times New Roman" w:hAnsi="Times New Roman"/>
-        </w:rPr>
-      </w:pPr>
-      <w:r>
-        <w:rPr>
-          <w:rFonts w:ascii="Times New Roman" w:hAnsi="Times New Roman"/>
-        </w:rPr>
-        <w:t>Die Regulationsdimension beschreibt Selbststeuerung und metakognitive Kontrolle.</w:t>
-      </w:r>
-    </w:p>
-    <w:p>
-      <w:pPr>
-        <w:spacing w:before="100" w:beforeAutospacing="1" w:after="100" w:afterAutospacing="1"/>
-        <w:rPr>
-          <w:rFonts w:ascii="Times New Roman" w:hAnsi="Times New Roman"/>
-        </w:rPr>
-      </w:pPr>
-      <w:r>
-        <w:rPr>
-          <w:rFonts w:ascii="Times New Roman" w:hAnsi="Times New Roman"/>
-        </w:rPr>
-        <w:t>Theoretische Fundierung:</w:t>
-      </w:r>
-    </w:p>
-    <w:p>
-      <w:pPr>
-        <w:numPr>
-          <w:ilvl w:val="0"/>
-          <w:numId w:val="56"/>
-        </w:numPr>
-        <w:spacing w:before="100" w:beforeAutospacing="1" w:after="100" w:afterAutospacing="1"/>
-        <w:rPr>
-          <w:rFonts w:ascii="Times New Roman" w:hAnsi="Times New Roman"/>
-        </w:rPr>
-      </w:pPr>
-      <w:r>
-        <w:rPr>
-          <w:rFonts w:ascii="Times New Roman" w:hAnsi="Times New Roman"/>
-        </w:rPr>
-        <w:t>Zimmerman (2000): Self-</w:t>
-      </w:r>
-      <w:proofErr w:type="spellStart"/>
-      <w:r>
-        <w:rPr>
-          <w:rFonts w:ascii="Times New Roman" w:hAnsi="Times New Roman"/>
-        </w:rPr>
-        <w:t>Regulated</w:t>
-      </w:r>
-      <w:proofErr w:type="spellEnd"/>
-      <w:r>
-        <w:rPr>
-          <w:rFonts w:ascii="Times New Roman" w:hAnsi="Times New Roman"/>
-        </w:rPr>
-        <w:t xml:space="preserve"> Learning</w:t>
-      </w:r>
-    </w:p>
-    <w:p>
-      <w:pPr>
-        <w:numPr>
-          <w:ilvl w:val="0"/>
-          <w:numId w:val="56"/>
-        </w:numPr>
-        <w:spacing w:before="100" w:beforeAutospacing="1" w:after="100" w:afterAutospacing="1"/>
-        <w:rPr>
-          <w:rFonts w:ascii="Times New Roman" w:hAnsi="Times New Roman"/>
-        </w:rPr>
-      </w:pPr>
-      <w:proofErr w:type="spellStart"/>
-      <w:r>
-        <w:rPr>
-          <w:rFonts w:ascii="Times New Roman" w:hAnsi="Times New Roman"/>
-        </w:rPr>
-        <w:t>Boekaerts</w:t>
-      </w:r>
-      <w:proofErr w:type="spellEnd"/>
-      <w:r>
-        <w:rPr>
-          <w:rFonts w:ascii="Times New Roman" w:hAnsi="Times New Roman"/>
-        </w:rPr>
-        <w:t xml:space="preserve"> (1999): Selbstregulation im Lernprozess</w:t>
-      </w:r>
-    </w:p>
-    <w:p>
-      <w:pPr>
-        <w:spacing w:before="100" w:beforeAutospacing="1" w:after="100" w:afterAutospacing="1"/>
-        <w:rPr>
-          <w:rFonts w:ascii="Times New Roman" w:hAnsi="Times New Roman"/>
-        </w:rPr>
-      </w:pPr>
-      <w:r>
-        <w:rPr>
-          <w:rFonts w:ascii="Times New Roman" w:hAnsi="Times New Roman"/>
-        </w:rPr>
-        <w:t>Operationalisierung:</w:t>
-      </w:r>
-    </w:p>
-    <w:p>
-      <w:pPr>
-        <w:spacing w:before="100" w:beforeAutospacing="1" w:after="100" w:afterAutospacing="1"/>
-        <w:rPr>
-          <w:rFonts w:ascii="Times New Roman" w:hAnsi="Times New Roman"/>
-        </w:rPr>
-      </w:pPr>
-      <w:r>
-        <w:rPr>
-          <w:rFonts w:ascii="Times New Roman" w:hAnsi="Times New Roman"/>
-        </w:rPr>
-        <w:t>Lexeme zu:</w:t>
-      </w:r>
-    </w:p>
-    <w:p>
-      <w:pPr>
-        <w:numPr>
-          <w:ilvl w:val="0"/>
-          <w:numId w:val="57"/>
-        </w:numPr>
-        <w:spacing w:before="100" w:beforeAutospacing="1" w:after="100" w:afterAutospacing="1"/>
-        <w:rPr>
-          <w:rFonts w:ascii="Times New Roman" w:hAnsi="Times New Roman"/>
-        </w:rPr>
-      </w:pPr>
-      <w:r>
-        <w:rPr>
-          <w:rFonts w:ascii="Times New Roman" w:hAnsi="Times New Roman"/>
-        </w:rPr>
-        <w:t>Planung</w:t>
-      </w:r>
-    </w:p>
-    <w:p>
-      <w:pPr>
-        <w:numPr>
-          <w:ilvl w:val="0"/>
-          <w:numId w:val="57"/>
-        </w:numPr>
-        <w:spacing w:before="100" w:beforeAutospacing="1" w:after="100" w:afterAutospacing="1"/>
-        <w:rPr>
-          <w:rFonts w:ascii="Times New Roman" w:hAnsi="Times New Roman"/>
-        </w:rPr>
-      </w:pPr>
-      <w:r>
-        <w:rPr>
-          <w:rFonts w:ascii="Times New Roman" w:hAnsi="Times New Roman"/>
-        </w:rPr>
-        <w:t>Kontrolle</w:t>
-      </w:r>
-    </w:p>
-    <w:p>
-      <w:pPr>
-        <w:numPr>
-          <w:ilvl w:val="0"/>
-          <w:numId w:val="57"/>
-        </w:numPr>
-        <w:spacing w:before="100" w:beforeAutospacing="1" w:after="100" w:afterAutospacing="1"/>
-        <w:rPr>
-          <w:rFonts w:ascii="Times New Roman" w:hAnsi="Times New Roman"/>
-        </w:rPr>
-      </w:pPr>
-      <w:r>
-        <w:rPr>
-          <w:rFonts w:ascii="Times New Roman" w:hAnsi="Times New Roman"/>
-        </w:rPr>
-        <w:t>Selbstorganisation</w:t>
-      </w:r>
-    </w:p>
-    <w:p>
-      <w:pPr>
-        <w:numPr>
-          <w:ilvl w:val="0"/>
-          <w:numId w:val="57"/>
-        </w:numPr>
-        <w:spacing w:before="100" w:beforeAutospacing="1" w:after="100" w:afterAutospacing="1"/>
-        <w:rPr>
-          <w:rFonts w:ascii="Times New Roman" w:hAnsi="Times New Roman"/>
-        </w:rPr>
-      </w:pPr>
-      <w:r>
-        <w:rPr>
-          <w:rFonts w:ascii="Times New Roman" w:hAnsi="Times New Roman"/>
-        </w:rPr>
-        <w:t>Reflexion</w:t>
-      </w:r>
-    </w:p>
-    <w:p>
-      <w:pPr>
-        <w:spacing w:before="100" w:beforeAutospacing="1" w:after="100" w:afterAutospacing="1"/>
-        <w:rPr>
-          <w:rFonts w:ascii="Times New Roman" w:hAnsi="Times New Roman"/>
-        </w:rPr>
-      </w:pPr>
-      <w:r>
-        <w:rPr>
-          <w:rFonts w:ascii="Times New Roman" w:hAnsi="Times New Roman"/>
-        </w:rPr>
-        <w:t>Regulation bildet die metakognitive Metaebene des Systems.</w:t>
-      </w:r>
-    </w:p>
-    <w:p>
-      <w:pPr>
-        <w:spacing w:after="0"/>
-        <w:rPr>
-          <w:rFonts w:ascii="Times New Roman" w:hAnsi="Times New Roman"/>
-        </w:rPr>
-      </w:pPr>
-      <w:r>
-        <w:rPr>
-          <w:rFonts w:ascii="Times New Roman" w:hAnsi="Times New Roman"/>
-        </w:rPr>
-        <w:pict w14:anchorId="0BFFC78A">
-          <v:rect id="_x0000_i1144" style="width:0;height:1.5pt" o:hralign="center" o:hrstd="t" o:hr="t" fillcolor="#a0a0a0" stroked="f"/>
-        </w:pict>
-      </w:r>
-    </w:p>
-    <w:p>
-      <w:pPr>
-        <w:spacing w:before="100" w:beforeAutospacing="1" w:after="100" w:afterAutospacing="1"/>
-        <w:outlineLvl w:val="1"/>
-        <w:rPr>
-          <w:rFonts w:ascii="Times New Roman" w:hAnsi="Times New Roman"/>
-          <w:b/>
-          <w:bCs/>
-          <w:sz w:val="36"/>
-          <w:szCs w:val="36"/>
-        </w:rPr>
-      </w:pPr>
-      <w:r>
-        <w:rPr>
-          <w:rFonts w:ascii="Times New Roman" w:hAnsi="Times New Roman"/>
-          <w:b/>
-          <w:bCs/>
-          <w:sz w:val="36"/>
-          <w:szCs w:val="36"/>
-        </w:rPr>
-        <w:t>6.x.3.8 Systematische Abgrenzung der Dimensionen</w:t>
-      </w:r>
-    </w:p>
-    <w:p>
-      <w:pPr>
-        <w:spacing w:before="100" w:beforeAutospacing="1" w:after="100" w:afterAutospacing="1"/>
-        <w:rPr>
-          <w:rFonts w:ascii="Times New Roman" w:hAnsi="Times New Roman"/>
-        </w:rPr>
-      </w:pPr>
-      <w:r>
-        <w:rPr>
-          <w:rFonts w:ascii="Times New Roman" w:hAnsi="Times New Roman"/>
-        </w:rPr>
-        <w:t>Die sieben Funktionsklassen erfüllen drei Kriterien:</w:t>
-      </w:r>
-    </w:p>
-    <w:p>
-      <w:pPr>
-        <w:numPr>
-          <w:ilvl w:val="0"/>
-          <w:numId w:val="58"/>
-        </w:numPr>
-        <w:spacing w:before="100" w:beforeAutospacing="1" w:after="100" w:afterAutospacing="1"/>
-        <w:rPr>
-          <w:rFonts w:ascii="Times New Roman" w:hAnsi="Times New Roman"/>
-        </w:rPr>
-      </w:pPr>
-      <w:r>
-        <w:rPr>
-          <w:rFonts w:ascii="Times New Roman" w:hAnsi="Times New Roman"/>
-        </w:rPr>
-        <w:t>Theoretische Eigenständigkeit</w:t>
-      </w:r>
-    </w:p>
-    <w:p>
-      <w:pPr>
-        <w:numPr>
-          <w:ilvl w:val="0"/>
-          <w:numId w:val="58"/>
-        </w:numPr>
-        <w:spacing w:before="100" w:beforeAutospacing="1" w:after="100" w:afterAutospacing="1"/>
-        <w:rPr>
-          <w:rFonts w:ascii="Times New Roman" w:hAnsi="Times New Roman"/>
-        </w:rPr>
-      </w:pPr>
-      <w:r>
-        <w:rPr>
-          <w:rFonts w:ascii="Times New Roman" w:hAnsi="Times New Roman"/>
-        </w:rPr>
-        <w:t>Linguistische Operationalisierbarkeit</w:t>
-      </w:r>
-    </w:p>
-    <w:p>
-      <w:pPr>
-        <w:numPr>
-          <w:ilvl w:val="0"/>
-          <w:numId w:val="58"/>
-        </w:numPr>
-        <w:spacing w:before="100" w:beforeAutospacing="1" w:after="100" w:afterAutospacing="1"/>
-        <w:rPr>
-          <w:rFonts w:ascii="Times New Roman" w:hAnsi="Times New Roman"/>
-        </w:rPr>
-      </w:pPr>
-      <w:r>
-        <w:rPr>
-          <w:rFonts w:ascii="Times New Roman" w:hAnsi="Times New Roman"/>
-        </w:rPr>
-        <w:t>Didaktische Interpretierbarkeit</w:t>
-      </w:r>
-    </w:p>
-    <w:p>
-      <w:pPr>
-        <w:spacing w:before="100" w:beforeAutospacing="1" w:after="100" w:afterAutospacing="1"/>
-        <w:rPr>
-          <w:rFonts w:ascii="Times New Roman" w:hAnsi="Times New Roman"/>
-        </w:rPr>
-      </w:pPr>
-      <w:r>
-        <w:rPr>
-          <w:rFonts w:ascii="Times New Roman" w:hAnsi="Times New Roman"/>
-        </w:rPr>
-        <w:t>Sie sind weder:</w:t>
-      </w:r>
-    </w:p>
-    <w:p>
-      <w:pPr>
-        <w:numPr>
-          <w:ilvl w:val="0"/>
-          <w:numId w:val="59"/>
-        </w:numPr>
-        <w:spacing w:before="100" w:beforeAutospacing="1" w:after="100" w:afterAutospacing="1"/>
-        <w:rPr>
-          <w:rFonts w:ascii="Times New Roman" w:hAnsi="Times New Roman"/>
-        </w:rPr>
-      </w:pPr>
-      <w:r>
-        <w:rPr>
-          <w:rFonts w:ascii="Times New Roman" w:hAnsi="Times New Roman"/>
-        </w:rPr>
-        <w:t>statistisch induziert,</w:t>
-      </w:r>
-    </w:p>
-    <w:p>
-      <w:pPr>
-        <w:numPr>
-          <w:ilvl w:val="0"/>
-          <w:numId w:val="59"/>
-        </w:numPr>
-        <w:spacing w:before="100" w:beforeAutospacing="1" w:after="100" w:afterAutospacing="1"/>
-        <w:rPr>
-          <w:rFonts w:ascii="Times New Roman" w:hAnsi="Times New Roman"/>
-        </w:rPr>
-      </w:pPr>
-      <w:r>
-        <w:rPr>
-          <w:rFonts w:ascii="Times New Roman" w:hAnsi="Times New Roman"/>
-        </w:rPr>
-        <w:t>noch datengetrieben clustergeneriert,</w:t>
-      </w:r>
-    </w:p>
-    <w:p>
-      <w:pPr>
-        <w:numPr>
-          <w:ilvl w:val="0"/>
-          <w:numId w:val="59"/>
-        </w:numPr>
-        <w:spacing w:before="100" w:beforeAutospacing="1" w:after="100" w:afterAutospacing="1"/>
-        <w:rPr>
-          <w:rFonts w:ascii="Times New Roman" w:hAnsi="Times New Roman"/>
-        </w:rPr>
-      </w:pPr>
-      <w:r>
-        <w:rPr>
-          <w:rFonts w:ascii="Times New Roman" w:hAnsi="Times New Roman"/>
-        </w:rPr>
-        <w:t xml:space="preserve">noch aus </w:t>
-      </w:r>
-      <w:proofErr w:type="spellStart"/>
-      <w:r>
-        <w:rPr>
-          <w:rFonts w:ascii="Times New Roman" w:hAnsi="Times New Roman"/>
-        </w:rPr>
-        <w:t>embeddings</w:t>
-      </w:r>
-      <w:proofErr w:type="spellEnd"/>
-      <w:r>
-        <w:rPr>
-          <w:rFonts w:ascii="Times New Roman" w:hAnsi="Times New Roman"/>
-        </w:rPr>
-        <w:t xml:space="preserve"> extrahiert.</w:t>
-      </w:r>
-    </w:p>
-    <w:p>
-      <w:pPr>
-        <w:spacing w:before="100" w:beforeAutospacing="1" w:after="100" w:afterAutospacing="1"/>
-        <w:rPr>
-          <w:rFonts w:ascii="Times New Roman" w:hAnsi="Times New Roman"/>
-        </w:rPr>
-      </w:pPr>
-      <w:r>
-        <w:rPr>
-          <w:rFonts w:ascii="Times New Roman" w:hAnsi="Times New Roman"/>
-        </w:rPr>
-        <w:t>Vielmehr stellen sie ein theoriegeleitetes Koordinatensystem dar, in das sprachliche Äußerungen projiziert werden.</w:t>
-      </w:r>
-    </w:p>
-    <w:p>
-      <w:pPr>
-        <w:spacing w:before="100" w:beforeAutospacing="1" w:after="100" w:afterAutospacing="1"/>
-        <w:rPr>
-          <w:rFonts w:ascii="Times New Roman" w:hAnsi="Times New Roman"/>
-        </w:rPr>
-      </w:pPr>
-      <w:r>
-        <w:rPr>
-          <w:rFonts w:ascii="Times New Roman" w:hAnsi="Times New Roman"/>
-        </w:rPr>
-        <w:t>Formal entsteht damit ein Bedeutungsraum:</w:t>
-      </w:r>
-    </w:p>
-    <w:p>
-      <w:pPr>
-        <w:spacing w:after="0"/>
-        <w:rPr>
-          <w:rFonts w:ascii="Times New Roman" w:hAnsi="Times New Roman"/>
-        </w:rPr>
-      </w:pPr>
-      <w:r>
-        <w:rPr>
-          <w:rFonts w:ascii="Times New Roman" w:hAnsi="Times New Roman"/>
-        </w:rPr>
-        <w:t>R7\</w:t>
-      </w:r>
-      <w:proofErr w:type="spellStart"/>
-      <w:r>
-        <w:rPr>
-          <w:rFonts w:ascii="Times New Roman" w:hAnsi="Times New Roman"/>
-        </w:rPr>
-        <w:t>mathbb</w:t>
-      </w:r>
-      <w:proofErr w:type="spellEnd"/>
-      <w:r>
-        <w:rPr>
-          <w:rFonts w:ascii="Times New Roman" w:hAnsi="Times New Roman"/>
-        </w:rPr>
-        <w:t xml:space="preserve">{R}^7R7 </w:t>
-      </w:r>
-    </w:p>
-    <w:p>
-      <w:pPr>
-        <w:spacing w:before="100" w:beforeAutospacing="1" w:after="100" w:afterAutospacing="1"/>
-        <w:rPr>
-          <w:rFonts w:ascii="Times New Roman" w:hAnsi="Times New Roman"/>
-        </w:rPr>
-      </w:pPr>
-      <w:r>
-        <w:rPr>
-          <w:rFonts w:ascii="Times New Roman" w:hAnsi="Times New Roman"/>
-        </w:rPr>
-        <w:t>mit explizit benannten Achsen.</w:t>
-      </w:r>
-    </w:p>
-    <w:p>
-      <w:pPr>
-        <w:spacing w:before="100" w:beforeAutospacing="1" w:after="100" w:afterAutospacing="1"/>
-        <w:rPr>
-          <w:rFonts w:ascii="Times New Roman" w:hAnsi="Times New Roman"/>
-        </w:rPr>
-      </w:pPr>
-      <w:r>
-        <w:rPr>
-          <w:rFonts w:ascii="Times New Roman" w:hAnsi="Times New Roman"/>
-        </w:rPr>
-        <w:t>Damit unterscheidet sich FRZK fundamental von hochdimensionalen, semantisch unbenannten Vektorräumen moderner NLP-Modelle.</w:t>
-      </w:r>
-    </w:p>
-    <w:p>
-      <w:pPr>
-        <w:spacing w:before="100" w:beforeAutospacing="1" w:after="100" w:afterAutospacing="1"/>
-        <w:outlineLvl w:val="1"/>
-        <w:rPr>
-          <w:rFonts w:ascii="Times New Roman" w:hAnsi="Times New Roman"/>
-          <w:b/>
-          <w:bCs/>
-          <w:sz w:val="36"/>
-          <w:szCs w:val="36"/>
-        </w:rPr>
-      </w:pPr>
-      <w:r>
-        <w:rPr>
-          <w:rFonts w:ascii="Times New Roman" w:hAnsi="Times New Roman"/>
-          <w:b/>
-          <w:bCs/>
-          <w:sz w:val="36"/>
-          <w:szCs w:val="36"/>
-        </w:rPr>
         <w:t>6.x.</w:t>
       </w:r>
       <w:r>
-        <w:rPr>
-          <w:rFonts w:ascii="Times New Roman" w:hAnsi="Times New Roman"/>
-          <w:b/>
-          <w:bCs/>
-          <w:sz w:val="36"/>
-          <w:szCs w:val="36"/>
-        </w:rPr>
-        <w:t>4</w:t>
-      </w:r>
-      <w:r>
-        <w:rPr>
-          <w:rFonts w:ascii="Times New Roman" w:hAnsi="Times New Roman"/>
-          <w:b/>
-          <w:bCs/>
-          <w:sz w:val="36"/>
-          <w:szCs w:val="36"/>
-        </w:rPr>
-        <w:t xml:space="preserve"> Tokenisierung und Pattern-Normalisierung</w:t>
-      </w:r>
-    </w:p>
-    <w:p>
-      <w:pPr>
-        <w:spacing w:before="100" w:beforeAutospacing="1" w:after="100" w:afterAutospacing="1"/>
-        <w:rPr>
-          <w:rFonts w:ascii="Times New Roman" w:hAnsi="Times New Roman"/>
-        </w:rPr>
-      </w:pPr>
-      <w:r>
-        <w:rPr>
-          <w:rFonts w:ascii="Times New Roman" w:hAnsi="Times New Roman"/>
-        </w:rPr>
-        <w:lastRenderedPageBreak/>
-        <w:t>Für jede Value-Einheit erfolgt Tokenisierung:</w:t>
-      </w:r>
-    </w:p>
-    <w:p>
-      <w:pPr>
-        <w:spacing w:after="0"/>
-        <w:rPr>
-          <w:rFonts w:ascii="Times New Roman" w:hAnsi="Times New Roman"/>
-        </w:rPr>
-      </w:pPr>
-      <w:proofErr w:type="gramStart"/>
-      <w:r>
-        <w:rPr>
-          <w:rFonts w:ascii="Times New Roman" w:hAnsi="Times New Roman"/>
-        </w:rPr>
-        <w:t>τ:V</w:t>
-      </w:r>
-      <w:proofErr w:type="gramEnd"/>
-      <w:r>
-        <w:rPr>
-          <w:rFonts w:ascii="Times New Roman" w:hAnsi="Times New Roman"/>
-        </w:rPr>
-        <w:t>→L</w:t>
-      </w:r>
-      <w:r>
-        <w:rPr>
-          <w:rFonts w:ascii="Cambria Math" w:hAnsi="Cambria Math" w:cs="Cambria Math"/>
-        </w:rPr>
-        <w:t>∗</w:t>
-      </w:r>
-      <w:r>
-        <w:rPr>
-          <w:rFonts w:ascii="Times New Roman" w:hAnsi="Times New Roman"/>
-        </w:rPr>
-        <w:t>\tau : \</w:t>
-      </w:r>
-      <w:proofErr w:type="spellStart"/>
-      <w:r>
-        <w:rPr>
-          <w:rFonts w:ascii="Times New Roman" w:hAnsi="Times New Roman"/>
-        </w:rPr>
-        <w:t>mathcal</w:t>
-      </w:r>
-      <w:proofErr w:type="spellEnd"/>
-      <w:r>
-        <w:rPr>
-          <w:rFonts w:ascii="Times New Roman" w:hAnsi="Times New Roman"/>
-        </w:rPr>
-        <w:t>{V} \</w:t>
-      </w:r>
-      <w:proofErr w:type="spellStart"/>
-      <w:r>
-        <w:rPr>
-          <w:rFonts w:ascii="Times New Roman" w:hAnsi="Times New Roman"/>
-        </w:rPr>
-        <w:t>rightarrow</w:t>
-      </w:r>
-      <w:proofErr w:type="spellEnd"/>
-      <w:r>
-        <w:rPr>
-          <w:rFonts w:ascii="Times New Roman" w:hAnsi="Times New Roman"/>
-        </w:rPr>
-        <w:t xml:space="preserve"> \</w:t>
-      </w:r>
-      <w:proofErr w:type="spellStart"/>
-      <w:r>
-        <w:rPr>
-          <w:rFonts w:ascii="Times New Roman" w:hAnsi="Times New Roman"/>
-        </w:rPr>
-        <w:t>mathcal</w:t>
-      </w:r>
-      <w:proofErr w:type="spellEnd"/>
-      <w:r>
-        <w:rPr>
-          <w:rFonts w:ascii="Times New Roman" w:hAnsi="Times New Roman"/>
-        </w:rPr>
-        <w:t>{L}^*</w:t>
-      </w:r>
-      <w:proofErr w:type="spellStart"/>
-      <w:r>
-        <w:rPr>
-          <w:rFonts w:ascii="Times New Roman" w:hAnsi="Times New Roman"/>
-        </w:rPr>
-        <w:t>τ:V→L</w:t>
-      </w:r>
-      <w:proofErr w:type="spellEnd"/>
-      <w:r>
-        <w:rPr>
-          <w:rFonts w:ascii="Cambria Math" w:hAnsi="Cambria Math" w:cs="Cambria Math"/>
-        </w:rPr>
-        <w:t>∗</w:t>
-      </w:r>
-      <w:r>
-        <w:rPr>
-          <w:rFonts w:ascii="Times New Roman" w:hAnsi="Times New Roman"/>
-        </w:rPr>
-        <w:t xml:space="preserve"> </w:t>
-      </w:r>
-    </w:p>
-    <w:p>
-      <w:pPr>
-        <w:spacing w:before="100" w:beforeAutospacing="1" w:after="100" w:afterAutospacing="1"/>
-        <w:rPr>
-          <w:rFonts w:ascii="Times New Roman" w:hAnsi="Times New Roman"/>
-        </w:rPr>
-      </w:pPr>
-      <w:r>
-        <w:rPr>
-          <w:rFonts w:ascii="Times New Roman" w:hAnsi="Times New Roman"/>
-        </w:rPr>
-        <w:t>Die lexikalische Normalisierung wird über die Tabelle</w:t>
-      </w:r>
-      <w:r>
-        <w:rPr>
-          <w:rFonts w:ascii="Times New Roman" w:hAnsi="Times New Roman"/>
-        </w:rPr>
-        <w:br/>
-      </w:r>
-      <w:proofErr w:type="spellStart"/>
-      <w:r>
-        <w:rPr>
-          <w:rFonts w:ascii="Courier New" w:hAnsi="Courier New" w:cs="Courier New"/>
-          <w:sz w:val="20"/>
-          <w:szCs w:val="20"/>
-        </w:rPr>
-        <w:t>frzk_pattern_lexem</w:t>
-      </w:r>
-      <w:proofErr w:type="spellEnd"/>
-      <w:r>
-        <w:rPr>
-          <w:rFonts w:ascii="Times New Roman" w:hAnsi="Times New Roman"/>
-        </w:rPr>
-        <w:t xml:space="preserve"> realisiert.</w:t>
-      </w:r>
-    </w:p>
-    <w:p>
-      <w:pPr>
-        <w:spacing w:before="100" w:beforeAutospacing="1" w:after="100" w:afterAutospacing="1"/>
-        <w:rPr>
-          <w:rFonts w:ascii="Times New Roman" w:hAnsi="Times New Roman"/>
-        </w:rPr>
-      </w:pPr>
-      <w:r>
-        <w:rPr>
-          <w:rFonts w:ascii="Times New Roman" w:hAnsi="Times New Roman"/>
-        </w:rPr>
-        <w:t>Formal:</w:t>
-      </w:r>
-    </w:p>
-    <w:p>
-      <w:pPr>
-        <w:spacing w:after="0"/>
-        <w:rPr>
-          <w:rFonts w:ascii="Times New Roman" w:hAnsi="Times New Roman"/>
-        </w:rPr>
-      </w:pPr>
-      <w:proofErr w:type="gramStart"/>
-      <w:r>
-        <w:rPr>
-          <w:rFonts w:ascii="Times New Roman" w:hAnsi="Times New Roman"/>
-        </w:rPr>
-        <w:t>π:L</w:t>
-      </w:r>
-      <w:proofErr w:type="gramEnd"/>
-      <w:r>
-        <w:rPr>
-          <w:rFonts w:ascii="Times New Roman" w:hAnsi="Times New Roman"/>
-        </w:rPr>
-        <w:t>→L0\pi : \</w:t>
-      </w:r>
-      <w:proofErr w:type="spellStart"/>
-      <w:r>
-        <w:rPr>
-          <w:rFonts w:ascii="Times New Roman" w:hAnsi="Times New Roman"/>
-        </w:rPr>
-        <w:t>mathcal</w:t>
-      </w:r>
-      <w:proofErr w:type="spellEnd"/>
-      <w:r>
-        <w:rPr>
-          <w:rFonts w:ascii="Times New Roman" w:hAnsi="Times New Roman"/>
-        </w:rPr>
-        <w:t>{L} \</w:t>
-      </w:r>
-      <w:proofErr w:type="spellStart"/>
-      <w:r>
-        <w:rPr>
-          <w:rFonts w:ascii="Times New Roman" w:hAnsi="Times New Roman"/>
-        </w:rPr>
-        <w:t>rightarrow</w:t>
-      </w:r>
-      <w:proofErr w:type="spellEnd"/>
-      <w:r>
-        <w:rPr>
-          <w:rFonts w:ascii="Times New Roman" w:hAnsi="Times New Roman"/>
-        </w:rPr>
-        <w:t xml:space="preserve"> \</w:t>
-      </w:r>
-      <w:proofErr w:type="spellStart"/>
-      <w:r>
-        <w:rPr>
-          <w:rFonts w:ascii="Times New Roman" w:hAnsi="Times New Roman"/>
-        </w:rPr>
-        <w:t>mathcal</w:t>
-      </w:r>
-      <w:proofErr w:type="spellEnd"/>
-      <w:r>
-        <w:rPr>
-          <w:rFonts w:ascii="Times New Roman" w:hAnsi="Times New Roman"/>
-        </w:rPr>
-        <w:t xml:space="preserve">{L}_0π:L→L0​ </w:t>
-      </w:r>
-    </w:p>
-    <w:p>
-      <w:pPr>
-        <w:spacing w:before="100" w:beforeAutospacing="1" w:after="100" w:afterAutospacing="1"/>
-        <w:rPr>
-          <w:rFonts w:ascii="Times New Roman" w:hAnsi="Times New Roman"/>
-        </w:rPr>
-      </w:pPr>
-      <w:r>
-        <w:rPr>
-          <w:rFonts w:ascii="Times New Roman" w:hAnsi="Times New Roman"/>
-        </w:rPr>
-        <w:t>wobei:</w:t>
-      </w:r>
-    </w:p>
-    <w:p>
-      <w:pPr>
-        <w:numPr>
-          <w:ilvl w:val="0"/>
-          <w:numId w:val="36"/>
-        </w:numPr>
-        <w:spacing w:before="100" w:beforeAutospacing="1" w:after="100" w:afterAutospacing="1"/>
-        <w:rPr>
-          <w:rFonts w:ascii="Times New Roman" w:hAnsi="Times New Roman"/>
-        </w:rPr>
-      </w:pPr>
-      <w:r>
-        <w:rPr>
-          <w:rFonts w:ascii="Times New Roman" w:hAnsi="Times New Roman"/>
-        </w:rPr>
-        <w:t>L0\</w:t>
-      </w:r>
-      <w:proofErr w:type="spellStart"/>
-      <w:r>
-        <w:rPr>
-          <w:rFonts w:ascii="Times New Roman" w:hAnsi="Times New Roman"/>
-        </w:rPr>
-        <w:t>mathcal</w:t>
-      </w:r>
-      <w:proofErr w:type="spellEnd"/>
-      <w:r>
-        <w:rPr>
-          <w:rFonts w:ascii="Times New Roman" w:hAnsi="Times New Roman"/>
-        </w:rPr>
-        <w:t>{L}_0L0​ = Menge kanonischer Lexeme,</w:t>
-      </w:r>
-    </w:p>
-    <w:p>
-      <w:pPr>
-        <w:numPr>
-          <w:ilvl w:val="0"/>
-          <w:numId w:val="36"/>
-        </w:numPr>
-        <w:spacing w:before="100" w:beforeAutospacing="1" w:after="100" w:afterAutospacing="1"/>
-        <w:rPr>
-          <w:rFonts w:ascii="Times New Roman" w:hAnsi="Times New Roman"/>
-        </w:rPr>
-      </w:pPr>
-      <w:r>
-        <w:rPr>
-          <w:rFonts w:ascii="Times New Roman" w:hAnsi="Times New Roman"/>
-        </w:rPr>
-        <w:t>mehrere Oberflächenformen auf ein Lexem abgebildet werden.</w:t>
-      </w:r>
-    </w:p>
-    <w:p>
-      <w:pPr>
-        <w:spacing w:before="100" w:beforeAutospacing="1" w:after="100" w:afterAutospacing="1"/>
-        <w:rPr>
-          <w:rFonts w:ascii="Times New Roman" w:hAnsi="Times New Roman"/>
-        </w:rPr>
-      </w:pPr>
-      <w:r>
-        <w:rPr>
-          <w:rFonts w:ascii="Times New Roman" w:hAnsi="Times New Roman"/>
-        </w:rPr>
-        <w:t>Diese Abbildung ist:</w:t>
-      </w:r>
-    </w:p>
-    <w:p>
-      <w:pPr>
-        <w:numPr>
-          <w:ilvl w:val="0"/>
-          <w:numId w:val="37"/>
-        </w:numPr>
-        <w:spacing w:before="100" w:beforeAutospacing="1" w:after="100" w:afterAutospacing="1"/>
-        <w:rPr>
-          <w:rFonts w:ascii="Times New Roman" w:hAnsi="Times New Roman"/>
-        </w:rPr>
-      </w:pPr>
-      <w:r>
-        <w:rPr>
-          <w:rFonts w:ascii="Times New Roman" w:hAnsi="Times New Roman"/>
-        </w:rPr>
-        <w:t>regelbasiert,</w:t>
-      </w:r>
-    </w:p>
-    <w:p>
-      <w:pPr>
-        <w:numPr>
-          <w:ilvl w:val="0"/>
-          <w:numId w:val="37"/>
-        </w:numPr>
-        <w:spacing w:before="100" w:beforeAutospacing="1" w:after="100" w:afterAutospacing="1"/>
-        <w:rPr>
-          <w:rFonts w:ascii="Times New Roman" w:hAnsi="Times New Roman"/>
-        </w:rPr>
-      </w:pPr>
-      <w:r>
-        <w:rPr>
-          <w:rFonts w:ascii="Times New Roman" w:hAnsi="Times New Roman"/>
-        </w:rPr>
-        <w:t>deterministisch,</w:t>
-      </w:r>
-    </w:p>
-    <w:p>
-      <w:pPr>
-        <w:numPr>
-          <w:ilvl w:val="0"/>
-          <w:numId w:val="37"/>
-        </w:numPr>
-        <w:spacing w:before="100" w:beforeAutospacing="1" w:after="100" w:afterAutospacing="1"/>
-        <w:rPr>
-          <w:rFonts w:ascii="Times New Roman" w:hAnsi="Times New Roman"/>
-        </w:rPr>
-      </w:pPr>
-      <w:r>
-        <w:rPr>
-          <w:rFonts w:ascii="Times New Roman" w:hAnsi="Times New Roman"/>
-        </w:rPr>
-        <w:t>nicht statistisch trainiert.</w:t>
-      </w:r>
-    </w:p>
-    <w:p>
-      <w:pPr>
-        <w:spacing w:after="0"/>
-        <w:rPr>
-          <w:rFonts w:ascii="Times New Roman" w:hAnsi="Times New Roman"/>
-        </w:rPr>
-      </w:pPr>
-      <w:r>
-        <w:rPr>
-          <w:rFonts w:ascii="Times New Roman" w:hAnsi="Times New Roman"/>
-        </w:rPr>
-        <w:pict w14:anchorId="4B873C89">
-          <v:rect id="_x0000_i1028" style="width:0;height:1.5pt" o:hralign="center" o:hrstd="t" o:hr="t" fillcolor="#a0a0a0" stroked="f"/>
-        </w:pict>
-      </w:r>
-    </w:p>
-    <w:p>
-      <w:pPr>
-        <w:spacing w:before="100" w:beforeAutospacing="1" w:after="100" w:afterAutospacing="1"/>
-        <w:outlineLvl w:val="1"/>
-        <w:rPr>
-          <w:rFonts w:ascii="Times New Roman" w:hAnsi="Times New Roman"/>
-          <w:b/>
-          <w:bCs/>
-          <w:sz w:val="36"/>
-          <w:szCs w:val="36"/>
-        </w:rPr>
-      </w:pPr>
-      <w:r>
-        <w:rPr>
-          <w:rFonts w:ascii="Times New Roman" w:hAnsi="Times New Roman"/>
-          <w:b/>
-          <w:bCs/>
-          <w:sz w:val="36"/>
-          <w:szCs w:val="36"/>
-        </w:rPr>
-        <w:t>6.x.</w:t>
-      </w:r>
-      <w:r>
-        <w:rPr>
-          <w:rFonts w:ascii="Times New Roman" w:hAnsi="Times New Roman"/>
-          <w:b/>
-          <w:bCs/>
-          <w:sz w:val="36"/>
-          <w:szCs w:val="36"/>
-        </w:rPr>
-        <w:t>5</w:t>
-      </w:r>
-      <w:r>
-        <w:rPr>
-          <w:rFonts w:ascii="Times New Roman" w:hAnsi="Times New Roman"/>
-          <w:b/>
-          <w:bCs/>
-          <w:sz w:val="36"/>
-          <w:szCs w:val="36"/>
-        </w:rPr>
-        <w:t xml:space="preserve"> Zuordnung zu Funktionsklassen</w:t>
-      </w:r>
-    </w:p>
-    <w:p>
-      <w:pPr>
-        <w:spacing w:before="100" w:beforeAutospacing="1" w:after="100" w:afterAutospacing="1"/>
-        <w:rPr>
-          <w:rFonts w:ascii="Times New Roman" w:hAnsi="Times New Roman"/>
-        </w:rPr>
-      </w:pPr>
-      <w:r>
-        <w:rPr>
-          <w:rFonts w:ascii="Times New Roman" w:hAnsi="Times New Roman"/>
-        </w:rPr>
-        <w:t>Die zentrale semantische Abbildung ist:</w:t>
-      </w:r>
-    </w:p>
-    <w:p>
-      <w:pPr>
-        <w:spacing w:after="0"/>
-        <w:rPr>
-          <w:rFonts w:ascii="Times New Roman" w:hAnsi="Times New Roman"/>
-        </w:rPr>
-      </w:pPr>
-      <w:proofErr w:type="gramStart"/>
-      <w:r>
-        <w:rPr>
-          <w:rFonts w:ascii="Times New Roman" w:hAnsi="Times New Roman"/>
-        </w:rPr>
-        <w:t>F:L</w:t>
-      </w:r>
-      <w:proofErr w:type="gramEnd"/>
-      <w:r>
-        <w:rPr>
-          <w:rFonts w:ascii="Times New Roman" w:hAnsi="Times New Roman"/>
-        </w:rPr>
-        <w:t>0→KF : \</w:t>
-      </w:r>
-      <w:proofErr w:type="spellStart"/>
-      <w:r>
-        <w:rPr>
-          <w:rFonts w:ascii="Times New Roman" w:hAnsi="Times New Roman"/>
-        </w:rPr>
-        <w:t>mathcal</w:t>
-      </w:r>
-      <w:proofErr w:type="spellEnd"/>
-      <w:r>
-        <w:rPr>
-          <w:rFonts w:ascii="Times New Roman" w:hAnsi="Times New Roman"/>
-        </w:rPr>
-        <w:t>{L}_0 \</w:t>
-      </w:r>
-      <w:proofErr w:type="spellStart"/>
-      <w:r>
-        <w:rPr>
-          <w:rFonts w:ascii="Times New Roman" w:hAnsi="Times New Roman"/>
-        </w:rPr>
-        <w:t>rightarrow</w:t>
-      </w:r>
-      <w:proofErr w:type="spellEnd"/>
-      <w:r>
-        <w:rPr>
-          <w:rFonts w:ascii="Times New Roman" w:hAnsi="Times New Roman"/>
-        </w:rPr>
-        <w:t xml:space="preserve"> \</w:t>
-      </w:r>
-      <w:proofErr w:type="spellStart"/>
-      <w:r>
-        <w:rPr>
-          <w:rFonts w:ascii="Times New Roman" w:hAnsi="Times New Roman"/>
-        </w:rPr>
-        <w:t>mathcal</w:t>
-      </w:r>
-      <w:proofErr w:type="spellEnd"/>
-      <w:r>
-        <w:rPr>
-          <w:rFonts w:ascii="Times New Roman" w:hAnsi="Times New Roman"/>
-        </w:rPr>
-        <w:t xml:space="preserve">{K}F:L0​→K </w:t>
-      </w:r>
-    </w:p>
-    <w:p>
-      <w:pPr>
-        <w:spacing w:before="100" w:beforeAutospacing="1" w:after="100" w:afterAutospacing="1"/>
-        <w:rPr>
-          <w:rFonts w:ascii="Times New Roman" w:hAnsi="Times New Roman"/>
-        </w:rPr>
-      </w:pPr>
-      <w:r>
-        <w:rPr>
-          <w:rFonts w:ascii="Times New Roman" w:hAnsi="Times New Roman"/>
-        </w:rPr>
-        <w:t>mit</w:t>
-      </w:r>
-      <w:r>
-        <w:rPr>
-          <w:rFonts w:ascii="Times New Roman" w:hAnsi="Times New Roman"/>
-        </w:rPr>
-        <w:br/>
-        <w:t>K\</w:t>
-      </w:r>
-      <w:proofErr w:type="spellStart"/>
-      <w:r>
-        <w:rPr>
-          <w:rFonts w:ascii="Times New Roman" w:hAnsi="Times New Roman"/>
-        </w:rPr>
-        <w:t>mathcal</w:t>
-      </w:r>
-      <w:proofErr w:type="spellEnd"/>
-      <w:r>
-        <w:rPr>
-          <w:rFonts w:ascii="Times New Roman" w:hAnsi="Times New Roman"/>
-        </w:rPr>
-        <w:t>{K}K = Menge der Funktionsklassen.</w:t>
-      </w:r>
-    </w:p>
-    <w:p>
-      <w:pPr>
-        <w:spacing w:before="100" w:beforeAutospacing="1" w:after="100" w:afterAutospacing="1"/>
-        <w:rPr>
-          <w:rFonts w:ascii="Times New Roman" w:hAnsi="Times New Roman"/>
-        </w:rPr>
-      </w:pPr>
-      <w:r>
-        <w:rPr>
-          <w:rFonts w:ascii="Times New Roman" w:hAnsi="Times New Roman"/>
-        </w:rPr>
-        <w:t>Die Zuordnung erfolgt über das Mapping in</w:t>
-      </w:r>
-      <w:r>
-        <w:rPr>
-          <w:rFonts w:ascii="Times New Roman" w:hAnsi="Times New Roman"/>
-        </w:rPr>
-        <w:br/>
-      </w:r>
-      <w:proofErr w:type="spellStart"/>
-      <w:r>
-        <w:rPr>
-          <w:rFonts w:ascii="Courier New" w:hAnsi="Courier New" w:cs="Courier New"/>
-          <w:sz w:val="20"/>
-          <w:szCs w:val="20"/>
-        </w:rPr>
-        <w:t>frzk_pattern_lexem</w:t>
-      </w:r>
-      <w:proofErr w:type="spellEnd"/>
-      <w:r>
-        <w:rPr>
-          <w:rFonts w:ascii="Times New Roman" w:hAnsi="Times New Roman"/>
-        </w:rPr>
-        <w:t xml:space="preserve"> in Verbindung mit der jeweiligen </w:t>
-      </w:r>
-      <w:proofErr w:type="spellStart"/>
-      <w:r>
-        <w:rPr>
-          <w:rFonts w:ascii="Courier New" w:hAnsi="Courier New" w:cs="Courier New"/>
-          <w:sz w:val="20"/>
-          <w:szCs w:val="20"/>
-        </w:rPr>
-        <w:t>funktionsklasse_id</w:t>
-      </w:r>
-      <w:proofErr w:type="spellEnd"/>
-      <w:r>
-        <w:rPr>
-          <w:rFonts w:ascii="Times New Roman" w:hAnsi="Times New Roman"/>
-        </w:rPr>
-        <w:t>.</w:t>
-      </w:r>
-    </w:p>
-    <w:p>
-      <w:pPr>
-        <w:spacing w:before="100" w:beforeAutospacing="1" w:after="100" w:afterAutospacing="1"/>
-        <w:rPr>
-          <w:rFonts w:ascii="Times New Roman" w:hAnsi="Times New Roman"/>
-        </w:rPr>
-      </w:pPr>
-      <w:r>
-        <w:rPr>
-          <w:rFonts w:ascii="Times New Roman" w:hAnsi="Times New Roman"/>
-        </w:rPr>
-        <w:t>Funktionsklassen stellen die theoretische Brücke zwischen linguistischer Form und didaktischer Bedeutung dar.</w:t>
-      </w:r>
-    </w:p>
-    <w:p>
-      <w:pPr>
-        <w:spacing w:after="0"/>
-        <w:rPr>
-          <w:rFonts w:ascii="Times New Roman" w:hAnsi="Times New Roman"/>
-        </w:rPr>
-      </w:pPr>
-      <w:r>
-        <w:rPr>
-          <w:rFonts w:ascii="Times New Roman" w:hAnsi="Times New Roman"/>
-        </w:rPr>
-        <w:pict w14:anchorId="1E2A2B83">
-          <v:rect id="_x0000_i1029" style="width:0;height:1.5pt" o:hralign="center" o:hrstd="t" o:hr="t" fillcolor="#a0a0a0" stroked="f"/>
-        </w:pict>
-      </w:r>
-    </w:p>
-    <w:p>
-      <w:pPr>
-        <w:spacing w:before="100" w:beforeAutospacing="1" w:after="100" w:afterAutospacing="1"/>
-        <w:outlineLvl w:val="1"/>
-        <w:rPr>
-          <w:rFonts w:ascii="Times New Roman" w:hAnsi="Times New Roman"/>
-          <w:b/>
-          <w:bCs/>
-          <w:sz w:val="36"/>
-          <w:szCs w:val="36"/>
-        </w:rPr>
-      </w:pPr>
-      <w:r>
-        <w:rPr>
-          <w:rFonts w:ascii="Times New Roman" w:hAnsi="Times New Roman"/>
-          <w:b/>
-          <w:bCs/>
-          <w:sz w:val="36"/>
-          <w:szCs w:val="36"/>
-        </w:rPr>
-        <w:t>6.x.</w:t>
-      </w:r>
-      <w:r>
-        <w:rPr>
-          <w:rFonts w:ascii="Times New Roman" w:hAnsi="Times New Roman"/>
-          <w:b/>
-          <w:bCs/>
-          <w:sz w:val="36"/>
-          <w:szCs w:val="36"/>
-        </w:rPr>
-        <w:t>6</w:t>
-      </w:r>
-      <w:r>
-        <w:rPr>
-          <w:rFonts w:ascii="Times New Roman" w:hAnsi="Times New Roman"/>
-          <w:b/>
-          <w:bCs/>
-          <w:sz w:val="36"/>
-          <w:szCs w:val="36"/>
-        </w:rPr>
-        <w:t xml:space="preserve"> Projektion in den FRZK-Raum</w:t>
-      </w:r>
-    </w:p>
-    <w:p>
-      <w:pPr>
-        <w:spacing w:before="100" w:beforeAutospacing="1" w:after="100" w:afterAutospacing="1"/>
-        <w:rPr>
-          <w:rFonts w:ascii="Times New Roman" w:hAnsi="Times New Roman"/>
-        </w:rPr>
-      </w:pPr>
-      <w:r>
-        <w:rPr>
-          <w:rFonts w:ascii="Times New Roman" w:hAnsi="Times New Roman"/>
-        </w:rPr>
-        <w:t>Jeder Funktionsklasse ist ein gewichteter Vektor zugeordnet:</w:t>
-      </w:r>
-    </w:p>
-    <w:p>
-      <w:pPr>
-        <w:spacing w:after="0"/>
-        <w:rPr>
-          <w:rFonts w:ascii="Times New Roman" w:hAnsi="Times New Roman"/>
-        </w:rPr>
-      </w:pPr>
-      <w:proofErr w:type="gramStart"/>
-      <w:r>
-        <w:rPr>
-          <w:rFonts w:ascii="Times New Roman" w:hAnsi="Times New Roman"/>
-        </w:rPr>
-        <w:t>ϕ:K</w:t>
-      </w:r>
-      <w:proofErr w:type="gramEnd"/>
-      <w:r>
-        <w:rPr>
-          <w:rFonts w:ascii="Times New Roman" w:hAnsi="Times New Roman"/>
-        </w:rPr>
-        <w:t>→R7\phi : \</w:t>
-      </w:r>
-      <w:proofErr w:type="spellStart"/>
-      <w:r>
-        <w:rPr>
-          <w:rFonts w:ascii="Times New Roman" w:hAnsi="Times New Roman"/>
-        </w:rPr>
-        <w:t>mathcal</w:t>
-      </w:r>
-      <w:proofErr w:type="spellEnd"/>
-      <w:r>
-        <w:rPr>
-          <w:rFonts w:ascii="Times New Roman" w:hAnsi="Times New Roman"/>
-        </w:rPr>
-        <w:t>{K} \</w:t>
-      </w:r>
-      <w:proofErr w:type="spellStart"/>
-      <w:r>
-        <w:rPr>
-          <w:rFonts w:ascii="Times New Roman" w:hAnsi="Times New Roman"/>
-        </w:rPr>
-        <w:t>rightarrow</w:t>
-      </w:r>
-      <w:proofErr w:type="spellEnd"/>
-      <w:r>
-        <w:rPr>
-          <w:rFonts w:ascii="Times New Roman" w:hAnsi="Times New Roman"/>
-        </w:rPr>
-        <w:t xml:space="preserve"> \</w:t>
-      </w:r>
-      <w:proofErr w:type="spellStart"/>
-      <w:r>
-        <w:rPr>
-          <w:rFonts w:ascii="Times New Roman" w:hAnsi="Times New Roman"/>
-        </w:rPr>
-        <w:t>mathbb</w:t>
-      </w:r>
-      <w:proofErr w:type="spellEnd"/>
-      <w:r>
-        <w:rPr>
-          <w:rFonts w:ascii="Times New Roman" w:hAnsi="Times New Roman"/>
-        </w:rPr>
-        <w:t xml:space="preserve">{R}^7ϕ:K→R7 </w:t>
-      </w:r>
-    </w:p>
-    <w:p>
-      <w:pPr>
-        <w:spacing w:before="100" w:beforeAutospacing="1" w:after="100" w:afterAutospacing="1"/>
-        <w:rPr>
-          <w:rFonts w:ascii="Times New Roman" w:hAnsi="Times New Roman"/>
-        </w:rPr>
-      </w:pPr>
-      <w:r>
-        <w:rPr>
-          <w:rFonts w:ascii="Times New Roman" w:hAnsi="Times New Roman"/>
-        </w:rPr>
-        <w:t>Die konkreten Gewichtungen sind gespeichert in:</w:t>
-      </w:r>
-    </w:p>
-    <w:p>
-      <w:pPr>
-        <w:spacing w:before="100" w:beforeAutospacing="1" w:after="100" w:afterAutospacing="1"/>
-        <w:rPr>
-          <w:rFonts w:ascii="Times New Roman" w:hAnsi="Times New Roman"/>
-        </w:rPr>
-      </w:pPr>
-      <w:proofErr w:type="spellStart"/>
-      <w:r>
-        <w:rPr>
-          <w:rFonts w:ascii="Courier New" w:hAnsi="Courier New" w:cs="Courier New"/>
-          <w:sz w:val="20"/>
-          <w:szCs w:val="20"/>
-        </w:rPr>
-        <w:t>frzk_lexem_datenmaske_lexem_funktionsklasse_weight</w:t>
-      </w:r>
-      <w:proofErr w:type="spellEnd"/>
-      <w:r>
-        <w:rPr>
-          <w:rFonts w:ascii="Times New Roman" w:hAnsi="Times New Roman"/>
-        </w:rPr>
-        <w:t>.</w:t>
-      </w:r>
-    </w:p>
-    <w:p>
-      <w:pPr>
-        <w:spacing w:before="100" w:beforeAutospacing="1" w:after="100" w:afterAutospacing="1"/>
-        <w:rPr>
-          <w:rFonts w:ascii="Times New Roman" w:hAnsi="Times New Roman"/>
-        </w:rPr>
-      </w:pPr>
-      <w:r>
-        <w:rPr>
-          <w:rFonts w:ascii="Times New Roman" w:hAnsi="Times New Roman"/>
-        </w:rPr>
-        <w:lastRenderedPageBreak/>
-        <w:t>Jeder Token-Datensatz enthält die Dimensionswerte:</w:t>
-      </w:r>
-    </w:p>
-    <w:p>
-      <w:pPr>
-        <w:numPr>
-          <w:ilvl w:val="0"/>
-          <w:numId w:val="38"/>
-        </w:numPr>
-        <w:spacing w:before="100" w:beforeAutospacing="1" w:after="100" w:afterAutospacing="1"/>
-        <w:rPr>
-          <w:rFonts w:ascii="Times New Roman" w:hAnsi="Times New Roman"/>
-        </w:rPr>
-      </w:pPr>
-      <w:proofErr w:type="spellStart"/>
-      <w:r>
-        <w:rPr>
-          <w:rFonts w:ascii="Times New Roman" w:hAnsi="Times New Roman"/>
-        </w:rPr>
-        <w:t>kognition</w:t>
-      </w:r>
-      <w:proofErr w:type="spellEnd"/>
-    </w:p>
-    <w:p>
-      <w:pPr>
-        <w:numPr>
-          <w:ilvl w:val="0"/>
-          <w:numId w:val="38"/>
-        </w:numPr>
-        <w:spacing w:before="100" w:beforeAutospacing="1" w:after="100" w:afterAutospacing="1"/>
-        <w:rPr>
-          <w:rFonts w:ascii="Times New Roman" w:hAnsi="Times New Roman"/>
-        </w:rPr>
-      </w:pPr>
-      <w:r>
-        <w:rPr>
-          <w:rFonts w:ascii="Times New Roman" w:hAnsi="Times New Roman"/>
-        </w:rPr>
-        <w:t>sozial</w:t>
-      </w:r>
-    </w:p>
-    <w:p>
-      <w:pPr>
-        <w:numPr>
-          <w:ilvl w:val="0"/>
-          <w:numId w:val="38"/>
-        </w:numPr>
-        <w:spacing w:before="100" w:beforeAutospacing="1" w:after="100" w:afterAutospacing="1"/>
-        <w:rPr>
-          <w:rFonts w:ascii="Times New Roman" w:hAnsi="Times New Roman"/>
-        </w:rPr>
-      </w:pPr>
-      <w:r>
-        <w:rPr>
-          <w:rFonts w:ascii="Times New Roman" w:hAnsi="Times New Roman"/>
-        </w:rPr>
-        <w:t>affektiv</w:t>
-      </w:r>
-    </w:p>
-    <w:p>
-      <w:pPr>
-        <w:numPr>
-          <w:ilvl w:val="0"/>
-          <w:numId w:val="38"/>
-        </w:numPr>
-        <w:spacing w:before="100" w:beforeAutospacing="1" w:after="100" w:afterAutospacing="1"/>
-        <w:rPr>
-          <w:rFonts w:ascii="Times New Roman" w:hAnsi="Times New Roman"/>
-        </w:rPr>
-      </w:pPr>
-      <w:proofErr w:type="spellStart"/>
-      <w:r>
-        <w:rPr>
-          <w:rFonts w:ascii="Times New Roman" w:hAnsi="Times New Roman"/>
-        </w:rPr>
-        <w:t>motivation</w:t>
-      </w:r>
-      <w:proofErr w:type="spellEnd"/>
-    </w:p>
-    <w:p>
-      <w:pPr>
-        <w:numPr>
-          <w:ilvl w:val="0"/>
-          <w:numId w:val="38"/>
-        </w:numPr>
-        <w:spacing w:before="100" w:beforeAutospacing="1" w:after="100" w:afterAutospacing="1"/>
-        <w:rPr>
-          <w:rFonts w:ascii="Times New Roman" w:hAnsi="Times New Roman"/>
-        </w:rPr>
-      </w:pPr>
-      <w:proofErr w:type="spellStart"/>
-      <w:r>
-        <w:rPr>
-          <w:rFonts w:ascii="Times New Roman" w:hAnsi="Times New Roman"/>
-        </w:rPr>
-        <w:t>methodik</w:t>
-      </w:r>
-      <w:proofErr w:type="spellEnd"/>
-    </w:p>
-    <w:p>
-      <w:pPr>
-        <w:numPr>
-          <w:ilvl w:val="0"/>
-          <w:numId w:val="38"/>
-        </w:numPr>
-        <w:spacing w:before="100" w:beforeAutospacing="1" w:after="100" w:afterAutospacing="1"/>
-        <w:rPr>
-          <w:rFonts w:ascii="Times New Roman" w:hAnsi="Times New Roman"/>
-        </w:rPr>
-      </w:pPr>
-      <w:proofErr w:type="spellStart"/>
-      <w:r>
-        <w:rPr>
-          <w:rFonts w:ascii="Times New Roman" w:hAnsi="Times New Roman"/>
-        </w:rPr>
-        <w:t>performanz</w:t>
-      </w:r>
-      <w:proofErr w:type="spellEnd"/>
-    </w:p>
-    <w:p>
-      <w:pPr>
-        <w:numPr>
-          <w:ilvl w:val="0"/>
-          <w:numId w:val="38"/>
-        </w:numPr>
-        <w:spacing w:before="100" w:beforeAutospacing="1" w:after="100" w:afterAutospacing="1"/>
-        <w:rPr>
-          <w:rFonts w:ascii="Times New Roman" w:hAnsi="Times New Roman"/>
-        </w:rPr>
-      </w:pPr>
-      <w:proofErr w:type="spellStart"/>
-      <w:r>
-        <w:rPr>
-          <w:rFonts w:ascii="Times New Roman" w:hAnsi="Times New Roman"/>
-        </w:rPr>
-        <w:t>regulation</w:t>
-      </w:r>
-      <w:proofErr w:type="spellEnd"/>
-    </w:p>
-    <w:p>
-      <w:pPr>
-        <w:spacing w:before="100" w:beforeAutospacing="1" w:after="100" w:afterAutospacing="1"/>
-        <w:rPr>
-          <w:rFonts w:ascii="Times New Roman" w:hAnsi="Times New Roman"/>
-        </w:rPr>
-      </w:pPr>
-      <w:r>
-        <w:rPr>
-          <w:rFonts w:ascii="Times New Roman" w:hAnsi="Times New Roman"/>
-        </w:rPr>
-        <w:t>Die vollständige Transformationskette lautet somit:</w:t>
-      </w:r>
-    </w:p>
-    <w:p>
-      <w:pPr>
-        <w:spacing w:after="0"/>
-        <w:rPr>
-          <w:rFonts w:ascii="Times New Roman" w:hAnsi="Times New Roman"/>
-        </w:rPr>
-      </w:pPr>
-      <w:r>
-        <w:rPr>
-          <w:rFonts w:ascii="Times New Roman" w:hAnsi="Times New Roman"/>
-        </w:rPr>
-        <w:t>Φ=</w:t>
-      </w:r>
-      <w:proofErr w:type="spellStart"/>
-      <w:r>
-        <w:rPr>
-          <w:rFonts w:ascii="Times New Roman" w:hAnsi="Times New Roman"/>
-        </w:rPr>
-        <w:t>ϕ</w:t>
-      </w:r>
-      <w:r>
-        <w:rPr>
-          <w:rFonts w:ascii="Cambria Math" w:hAnsi="Cambria Math" w:cs="Cambria Math"/>
-        </w:rPr>
-        <w:t>∘</w:t>
-      </w:r>
-      <w:r>
-        <w:rPr>
-          <w:rFonts w:ascii="Times New Roman" w:hAnsi="Times New Roman"/>
-        </w:rPr>
-        <w:t>F</w:t>
-      </w:r>
-      <w:proofErr w:type="spellEnd"/>
-      <w:r>
-        <w:rPr>
-          <w:rFonts w:ascii="Cambria Math" w:hAnsi="Cambria Math" w:cs="Cambria Math"/>
-        </w:rPr>
-        <w:t>∘</w:t>
-      </w:r>
-      <w:r>
-        <w:rPr>
-          <w:rFonts w:ascii="Times New Roman" w:hAnsi="Times New Roman"/>
-        </w:rPr>
-        <w:t>π</w:t>
-      </w:r>
-      <w:r>
-        <w:rPr>
-          <w:rFonts w:ascii="Cambria Math" w:hAnsi="Cambria Math" w:cs="Cambria Math"/>
-        </w:rPr>
-        <w:t>∘</w:t>
-      </w:r>
-      <w:proofErr w:type="spellStart"/>
-      <w:r>
-        <w:rPr>
-          <w:rFonts w:ascii="Times New Roman" w:hAnsi="Times New Roman"/>
-        </w:rPr>
-        <w:t>τ</w:t>
-      </w:r>
-      <w:r>
-        <w:rPr>
-          <w:rFonts w:ascii="Cambria Math" w:hAnsi="Cambria Math" w:cs="Cambria Math"/>
-        </w:rPr>
-        <w:t>∘</w:t>
-      </w:r>
-      <w:r>
-        <w:rPr>
-          <w:rFonts w:ascii="Times New Roman" w:hAnsi="Times New Roman"/>
-        </w:rPr>
-        <w:t>σ</w:t>
-      </w:r>
-      <w:proofErr w:type="spellEnd"/>
-      <w:r>
-        <w:rPr>
-          <w:rFonts w:ascii="Times New Roman" w:hAnsi="Times New Roman"/>
-        </w:rPr>
-        <w:t>\Phi = \</w:t>
-      </w:r>
-      <w:proofErr w:type="spellStart"/>
-      <w:r>
-        <w:rPr>
-          <w:rFonts w:ascii="Times New Roman" w:hAnsi="Times New Roman"/>
-        </w:rPr>
-        <w:t>phi</w:t>
-      </w:r>
-      <w:proofErr w:type="spellEnd"/>
-      <w:r>
-        <w:rPr>
-          <w:rFonts w:ascii="Times New Roman" w:hAnsi="Times New Roman"/>
-        </w:rPr>
-        <w:t xml:space="preserve"> \</w:t>
-      </w:r>
-      <w:proofErr w:type="spellStart"/>
-      <w:r>
-        <w:rPr>
-          <w:rFonts w:ascii="Times New Roman" w:hAnsi="Times New Roman"/>
-        </w:rPr>
-        <w:t>circ</w:t>
-      </w:r>
-      <w:proofErr w:type="spellEnd"/>
-      <w:r>
-        <w:rPr>
-          <w:rFonts w:ascii="Times New Roman" w:hAnsi="Times New Roman"/>
-        </w:rPr>
-        <w:t xml:space="preserve"> F \</w:t>
-      </w:r>
-      <w:proofErr w:type="spellStart"/>
-      <w:r>
-        <w:rPr>
-          <w:rFonts w:ascii="Times New Roman" w:hAnsi="Times New Roman"/>
-        </w:rPr>
-        <w:t>circ</w:t>
-      </w:r>
-      <w:proofErr w:type="spellEnd"/>
-      <w:r>
-        <w:rPr>
-          <w:rFonts w:ascii="Times New Roman" w:hAnsi="Times New Roman"/>
-        </w:rPr>
-        <w:t xml:space="preserve"> \</w:t>
-      </w:r>
-      <w:proofErr w:type="spellStart"/>
-      <w:r>
-        <w:rPr>
-          <w:rFonts w:ascii="Times New Roman" w:hAnsi="Times New Roman"/>
-        </w:rPr>
-        <w:t>pi</w:t>
-      </w:r>
-      <w:proofErr w:type="spellEnd"/>
-      <w:r>
-        <w:rPr>
-          <w:rFonts w:ascii="Times New Roman" w:hAnsi="Times New Roman"/>
-        </w:rPr>
-        <w:t xml:space="preserve"> \</w:t>
-      </w:r>
-      <w:proofErr w:type="spellStart"/>
-      <w:r>
-        <w:rPr>
-          <w:rFonts w:ascii="Times New Roman" w:hAnsi="Times New Roman"/>
-        </w:rPr>
-        <w:t>circ</w:t>
-      </w:r>
-      <w:proofErr w:type="spellEnd"/>
-      <w:r>
-        <w:rPr>
-          <w:rFonts w:ascii="Times New Roman" w:hAnsi="Times New Roman"/>
-        </w:rPr>
-        <w:t xml:space="preserve"> \tau \</w:t>
-      </w:r>
-      <w:proofErr w:type="spellStart"/>
-      <w:r>
-        <w:rPr>
-          <w:rFonts w:ascii="Times New Roman" w:hAnsi="Times New Roman"/>
-        </w:rPr>
-        <w:t>circ</w:t>
-      </w:r>
-      <w:proofErr w:type="spellEnd"/>
-      <w:r>
-        <w:rPr>
-          <w:rFonts w:ascii="Times New Roman" w:hAnsi="Times New Roman"/>
-        </w:rPr>
-        <w:t xml:space="preserve"> \</w:t>
-      </w:r>
-      <w:proofErr w:type="spellStart"/>
-      <w:r>
-        <w:rPr>
-          <w:rFonts w:ascii="Times New Roman" w:hAnsi="Times New Roman"/>
-        </w:rPr>
-        <w:t>sigmaΦ</w:t>
-      </w:r>
-      <w:proofErr w:type="spellEnd"/>
-      <w:r>
-        <w:rPr>
-          <w:rFonts w:ascii="Times New Roman" w:hAnsi="Times New Roman"/>
-        </w:rPr>
-        <w:t>=</w:t>
-      </w:r>
-      <w:proofErr w:type="spellStart"/>
-      <w:r>
-        <w:rPr>
-          <w:rFonts w:ascii="Times New Roman" w:hAnsi="Times New Roman"/>
-        </w:rPr>
-        <w:t>ϕ</w:t>
-      </w:r>
-      <w:r>
-        <w:rPr>
-          <w:rFonts w:ascii="Cambria Math" w:hAnsi="Cambria Math" w:cs="Cambria Math"/>
-        </w:rPr>
-        <w:t>∘</w:t>
-      </w:r>
-      <w:r>
-        <w:rPr>
-          <w:rFonts w:ascii="Times New Roman" w:hAnsi="Times New Roman"/>
-        </w:rPr>
-        <w:t>F</w:t>
-      </w:r>
-      <w:proofErr w:type="spellEnd"/>
-      <w:r>
-        <w:rPr>
-          <w:rFonts w:ascii="Cambria Math" w:hAnsi="Cambria Math" w:cs="Cambria Math"/>
-        </w:rPr>
-        <w:t>∘</w:t>
-      </w:r>
-      <w:r>
-        <w:rPr>
-          <w:rFonts w:ascii="Times New Roman" w:hAnsi="Times New Roman"/>
-        </w:rPr>
-        <w:t>π</w:t>
-      </w:r>
-      <w:r>
-        <w:rPr>
-          <w:rFonts w:ascii="Cambria Math" w:hAnsi="Cambria Math" w:cs="Cambria Math"/>
-        </w:rPr>
-        <w:t>∘</w:t>
-      </w:r>
-      <w:proofErr w:type="spellStart"/>
-      <w:r>
-        <w:rPr>
-          <w:rFonts w:ascii="Times New Roman" w:hAnsi="Times New Roman"/>
-        </w:rPr>
-        <w:t>τ</w:t>
-      </w:r>
-      <w:r>
-        <w:rPr>
-          <w:rFonts w:ascii="Cambria Math" w:hAnsi="Cambria Math" w:cs="Cambria Math"/>
-        </w:rPr>
-        <w:t>∘</w:t>
-      </w:r>
-      <w:r>
-        <w:rPr>
-          <w:rFonts w:ascii="Times New Roman" w:hAnsi="Times New Roman"/>
-        </w:rPr>
-        <w:t>σ</w:t>
-      </w:r>
-      <w:proofErr w:type="spellEnd"/>
-      <w:r>
-        <w:rPr>
-          <w:rFonts w:ascii="Times New Roman" w:hAnsi="Times New Roman"/>
-        </w:rPr>
-        <w:t xml:space="preserve"> </w:t>
-      </w:r>
-      <w:proofErr w:type="gramStart"/>
-      <w:r>
-        <w:rPr>
-          <w:rFonts w:ascii="Times New Roman" w:hAnsi="Times New Roman"/>
-        </w:rPr>
-        <w:t>Φ:mtr</w:t>
-      </w:r>
-      <w:proofErr w:type="gramEnd"/>
-      <w:r>
-        <w:rPr>
-          <w:rFonts w:ascii="Times New Roman" w:hAnsi="Times New Roman"/>
-        </w:rPr>
-        <w:t>_rueckkopplung_datenmaske→(R7)</w:t>
-      </w:r>
-      <w:r>
-        <w:rPr>
-          <w:rFonts w:ascii="Cambria Math" w:hAnsi="Cambria Math" w:cs="Cambria Math"/>
-        </w:rPr>
-        <w:t>∗</w:t>
-      </w:r>
-      <w:r>
-        <w:rPr>
-          <w:rFonts w:ascii="Times New Roman" w:hAnsi="Times New Roman"/>
-        </w:rPr>
-        <w:t>\Phi : \</w:t>
-      </w:r>
-      <w:proofErr w:type="spellStart"/>
-      <w:r>
-        <w:rPr>
-          <w:rFonts w:ascii="Times New Roman" w:hAnsi="Times New Roman"/>
-        </w:rPr>
-        <w:t>text</w:t>
-      </w:r>
-      <w:proofErr w:type="spellEnd"/>
-      <w:r>
-        <w:rPr>
-          <w:rFonts w:ascii="Times New Roman" w:hAnsi="Times New Roman"/>
-        </w:rPr>
-        <w:t>{</w:t>
-      </w:r>
-      <w:proofErr w:type="spellStart"/>
-      <w:r>
-        <w:rPr>
-          <w:rFonts w:ascii="Times New Roman" w:hAnsi="Times New Roman"/>
-        </w:rPr>
-        <w:t>mtr</w:t>
-      </w:r>
-      <w:proofErr w:type="spellEnd"/>
-      <w:r>
-        <w:rPr>
-          <w:rFonts w:ascii="Times New Roman" w:hAnsi="Times New Roman"/>
-        </w:rPr>
-        <w:t>\_</w:t>
-      </w:r>
-      <w:proofErr w:type="spellStart"/>
-      <w:r>
-        <w:rPr>
-          <w:rFonts w:ascii="Times New Roman" w:hAnsi="Times New Roman"/>
-        </w:rPr>
-        <w:t>rueckkopplung</w:t>
-      </w:r>
-      <w:proofErr w:type="spellEnd"/>
-      <w:r>
-        <w:rPr>
-          <w:rFonts w:ascii="Times New Roman" w:hAnsi="Times New Roman"/>
-        </w:rPr>
-        <w:t>\_</w:t>
-      </w:r>
-      <w:proofErr w:type="spellStart"/>
-      <w:r>
-        <w:rPr>
-          <w:rFonts w:ascii="Times New Roman" w:hAnsi="Times New Roman"/>
-        </w:rPr>
-        <w:t>datenmaske</w:t>
-      </w:r>
-      <w:proofErr w:type="spellEnd"/>
-      <w:r>
-        <w:rPr>
-          <w:rFonts w:ascii="Times New Roman" w:hAnsi="Times New Roman"/>
-        </w:rPr>
-        <w:t>} \</w:t>
-      </w:r>
-      <w:proofErr w:type="spellStart"/>
-      <w:r>
-        <w:rPr>
-          <w:rFonts w:ascii="Times New Roman" w:hAnsi="Times New Roman"/>
-        </w:rPr>
-        <w:t>rightarrow</w:t>
-      </w:r>
-      <w:proofErr w:type="spellEnd"/>
-      <w:r>
-        <w:rPr>
-          <w:rFonts w:ascii="Times New Roman" w:hAnsi="Times New Roman"/>
-        </w:rPr>
-        <w:t xml:space="preserve"> (\</w:t>
-      </w:r>
-      <w:proofErr w:type="spellStart"/>
-      <w:r>
-        <w:rPr>
-          <w:rFonts w:ascii="Times New Roman" w:hAnsi="Times New Roman"/>
-        </w:rPr>
-        <w:t>mathbb</w:t>
-      </w:r>
-      <w:proofErr w:type="spellEnd"/>
-      <w:r>
-        <w:rPr>
-          <w:rFonts w:ascii="Times New Roman" w:hAnsi="Times New Roman"/>
-        </w:rPr>
-        <w:t>{R}^7)^*</w:t>
-      </w:r>
-      <w:proofErr w:type="spellStart"/>
-      <w:r>
-        <w:rPr>
-          <w:rFonts w:ascii="Times New Roman" w:hAnsi="Times New Roman"/>
-        </w:rPr>
-        <w:t>Φ:mtr_rueckkopplung_datenmaske</w:t>
-      </w:r>
-      <w:proofErr w:type="spellEnd"/>
-      <w:r>
-        <w:rPr>
-          <w:rFonts w:ascii="Times New Roman" w:hAnsi="Times New Roman"/>
-        </w:rPr>
-        <w:t>→(R7)</w:t>
-      </w:r>
-      <w:r>
-        <w:rPr>
-          <w:rFonts w:ascii="Cambria Math" w:hAnsi="Cambria Math" w:cs="Cambria Math"/>
-        </w:rPr>
-        <w:t>∗</w:t>
-      </w:r>
-      <w:r>
-        <w:rPr>
-          <w:rFonts w:ascii="Times New Roman" w:hAnsi="Times New Roman"/>
-        </w:rPr>
-        <w:t xml:space="preserve"> </w:t>
-      </w:r>
-    </w:p>
-    <w:p>
-      <w:pPr>
-        <w:spacing w:before="100" w:beforeAutospacing="1" w:after="100" w:afterAutospacing="1"/>
-        <w:rPr>
-          <w:rFonts w:ascii="Times New Roman" w:hAnsi="Times New Roman"/>
-        </w:rPr>
-      </w:pPr>
-      <w:r>
-        <w:rPr>
-          <w:rFonts w:ascii="Times New Roman" w:hAnsi="Times New Roman"/>
-        </w:rPr>
-        <w:t>Damit wird Freitext deterministisch in eine Folge siebendimensionaler Bedeutungsvektoren überführt.</w:t>
-      </w:r>
-    </w:p>
-    <w:p>
-      <w:pPr>
-        <w:spacing w:after="0"/>
-        <w:rPr>
-          <w:rFonts w:ascii="Times New Roman" w:hAnsi="Times New Roman"/>
-        </w:rPr>
-      </w:pPr>
-      <w:r>
-        <w:rPr>
-          <w:rFonts w:ascii="Times New Roman" w:hAnsi="Times New Roman"/>
-        </w:rPr>
-        <w:pict w14:anchorId="52D40EF7">
-          <v:rect id="_x0000_i1030" style="width:0;height:1.5pt" o:hralign="center" o:hrstd="t" o:hr="t" fillcolor="#a0a0a0" stroked="f"/>
-        </w:pict>
-      </w:r>
-    </w:p>
-    <w:p>
-      <w:pPr>
-        <w:spacing w:before="100" w:beforeAutospacing="1" w:after="100" w:afterAutospacing="1"/>
-        <w:outlineLvl w:val="0"/>
         <w:rPr>
           <w:rFonts w:ascii="Times New Roman" w:hAnsi="Times New Roman"/>
           <w:b/>
@@ -4642,7 +4633,8 @@
           <w:sz w:val="48"/>
           <w:szCs w:val="48"/>
         </w:rPr>
-      </w:pPr>
+        <w:t>7</w:t>
+      </w:r>
       <w:r>
         <w:rPr>
           <w:rFonts w:ascii="Times New Roman" w:hAnsi="Times New Roman"/>
@@ -4652,28 +4644,6 @@
           <w:sz w:val="48"/>
           <w:szCs w:val="48"/>
         </w:rPr>
-        <w:t>6.x.</w:t>
-      </w:r>
-      <w:r>
-        <w:rPr>
-          <w:rFonts w:ascii="Times New Roman" w:hAnsi="Times New Roman"/>
-          <w:b/>
-          <w:bCs/>
-          <w:kern w:val="36"/>
-          <w:sz w:val="48"/>
-          <w:szCs w:val="48"/>
-        </w:rPr>
-        <w:t>7</w:t>
-      </w:r>
-      <w:r>
-        <w:rPr>
-          <w:rFonts w:ascii="Times New Roman" w:hAnsi="Times New Roman"/>
-          <w:b/>
-          <w:bCs/>
-          <w:kern w:val="36"/>
-          <w:sz w:val="48"/>
-          <w:szCs w:val="48"/>
-        </w:rPr>
         <w:t xml:space="preserve"> Abgrenzung gegenüber klassischen NLP-Pipelines</w:t>
       </w:r>
     </w:p>
@@ -4979,7 +4949,6 @@
         <w:rPr>
           <w:rFonts w:ascii="Times New Roman" w:hAnsi="Times New Roman"/>
         </w:rPr>
-        <w:lastRenderedPageBreak/>
         <w:t>Stattdessen:</w:t>
       </w:r>
     </w:p>
@@ -4998,6 +4967,7 @@
         <w:rPr>
           <w:rFonts w:ascii="Times New Roman" w:hAnsi="Times New Roman"/>
         </w:rPr>
+        <w:lastRenderedPageBreak/>
         <w:t>7 explizit benannte Dimensionen,</w:t>
       </w:r>
     </w:p>
@@ -6194,7 +6164,6 @@
         <w:rPr>
           <w:rFonts w:ascii="Times New Roman" w:hAnsi="Times New Roman"/>
         </w:rPr>
-        <w:lastRenderedPageBreak/>
         <w:t xml:space="preserve">Bloom, B. S. (1956). </w:t>
       </w:r>
       <w:proofErr w:type="spellStart"/>
@@ -6352,6 +6321,7 @@
         <w:rPr>
           <w:rFonts w:ascii="Times New Roman" w:hAnsi="Times New Roman"/>
         </w:rPr>
+        <w:lastRenderedPageBreak/>
         <w:t>Boekaerts</w:t>
       </w:r>
       <w:proofErr w:type="spellEnd"/>
